--- a/_tables/tbl-module-content.docx
+++ b/_tables/tbl-module-content.docx
@@ -1059,11 +1059,12 @@
       <w:pPr>
         <w:pStyle w:val="FirstParagraph"/>
       </w:pPr>
-      <w:r>
-        <w:t xml:space="preserve"/>
-      </w:r>
     </w:p>
-    <w:sectPr/>
+    <w:sectPr>
+      <w:footnotePr>
+        <w:numRestart w:val="eachSect"/>
+      </w:footnotePr>
+    </w:sectPr>
   </w:body>
 </w:document>
 </file>
@@ -1094,14 +1095,14 @@
 <file path=word/numbering.xml><?xml version="1.0" encoding="utf-8"?>
 <w:numbering xmlns:w="http://schemas.openxmlformats.org/wordprocessingml/2006/main">
   <w:abstractNum w:abstractNumId="990">
-    <w:nsid w:val="A990"/>
+    <w:nsid w:val="0000A990"/>
     <w:multiLevelType w:val="multilevel"/>
     <w:lvl w:ilvl="0">
       <w:numFmt w:val="bullet"/>
       <w:lvlText w:val=" "/>
       <w:lvlJc w:val="left"/>
       <w:pPr>
-        <w:ind w:left="720" w:hanging="480"/>
+        <w:ind w:left="720" w:hanging="360"/>
       </w:pPr>
     </w:lvl>
     <w:lvl w:ilvl="1">
@@ -1109,7 +1110,7 @@
       <w:lvlText w:val=" "/>
       <w:lvlJc w:val="left"/>
       <w:pPr>
-        <w:ind w:left="1440" w:hanging="480"/>
+        <w:ind w:left="1440" w:hanging="360"/>
       </w:pPr>
     </w:lvl>
     <w:lvl w:ilvl="2">
@@ -1117,7 +1118,7 @@
       <w:lvlText w:val=" "/>
       <w:lvlJc w:val="left"/>
       <w:pPr>
-        <w:ind w:left="2160" w:hanging="480"/>
+        <w:ind w:left="2160" w:hanging="360"/>
       </w:pPr>
     </w:lvl>
     <w:lvl w:ilvl="3">
@@ -1125,7 +1126,7 @@
       <w:lvlText w:val=" "/>
       <w:lvlJc w:val="left"/>
       <w:pPr>
-        <w:ind w:left="2880" w:hanging="480"/>
+        <w:ind w:left="2880" w:hanging="360"/>
       </w:pPr>
     </w:lvl>
     <w:lvl w:ilvl="4">
@@ -1133,7 +1134,7 @@
       <w:lvlText w:val=" "/>
       <w:lvlJc w:val="left"/>
       <w:pPr>
-        <w:ind w:left="3600" w:hanging="480"/>
+        <w:ind w:left="3600" w:hanging="360"/>
       </w:pPr>
     </w:lvl>
     <w:lvl w:ilvl="5">
@@ -1141,7 +1142,7 @@
       <w:lvlText w:val=" "/>
       <w:lvlJc w:val="left"/>
       <w:pPr>
-        <w:ind w:left="4320" w:hanging="480"/>
+        <w:ind w:left="4320" w:hanging="360"/>
       </w:pPr>
     </w:lvl>
     <w:lvl w:ilvl="6">
@@ -1149,7 +1150,7 @@
       <w:lvlText w:val=" "/>
       <w:lvlJc w:val="left"/>
       <w:pPr>
-        <w:ind w:left="5040" w:hanging="480"/>
+        <w:ind w:left="5040" w:hanging="360"/>
       </w:pPr>
     </w:lvl>
     <w:lvl w:ilvl="7">
@@ -1157,7 +1158,7 @@
       <w:lvlText w:val=" "/>
       <w:lvlJc w:val="left"/>
       <w:pPr>
-        <w:ind w:left="5760" w:hanging="480"/>
+        <w:ind w:left="5760" w:hanging="360"/>
       </w:pPr>
     </w:lvl>
     <w:lvl w:ilvl="8">
@@ -1165,7 +1166,7 @@
       <w:lvlText w:val=" "/>
       <w:lvlJc w:val="left"/>
       <w:pPr>
-        <w:ind w:left="6480" w:hanging="480"/>
+        <w:ind w:left="6480" w:hanging="360"/>
       </w:pPr>
     </w:lvl>
   </w:abstractNum>
@@ -1201,10 +1202,10 @@
     <w:name w:val="Body Text"/>
     <w:basedOn w:val="Normal"/>
     <w:link w:val="BodyTextChar"/>
+    <w:qFormat/>
     <w:pPr>
       <w:spacing w:after="180" w:before="180"/>
     </w:pPr>
-    <w:qFormat/>
   </w:style>
   <w:style w:customStyle="1" w:styleId="FirstParagraph" w:type="paragraph">
     <w:name w:val="First Paragraph"/>
@@ -1224,57 +1225,94 @@
     <w:name w:val="Title"/>
     <w:basedOn w:val="Normal"/>
     <w:next w:val="BodyText"/>
-    <w:qFormat/>
-    <w:pPr>
-      <w:keepNext/>
-      <w:keepLines/>
-      <w:spacing w:after="240" w:before="480"/>
+    <w:link w:val="TitleChar"/>
+    <w:uiPriority w:val="10"/>
+    <w:qFormat/>
+    <w:rsid w:val="00A10FD9"/>
+    <w:pPr>
+      <w:spacing w:after="80" w:line="240" w:lineRule="auto"/>
+      <w:contextualSpacing/>
       <w:jc w:val="center"/>
     </w:pPr>
     <w:rPr>
       <w:rFonts w:asciiTheme="majorHAnsi" w:cstheme="majorBidi" w:eastAsiaTheme="majorEastAsia" w:hAnsiTheme="majorHAnsi"/>
-      <w:b/>
-      <w:bCs/>
-      <w:color w:themeColor="accent1" w:themeShade="B5" w:val="345A8A"/>
-      <w:sz w:val="36"/>
-      <w:szCs w:val="36"/>
+      <w:sz w:val="56"/>
+      <w:szCs w:val="56"/>
+    </w:rPr>
+  </w:style>
+  <w:style w:customStyle="1" w:styleId="TitleChar" w:type="character">
+    <w:name w:val="Title Char"/>
+    <w:basedOn w:val="DefaultParagraphFont"/>
+    <w:link w:val="Title"/>
+    <w:uiPriority w:val="10"/>
+    <w:rsid w:val="00A10FD9"/>
+    <w:rPr>
+      <w:rFonts w:asciiTheme="majorHAnsi" w:cstheme="majorBidi" w:eastAsiaTheme="majorEastAsia" w:hAnsiTheme="majorHAnsi"/>
+      <w:sz w:val="56"/>
+      <w:szCs w:val="56"/>
     </w:rPr>
   </w:style>
   <w:style w:styleId="Subtitle" w:type="paragraph">
     <w:name w:val="Subtitle"/>
     <w:basedOn w:val="Title"/>
     <w:next w:val="BodyText"/>
+    <w:link w:val="SubtitleChar"/>
+    <w:uiPriority w:val="11"/>
+    <w:qFormat/>
+    <w:rsid w:val="00A10FD9"/>
+    <w:pPr>
+      <w:numPr>
+        <w:ilvl w:val="1"/>
+      </w:numPr>
+    </w:pPr>
+    <w:rPr>
+      <w:rFonts w:cstheme="majorBidi" w:eastAsiaTheme="majorEastAsia"/>
+      <w:spacing w:val="15"/>
+      <w:sz w:val="28"/>
+      <w:szCs w:val="28"/>
+    </w:rPr>
+  </w:style>
+  <w:style w:customStyle="1" w:styleId="SubtitleChar" w:type="character">
+    <w:name w:val="Subtitle Char"/>
+    <w:basedOn w:val="DefaultParagraphFont"/>
+    <w:link w:val="Subtitle"/>
+    <w:uiPriority w:val="11"/>
+    <w:rsid w:val="00A10FD9"/>
+    <w:rPr>
+      <w:rFonts w:cstheme="majorBidi" w:eastAsiaTheme="majorEastAsia"/>
+      <w:color w:themeColor="text1" w:themeTint="A6" w:val="595959"/>
+      <w:spacing w:val="15"/>
+      <w:sz w:val="28"/>
+      <w:szCs w:val="28"/>
+    </w:rPr>
+  </w:style>
+  <w:style w:customStyle="1" w:styleId="Author" w:type="paragraph">
+    <w:name w:val="Author"/>
+    <w:basedOn w:val="Title"/>
+    <w:next w:val="BodyText"/>
     <w:qFormat/>
     <w:pPr>
       <w:keepNext/>
       <w:keepLines/>
-      <w:spacing w:after="240" w:before="240"/>
-      <w:jc w:val="center"/>
-    </w:pPr>
-    <w:rPr>
-      <w:sz w:val="30"/>
-      <w:szCs w:val="30"/>
-    </w:rPr>
-  </w:style>
-  <w:style w:customStyle="1" w:styleId="Author" w:type="paragraph">
-    <w:name w:val="Author"/>
+    </w:pPr>
+    <w:rPr>
+      <w:sz w:val="24"/>
+      <w:szCs w:val="24"/>
+    </w:rPr>
+  </w:style>
+  <w:style w:styleId="Date" w:type="paragraph">
+    <w:name w:val="Date"/>
+    <w:basedOn w:val="Title"/>
     <w:next w:val="BodyText"/>
     <w:qFormat/>
     <w:pPr>
       <w:keepNext/>
       <w:keepLines/>
-      <w:jc w:val="center"/>
-    </w:pPr>
-  </w:style>
-  <w:style w:styleId="Date" w:type="paragraph">
-    <w:name w:val="Date"/>
-    <w:next w:val="BodyText"/>
-    <w:qFormat/>
-    <w:pPr>
-      <w:keepNext/>
-      <w:keepLines/>
-      <w:jc w:val="center"/>
-    </w:pPr>
+    </w:pPr>
+    <w:rPr>
+      <w:sz w:val="24"/>
+      <w:szCs w:val="24"/>
+    </w:rPr>
   </w:style>
   <w:style w:customStyle="1" w:styleId="AbstractTitle" w:type="paragraph">
     <w:name w:val="Abstract Title"/>
@@ -1284,15 +1322,13 @@
     <w:pPr>
       <w:keepNext/>
       <w:keepLines/>
+      <w:spacing w:after="0" w:before="300"/>
       <w:jc w:val="center"/>
-      <w:spacing w:after="0" w:before="300"/>
-    </w:pPr>
-    <w:rPr>
+    </w:pPr>
+    <w:rPr>
+      <w:b/>
       <w:sz w:val="20"/>
       <w:szCs w:val="20"/>
-      <w:b/>
-      <w:color w:val="345A8A"/>
-      &gt;
     </w:rPr>
   </w:style>
   <w:style w:customStyle="1" w:styleId="Abstract" w:type="paragraph">
@@ -1319,191 +1355,321 @@
     <w:rPr/>
   </w:style>
   <w:style w:styleId="Heading1" w:type="paragraph">
-    <w:name w:val="Heading 1"/>
+    <w:name w:val="heading 1"/>
     <w:basedOn w:val="Normal"/>
     <w:next w:val="BodyText"/>
+    <w:link w:val="Heading1Char"/>
     <w:uiPriority w:val="9"/>
     <w:qFormat/>
+    <w:rsid w:val="00A10FD9"/>
     <w:pPr>
       <w:keepNext/>
       <w:keepLines/>
-      <w:spacing w:after="0" w:before="480"/>
+      <w:spacing w:after="80" w:before="360"/>
       <w:outlineLvl w:val="0"/>
     </w:pPr>
     <w:rPr>
       <w:rFonts w:asciiTheme="majorHAnsi" w:cstheme="majorBidi" w:eastAsiaTheme="majorEastAsia" w:hAnsiTheme="majorHAnsi"/>
-      <w:b/>
-      <w:bCs/>
-      <w:color w:themeColor="accent1" w:val="4F81BD"/>
+      <w:color w:themeColor="accent1" w:themeShade="BF" w:val="0F4761"/>
+      <w:sz w:val="40"/>
+      <w:szCs w:val="40"/>
+    </w:rPr>
+  </w:style>
+  <w:style w:styleId="Heading2" w:type="paragraph">
+    <w:name w:val="heading 2"/>
+    <w:basedOn w:val="Normal"/>
+    <w:next w:val="BodyText"/>
+    <w:link w:val="Heading2Char"/>
+    <w:uiPriority w:val="9"/>
+    <w:semiHidden/>
+    <w:unhideWhenUsed/>
+    <w:qFormat/>
+    <w:rsid w:val="00A10FD9"/>
+    <w:pPr>
+      <w:keepNext/>
+      <w:keepLines/>
+      <w:spacing w:after="80" w:before="160"/>
+      <w:outlineLvl w:val="1"/>
+    </w:pPr>
+    <w:rPr>
+      <w:rFonts w:asciiTheme="majorHAnsi" w:cstheme="majorBidi" w:eastAsiaTheme="majorEastAsia" w:hAnsiTheme="majorHAnsi"/>
+      <w:color w:themeColor="accent1" w:themeShade="BF" w:val="0F4761"/>
       <w:sz w:val="32"/>
       <w:szCs w:val="32"/>
     </w:rPr>
   </w:style>
-  <w:style w:styleId="Heading2" w:type="paragraph">
-    <w:name w:val="Heading 2"/>
+  <w:style w:styleId="Heading3" w:type="paragraph">
+    <w:name w:val="heading 3"/>
     <w:basedOn w:val="Normal"/>
     <w:next w:val="BodyText"/>
+    <w:link w:val="Heading3Char"/>
     <w:uiPriority w:val="9"/>
+    <w:semiHidden/>
     <w:unhideWhenUsed/>
     <w:qFormat/>
+    <w:rsid w:val="00A10FD9"/>
     <w:pPr>
       <w:keepNext/>
       <w:keepLines/>
-      <w:spacing w:after="0" w:before="200"/>
-      <w:outlineLvl w:val="1"/>
-    </w:pPr>
-    <w:rPr>
-      <w:rFonts w:asciiTheme="majorHAnsi" w:cstheme="majorBidi" w:eastAsiaTheme="majorEastAsia" w:hAnsiTheme="majorHAnsi"/>
-      <w:b/>
-      <w:bCs/>
-      <w:color w:themeColor="accent1" w:val="4F81BD"/>
+      <w:spacing w:after="80" w:before="160"/>
+      <w:outlineLvl w:val="2"/>
+    </w:pPr>
+    <w:rPr>
+      <w:rFonts w:cstheme="majorBidi" w:eastAsiaTheme="majorEastAsia"/>
+      <w:color w:themeColor="accent1" w:themeShade="BF" w:val="0F4761"/>
       <w:sz w:val="28"/>
       <w:szCs w:val="28"/>
     </w:rPr>
   </w:style>
-  <w:style w:styleId="Heading3" w:type="paragraph">
-    <w:name w:val="Heading 3"/>
+  <w:style w:styleId="Heading4" w:type="paragraph">
+    <w:name w:val="heading 4"/>
     <w:basedOn w:val="Normal"/>
     <w:next w:val="BodyText"/>
+    <w:link w:val="Heading4Char"/>
     <w:uiPriority w:val="9"/>
+    <w:semiHidden/>
     <w:unhideWhenUsed/>
     <w:qFormat/>
+    <w:rsid w:val="00A10FD9"/>
     <w:pPr>
       <w:keepNext/>
       <w:keepLines/>
-      <w:spacing w:after="0" w:before="200"/>
-      <w:outlineLvl w:val="2"/>
-    </w:pPr>
-    <w:rPr>
-      <w:rFonts w:asciiTheme="majorHAnsi" w:cstheme="majorBidi" w:eastAsiaTheme="majorEastAsia" w:hAnsiTheme="majorHAnsi"/>
-      <w:b/>
-      <w:bCs/>
-      <w:color w:themeColor="accent1" w:val="4F81BD"/>
-      <w:sz w:val="24"/>
-      <w:szCs w:val="24"/>
-    </w:rPr>
-  </w:style>
-  <w:style w:styleId="Heading4" w:type="paragraph">
-    <w:name w:val="Heading 4"/>
+      <w:spacing w:after="40" w:before="80"/>
+      <w:outlineLvl w:val="3"/>
+    </w:pPr>
+    <w:rPr>
+      <w:rFonts w:cstheme="majorBidi" w:eastAsiaTheme="majorEastAsia"/>
+      <w:i/>
+      <w:iCs/>
+      <w:color w:themeColor="accent1" w:themeShade="BF" w:val="0F4761"/>
+    </w:rPr>
+  </w:style>
+  <w:style w:styleId="Heading5" w:type="paragraph">
+    <w:name w:val="heading 5"/>
     <w:basedOn w:val="Normal"/>
     <w:next w:val="BodyText"/>
+    <w:link w:val="Heading5Char"/>
     <w:uiPriority w:val="9"/>
+    <w:semiHidden/>
     <w:unhideWhenUsed/>
     <w:qFormat/>
+    <w:rsid w:val="00A10FD9"/>
     <w:pPr>
       <w:keepNext/>
       <w:keepLines/>
-      <w:spacing w:after="0" w:before="200"/>
-      <w:outlineLvl w:val="3"/>
-    </w:pPr>
-    <w:rPr>
-      <w:rFonts w:asciiTheme="majorHAnsi" w:cstheme="majorBidi" w:eastAsiaTheme="majorEastAsia" w:hAnsiTheme="majorHAnsi"/>
-      <w:i/>
-      <w:bCs/>
-      <w:color w:themeColor="accent1" w:val="4F81BD"/>
-      <w:sz w:val="24"/>
-      <w:szCs w:val="24"/>
-    </w:rPr>
-  </w:style>
-  <w:style w:styleId="Heading5" w:type="paragraph">
-    <w:name w:val="Heading 5"/>
+      <w:spacing w:after="40" w:before="80"/>
+      <w:outlineLvl w:val="4"/>
+    </w:pPr>
+    <w:rPr>
+      <w:rFonts w:cstheme="majorBidi" w:eastAsiaTheme="majorEastAsia"/>
+      <w:color w:themeColor="accent1" w:themeShade="BF" w:val="0F4761"/>
+    </w:rPr>
+  </w:style>
+  <w:style w:styleId="Heading6" w:type="paragraph">
+    <w:name w:val="heading 6"/>
     <w:basedOn w:val="Normal"/>
     <w:next w:val="BodyText"/>
+    <w:link w:val="Heading6Char"/>
     <w:uiPriority w:val="9"/>
+    <w:semiHidden/>
     <w:unhideWhenUsed/>
     <w:qFormat/>
+    <w:rsid w:val="00A10FD9"/>
     <w:pPr>
       <w:keepNext/>
       <w:keepLines/>
-      <w:spacing w:after="0" w:before="200"/>
-      <w:outlineLvl w:val="4"/>
-    </w:pPr>
-    <w:rPr>
-      <w:rFonts w:asciiTheme="majorHAnsi" w:cstheme="majorBidi" w:eastAsiaTheme="majorEastAsia" w:hAnsiTheme="majorHAnsi"/>
+      <w:spacing w:after="0" w:before="40"/>
+      <w:outlineLvl w:val="5"/>
+    </w:pPr>
+    <w:rPr>
+      <w:rFonts w:cstheme="majorBidi" w:eastAsiaTheme="majorEastAsia"/>
+      <w:i/>
       <w:iCs/>
-      <w:color w:themeColor="accent1" w:val="4F81BD"/>
-      <w:sz w:val="24"/>
-      <w:szCs w:val="24"/>
-    </w:rPr>
-  </w:style>
-  <w:style w:styleId="Heading6" w:type="paragraph">
-    <w:name w:val="Heading 6"/>
+      <w:color w:themeColor="text1" w:themeTint="A6" w:val="595959"/>
+    </w:rPr>
+  </w:style>
+  <w:style w:styleId="Heading7" w:type="paragraph">
+    <w:name w:val="heading 7"/>
     <w:basedOn w:val="Normal"/>
     <w:next w:val="BodyText"/>
+    <w:link w:val="Heading7Char"/>
     <w:uiPriority w:val="9"/>
+    <w:semiHidden/>
     <w:unhideWhenUsed/>
     <w:qFormat/>
+    <w:rsid w:val="00A10FD9"/>
     <w:pPr>
       <w:keepNext/>
       <w:keepLines/>
-      <w:spacing w:after="0" w:before="200"/>
-      <w:outlineLvl w:val="5"/>
-    </w:pPr>
-    <w:rPr>
-      <w:rFonts w:asciiTheme="majorHAnsi" w:cstheme="majorBidi" w:eastAsiaTheme="majorEastAsia" w:hAnsiTheme="majorHAnsi"/>
-      <w:color w:themeColor="accent1" w:val="4F81BD"/>
-      <w:sz w:val="24"/>
-      <w:szCs w:val="24"/>
-    </w:rPr>
-  </w:style>
-  <w:style w:styleId="Heading7" w:type="paragraph">
-    <w:name w:val="Heading 7"/>
+      <w:spacing w:after="0" w:before="40"/>
+      <w:outlineLvl w:val="6"/>
+    </w:pPr>
+    <w:rPr>
+      <w:rFonts w:cstheme="majorBidi" w:eastAsiaTheme="majorEastAsia"/>
+      <w:color w:themeColor="text1" w:themeTint="A6" w:val="595959"/>
+    </w:rPr>
+  </w:style>
+  <w:style w:styleId="Heading8" w:type="paragraph">
+    <w:name w:val="heading 8"/>
     <w:basedOn w:val="Normal"/>
     <w:next w:val="BodyText"/>
+    <w:link w:val="Heading8Char"/>
     <w:uiPriority w:val="9"/>
+    <w:semiHidden/>
     <w:unhideWhenUsed/>
     <w:qFormat/>
+    <w:rsid w:val="00A10FD9"/>
     <w:pPr>
       <w:keepNext/>
       <w:keepLines/>
-      <w:spacing w:after="0" w:before="200"/>
-      <w:outlineLvl w:val="6"/>
-    </w:pPr>
-    <w:rPr>
-      <w:rFonts w:asciiTheme="majorHAnsi" w:cstheme="majorBidi" w:eastAsiaTheme="majorEastAsia" w:hAnsiTheme="majorHAnsi"/>
-      <w:color w:themeColor="accent1" w:val="4F81BD"/>
-      <w:sz w:val="24"/>
-      <w:szCs w:val="24"/>
-    </w:rPr>
-  </w:style>
-  <w:style w:styleId="Heading8" w:type="paragraph">
-    <w:name w:val="Heading 8"/>
+      <w:spacing w:after="0"/>
+      <w:outlineLvl w:val="7"/>
+    </w:pPr>
+    <w:rPr>
+      <w:rFonts w:cstheme="majorBidi" w:eastAsiaTheme="majorEastAsia"/>
+      <w:i/>
+      <w:iCs/>
+      <w:color w:themeColor="text1" w:themeTint="D8" w:val="272727"/>
+    </w:rPr>
+  </w:style>
+  <w:style w:styleId="Heading9" w:type="paragraph">
+    <w:name w:val="heading 9"/>
     <w:basedOn w:val="Normal"/>
     <w:next w:val="BodyText"/>
+    <w:link w:val="Heading9Char"/>
     <w:uiPriority w:val="9"/>
+    <w:semiHidden/>
     <w:unhideWhenUsed/>
     <w:qFormat/>
+    <w:rsid w:val="00A10FD9"/>
     <w:pPr>
       <w:keepNext/>
       <w:keepLines/>
-      <w:spacing w:after="0" w:before="200"/>
-      <w:outlineLvl w:val="7"/>
-    </w:pPr>
+      <w:spacing w:after="0"/>
+      <w:outlineLvl w:val="8"/>
+    </w:pPr>
+    <w:rPr>
+      <w:rFonts w:cstheme="majorBidi" w:eastAsiaTheme="majorEastAsia"/>
+      <w:color w:themeColor="text1" w:themeTint="D8" w:val="272727"/>
+    </w:rPr>
+  </w:style>
+  <w:style w:customStyle="1" w:styleId="Heading1Char" w:type="character">
+    <w:name w:val="Heading 1 Char"/>
+    <w:basedOn w:val="DefaultParagraphFont"/>
+    <w:link w:val="Heading1"/>
+    <w:uiPriority w:val="9"/>
+    <w:rsid w:val="00A10FD9"/>
     <w:rPr>
       <w:rFonts w:asciiTheme="majorHAnsi" w:cstheme="majorBidi" w:eastAsiaTheme="majorEastAsia" w:hAnsiTheme="majorHAnsi"/>
-      <w:color w:themeColor="accent1" w:val="4F81BD"/>
-      <w:sz w:val="24"/>
-      <w:szCs w:val="24"/>
-    </w:rPr>
-  </w:style>
-  <w:style w:styleId="Heading9" w:type="paragraph">
-    <w:name w:val="Heading 9"/>
-    <w:basedOn w:val="Normal"/>
-    <w:next w:val="BodyText"/>
+      <w:color w:themeColor="accent1" w:themeShade="BF" w:val="0F4761"/>
+      <w:sz w:val="40"/>
+      <w:szCs w:val="40"/>
+    </w:rPr>
+  </w:style>
+  <w:style w:customStyle="1" w:styleId="Heading2Char" w:type="character">
+    <w:name w:val="Heading 2 Char"/>
+    <w:basedOn w:val="DefaultParagraphFont"/>
+    <w:link w:val="Heading2"/>
     <w:uiPriority w:val="9"/>
-    <w:unhideWhenUsed/>
-    <w:qFormat/>
-    <w:pPr>
-      <w:keepNext/>
-      <w:keepLines/>
-      <w:spacing w:after="0" w:before="200"/>
-      <w:outlineLvl w:val="8"/>
-    </w:pPr>
+    <w:semiHidden/>
+    <w:rsid w:val="00A10FD9"/>
     <w:rPr>
       <w:rFonts w:asciiTheme="majorHAnsi" w:cstheme="majorBidi" w:eastAsiaTheme="majorEastAsia" w:hAnsiTheme="majorHAnsi"/>
-      <w:color w:themeColor="accent1" w:val="4F81BD"/>
-      <w:sz w:val="24"/>
-      <w:szCs w:val="24"/>
+      <w:color w:themeColor="accent1" w:themeShade="BF" w:val="0F4761"/>
+      <w:sz w:val="32"/>
+      <w:szCs w:val="32"/>
+    </w:rPr>
+  </w:style>
+  <w:style w:customStyle="1" w:styleId="Heading3Char" w:type="character">
+    <w:name w:val="Heading 3 Char"/>
+    <w:basedOn w:val="DefaultParagraphFont"/>
+    <w:link w:val="Heading3"/>
+    <w:uiPriority w:val="9"/>
+    <w:semiHidden/>
+    <w:rsid w:val="00A10FD9"/>
+    <w:rPr>
+      <w:rFonts w:cstheme="majorBidi" w:eastAsiaTheme="majorEastAsia"/>
+      <w:color w:themeColor="accent1" w:themeShade="BF" w:val="0F4761"/>
+      <w:sz w:val="28"/>
+      <w:szCs w:val="28"/>
+    </w:rPr>
+  </w:style>
+  <w:style w:customStyle="1" w:styleId="Heading4Char" w:type="character">
+    <w:name w:val="Heading 4 Char"/>
+    <w:basedOn w:val="DefaultParagraphFont"/>
+    <w:link w:val="Heading4"/>
+    <w:uiPriority w:val="9"/>
+    <w:semiHidden/>
+    <w:rsid w:val="00A10FD9"/>
+    <w:rPr>
+      <w:rFonts w:cstheme="majorBidi" w:eastAsiaTheme="majorEastAsia"/>
+      <w:i/>
+      <w:iCs/>
+      <w:color w:themeColor="accent1" w:themeShade="BF" w:val="0F4761"/>
+    </w:rPr>
+  </w:style>
+  <w:style w:customStyle="1" w:styleId="Heading5Char" w:type="character">
+    <w:name w:val="Heading 5 Char"/>
+    <w:basedOn w:val="DefaultParagraphFont"/>
+    <w:link w:val="Heading5"/>
+    <w:uiPriority w:val="9"/>
+    <w:semiHidden/>
+    <w:rsid w:val="00A10FD9"/>
+    <w:rPr>
+      <w:rFonts w:cstheme="majorBidi" w:eastAsiaTheme="majorEastAsia"/>
+      <w:color w:themeColor="accent1" w:themeShade="BF" w:val="0F4761"/>
+    </w:rPr>
+  </w:style>
+  <w:style w:customStyle="1" w:styleId="Heading6Char" w:type="character">
+    <w:name w:val="Heading 6 Char"/>
+    <w:basedOn w:val="DefaultParagraphFont"/>
+    <w:link w:val="Heading6"/>
+    <w:uiPriority w:val="9"/>
+    <w:semiHidden/>
+    <w:rsid w:val="00A10FD9"/>
+    <w:rPr>
+      <w:rFonts w:cstheme="majorBidi" w:eastAsiaTheme="majorEastAsia"/>
+      <w:i/>
+      <w:iCs/>
+      <w:color w:themeColor="text1" w:themeTint="A6" w:val="595959"/>
+    </w:rPr>
+  </w:style>
+  <w:style w:customStyle="1" w:styleId="Heading7Char" w:type="character">
+    <w:name w:val="Heading 7 Char"/>
+    <w:basedOn w:val="DefaultParagraphFont"/>
+    <w:link w:val="Heading7"/>
+    <w:uiPriority w:val="9"/>
+    <w:semiHidden/>
+    <w:rsid w:val="00A10FD9"/>
+    <w:rPr>
+      <w:rFonts w:cstheme="majorBidi" w:eastAsiaTheme="majorEastAsia"/>
+      <w:color w:themeColor="text1" w:themeTint="A6" w:val="595959"/>
+    </w:rPr>
+  </w:style>
+  <w:style w:customStyle="1" w:styleId="Heading8Char" w:type="character">
+    <w:name w:val="Heading 8 Char"/>
+    <w:basedOn w:val="DefaultParagraphFont"/>
+    <w:link w:val="Heading8"/>
+    <w:uiPriority w:val="9"/>
+    <w:semiHidden/>
+    <w:rsid w:val="00A10FD9"/>
+    <w:rPr>
+      <w:rFonts w:cstheme="majorBidi" w:eastAsiaTheme="majorEastAsia"/>
+      <w:i/>
+      <w:iCs/>
+      <w:color w:themeColor="text1" w:themeTint="D8" w:val="272727"/>
+    </w:rPr>
+  </w:style>
+  <w:style w:customStyle="1" w:styleId="Heading9Char" w:type="character">
+    <w:name w:val="Heading 9 Char"/>
+    <w:basedOn w:val="DefaultParagraphFont"/>
+    <w:link w:val="Heading9"/>
+    <w:uiPriority w:val="9"/>
+    <w:semiHidden/>
+    <w:rsid w:val="00A10FD9"/>
+    <w:rPr>
+      <w:rFonts w:cstheme="majorBidi" w:eastAsiaTheme="majorEastAsia"/>
+      <w:color w:themeColor="text1" w:themeTint="D8" w:val="272727"/>
     </w:rPr>
   </w:style>
   <w:style w:styleId="BlockText" w:type="paragraph">
@@ -1525,6 +1691,18 @@
     <w:uiPriority w:val="9"/>
     <w:unhideWhenUsed/>
     <w:qFormat/>
+  </w:style>
+  <w:style w:styleId="FootnoteBlockText" w:type="paragraph">
+    <w:name w:val="Footnote Block Text"/>
+    <w:basedOn w:val="FootnoteText"/>
+    <w:next w:val="FootnoteText"/>
+    <w:uiPriority w:val="9"/>
+    <w:unhideWhenUsed/>
+    <w:qFormat/>
+    <w:pPr>
+      <w:spacing w:after="100" w:before="100"/>
+      <w:ind w:firstLine="0" w:left="480" w:right="480"/>
+    </w:pPr>
   </w:style>
   <w:style w:default="1" w:styleId="DefaultParagraphFont" w:type="character">
     <w:name w:val="Default Paragraph Font"/>
@@ -1555,10 +1733,10 @@
         <w:jc w:val="left"/>
       </w:trPr>
       <w:tcPr>
-        <w:vAlign w:val="bottom"/>
         <w:tcBorders>
           <w:bottom w:val="single"/>
         </w:tcBorders>
+        <w:vAlign w:val="bottom"/>
       </w:tcPr>
     </w:tblStylePr>
   </w:style>
@@ -1673,8 +1851,8 @@
     <w:name w:val="KeywordTok"/>
     <w:basedOn w:val="VerbatimChar"/>
     <w:rPr>
+      <w:b/>
       <w:color w:val="007020"/>
-      <w:b/>
     </w:rPr>
   </w:style>
   <w:style w:type="character" w:customStyle="1" w:styleId="DataTypeTok">
@@ -1751,42 +1929,42 @@
     <w:name w:val="ImportTok"/>
     <w:basedOn w:val="VerbatimChar"/>
     <w:rPr>
+      <w:b/>
       <w:color w:val="008000"/>
-      <w:b/>
     </w:rPr>
   </w:style>
   <w:style w:type="character" w:customStyle="1" w:styleId="CommentTok">
     <w:name w:val="CommentTok"/>
     <w:basedOn w:val="VerbatimChar"/>
     <w:rPr>
+      <w:i/>
       <w:color w:val="60a0b0"/>
-      <w:i/>
     </w:rPr>
   </w:style>
   <w:style w:type="character" w:customStyle="1" w:styleId="DocumentationTok">
     <w:name w:val="DocumentationTok"/>
     <w:basedOn w:val="VerbatimChar"/>
     <w:rPr>
+      <w:i/>
       <w:color w:val="ba2121"/>
-      <w:i/>
     </w:rPr>
   </w:style>
   <w:style w:type="character" w:customStyle="1" w:styleId="AnnotationTok">
     <w:name w:val="AnnotationTok"/>
     <w:basedOn w:val="VerbatimChar"/>
     <w:rPr>
-      <w:color w:val="60a0b0"/>
       <w:b/>
       <w:i/>
+      <w:color w:val="60a0b0"/>
     </w:rPr>
   </w:style>
   <w:style w:type="character" w:customStyle="1" w:styleId="CommentVarTok">
     <w:name w:val="CommentVarTok"/>
     <w:basedOn w:val="VerbatimChar"/>
     <w:rPr>
-      <w:color w:val="60a0b0"/>
       <w:b/>
       <w:i/>
+      <w:color w:val="60a0b0"/>
     </w:rPr>
   </w:style>
   <w:style w:type="character" w:customStyle="1" w:styleId="OtherTok">
@@ -1814,8 +1992,8 @@
     <w:name w:val="ControlFlowTok"/>
     <w:basedOn w:val="VerbatimChar"/>
     <w:rPr>
+      <w:b/>
       <w:color w:val="007020"/>
-      <w:b/>
     </w:rPr>
   </w:style>
   <w:style w:type="character" w:customStyle="1" w:styleId="OperatorTok">
@@ -1860,34 +2038,34 @@
     <w:name w:val="InformationTok"/>
     <w:basedOn w:val="VerbatimChar"/>
     <w:rPr>
-      <w:color w:val="60a0b0"/>
       <w:b/>
       <w:i/>
+      <w:color w:val="60a0b0"/>
     </w:rPr>
   </w:style>
   <w:style w:type="character" w:customStyle="1" w:styleId="WarningTok">
     <w:name w:val="WarningTok"/>
     <w:basedOn w:val="VerbatimChar"/>
     <w:rPr>
-      <w:color w:val="60a0b0"/>
       <w:b/>
       <w:i/>
+      <w:color w:val="60a0b0"/>
     </w:rPr>
   </w:style>
   <w:style w:type="character" w:customStyle="1" w:styleId="AlertTok">
     <w:name w:val="AlertTok"/>
     <w:basedOn w:val="VerbatimChar"/>
     <w:rPr>
+      <w:b/>
       <w:color w:val="ff0000"/>
-      <w:b/>
     </w:rPr>
   </w:style>
   <w:style w:type="character" w:customStyle="1" w:styleId="ErrorTok">
     <w:name w:val="ErrorTok"/>
     <w:basedOn w:val="VerbatimChar"/>
     <w:rPr>
+      <w:b/>
       <w:color w:val="ff0000"/>
-      <w:b/>
     </w:rPr>
   </w:style>
   <w:style w:type="character" w:customStyle="1" w:styleId="NormalTok">
@@ -1909,44 +2087,44 @@
         <a:sysClr val="window" lastClr="FFFFFF"/>
       </a:lt1>
       <a:dk2>
-        <a:srgbClr val="1F497D"/>
+        <a:srgbClr val="0E2841"/>
       </a:dk2>
       <a:lt2>
-        <a:srgbClr val="EEECE1"/>
+        <a:srgbClr val="E8E8E8"/>
       </a:lt2>
       <a:accent1>
-        <a:srgbClr val="4F81BD"/>
+        <a:srgbClr val="156082"/>
       </a:accent1>
       <a:accent2>
-        <a:srgbClr val="C0504D"/>
+        <a:srgbClr val="E97132"/>
       </a:accent2>
       <a:accent3>
-        <a:srgbClr val="9BBB59"/>
+        <a:srgbClr val="196B24"/>
       </a:accent3>
       <a:accent4>
-        <a:srgbClr val="8064A2"/>
+        <a:srgbClr val="0F9ED5"/>
       </a:accent4>
       <a:accent5>
-        <a:srgbClr val="4BACC6"/>
+        <a:srgbClr val="A02B93"/>
       </a:accent5>
       <a:accent6>
-        <a:srgbClr val="F79646"/>
+        <a:srgbClr val="4EA72E"/>
       </a:accent6>
       <a:hlink>
-        <a:srgbClr val="0000FF"/>
+        <a:srgbClr val="467886"/>
       </a:hlink>
       <a:folHlink>
-        <a:srgbClr val="800080"/>
+        <a:srgbClr val="96607D"/>
       </a:folHlink>
     </a:clrScheme>
     <a:fontScheme name="Office">
       <a:majorFont>
-        <a:latin typeface="Calibri"/>
+        <a:latin typeface="Aptos Display" panose="02110004020202020204"/>
         <a:ea typeface=""/>
         <a:cs typeface=""/>
-        <a:font script="Jpan" typeface="ＭＳ ゴシック"/>
+        <a:font script="Jpan" typeface="游ゴシック Light"/>
         <a:font script="Hang" typeface="맑은 고딕"/>
-        <a:font script="Hans" typeface="宋体"/>
+        <a:font script="Hans" typeface="等线 Light"/>
         <a:font script="Hant" typeface="新細明體"/>
         <a:font script="Arab" typeface="Times New Roman"/>
         <a:font script="Hebr" typeface="Times New Roman"/>
@@ -1973,14 +2151,32 @@
         <a:font script="Mong" typeface="Mongolian Baiti"/>
         <a:font script="Viet" typeface="Times New Roman"/>
         <a:font script="Uigh" typeface="Microsoft Uighur"/>
+        <a:font script="Geor" typeface="Sylfaen"/>
+        <a:font script="Armn" typeface="Arial"/>
+        <a:font script="Bugi" typeface="Leelawadee UI"/>
+        <a:font script="Bopo" typeface="Microsoft JhengHei"/>
+        <a:font script="Java" typeface="Javanese Text"/>
+        <a:font script="Lisu" typeface="Segoe UI"/>
+        <a:font script="Mymr" typeface="Myanmar Text"/>
+        <a:font script="Nkoo" typeface="Ebrima"/>
+        <a:font script="Olck" typeface="Nirmala UI"/>
+        <a:font script="Osma" typeface="Ebrima"/>
+        <a:font script="Phag" typeface="Phagspa"/>
+        <a:font script="Syrn" typeface="Estrangelo Edessa"/>
+        <a:font script="Syrj" typeface="Estrangelo Edessa"/>
+        <a:font script="Syre" typeface="Estrangelo Edessa"/>
+        <a:font script="Sora" typeface="Nirmala UI"/>
+        <a:font script="Tale" typeface="Microsoft Tai Le"/>
+        <a:font script="Talu" typeface="Microsoft New Tai Lue"/>
+        <a:font script="Tfng" typeface="Ebrima"/>
       </a:majorFont>
       <a:minorFont>
-        <a:latin typeface="Cambria"/>
+        <a:latin typeface="Aptos" panose="02110004020202020204"/>
         <a:ea typeface=""/>
         <a:cs typeface=""/>
-        <a:font script="Jpan" typeface="ＭＳ 明朝"/>
+        <a:font script="Jpan" typeface="游明朝"/>
         <a:font script="Hang" typeface="맑은 고딕"/>
-        <a:font script="Hans" typeface="宋体"/>
+        <a:font script="Hans" typeface="等线"/>
         <a:font script="Hant" typeface="新細明體"/>
         <a:font script="Arab" typeface="Arial"/>
         <a:font script="Hebr" typeface="Arial"/>
@@ -2007,6 +2203,24 @@
         <a:font script="Mong" typeface="Mongolian Baiti"/>
         <a:font script="Viet" typeface="Arial"/>
         <a:font script="Uigh" typeface="Microsoft Uighur"/>
+        <a:font script="Geor" typeface="Sylfaen"/>
+        <a:font script="Armn" typeface="Arial"/>
+        <a:font script="Bugi" typeface="Leelawadee UI"/>
+        <a:font script="Bopo" typeface="Microsoft JhengHei"/>
+        <a:font script="Java" typeface="Javanese Text"/>
+        <a:font script="Lisu" typeface="Segoe UI"/>
+        <a:font script="Mymr" typeface="Myanmar Text"/>
+        <a:font script="Nkoo" typeface="Ebrima"/>
+        <a:font script="Olck" typeface="Nirmala UI"/>
+        <a:font script="Osma" typeface="Ebrima"/>
+        <a:font script="Phag" typeface="Phagspa"/>
+        <a:font script="Syrn" typeface="Estrangelo Edessa"/>
+        <a:font script="Syrj" typeface="Estrangelo Edessa"/>
+        <a:font script="Syre" typeface="Estrangelo Edessa"/>
+        <a:font script="Sora" typeface="Nirmala UI"/>
+        <a:font script="Tale" typeface="Microsoft Tai Le"/>
+        <a:font script="Talu" typeface="Microsoft New Tai Lue"/>
+        <a:font script="Tfng" typeface="Ebrima"/>
       </a:minorFont>
     </a:fontScheme>
     <a:fmtScheme name="Office">
@@ -2018,200 +2232,141 @@
           <a:gsLst>
             <a:gs pos="0">
               <a:schemeClr val="phClr">
-                <a:tint val="50000"/>
-                <a:satMod val="300000"/>
+                <a:lumMod val="110000"/>
+                <a:satMod val="105000"/>
+                <a:tint val="67000"/>
               </a:schemeClr>
             </a:gs>
-            <a:gs pos="35000">
+            <a:gs pos="50000">
               <a:schemeClr val="phClr">
-                <a:tint val="37000"/>
-                <a:satMod val="300000"/>
+                <a:lumMod val="105000"/>
+                <a:satMod val="103000"/>
+                <a:tint val="73000"/>
               </a:schemeClr>
             </a:gs>
             <a:gs pos="100000">
               <a:schemeClr val="phClr">
-                <a:tint val="15000"/>
-                <a:satMod val="350000"/>
+                <a:lumMod val="105000"/>
+                <a:satMod val="109000"/>
+                <a:tint val="81000"/>
               </a:schemeClr>
             </a:gs>
           </a:gsLst>
-          <a:lin ang="16200000" scaled="1"/>
+          <a:lin ang="5400000" scaled="0"/>
         </a:gradFill>
         <a:gradFill rotWithShape="1">
           <a:gsLst>
             <a:gs pos="0">
               <a:schemeClr val="phClr">
-                <a:tint val="100000"/>
+                <a:satMod val="103000"/>
+                <a:lumMod val="102000"/>
+                <a:tint val="94000"/>
+              </a:schemeClr>
+            </a:gs>
+            <a:gs pos="50000">
+              <a:schemeClr val="phClr">
+                <a:satMod val="110000"/>
+                <a:lumMod val="100000"/>
                 <a:shade val="100000"/>
-                <a:satMod val="130000"/>
               </a:schemeClr>
             </a:gs>
             <a:gs pos="100000">
               <a:schemeClr val="phClr">
-                <a:tint val="50000"/>
-                <a:shade val="100000"/>
-                <a:satMod val="350000"/>
+                <a:lumMod val="99000"/>
+                <a:satMod val="120000"/>
+                <a:shade val="78000"/>
               </a:schemeClr>
             </a:gs>
           </a:gsLst>
-          <a:lin ang="16200000" scaled="0"/>
+          <a:lin ang="5400000" scaled="0"/>
         </a:gradFill>
       </a:fillStyleLst>
       <a:lnStyleLst>
-        <a:ln w="9525" cap="flat" cmpd="sng" algn="ctr">
-          <a:solidFill>
-            <a:schemeClr val="phClr">
-              <a:shade val="95000"/>
-              <a:satMod val="105000"/>
-            </a:schemeClr>
-          </a:solidFill>
-          <a:prstDash val="solid"/>
-        </a:ln>
-        <a:ln w="25400" cap="flat" cmpd="sng" algn="ctr">
+        <a:ln w="6350" cap="flat" cmpd="sng" algn="ctr">
           <a:solidFill>
             <a:schemeClr val="phClr"/>
           </a:solidFill>
           <a:prstDash val="solid"/>
+          <a:miter lim="800000"/>
         </a:ln>
-        <a:ln w="38100" cap="flat" cmpd="sng" algn="ctr">
+        <a:ln w="12700" cap="flat" cmpd="sng" algn="ctr">
           <a:solidFill>
             <a:schemeClr val="phClr"/>
           </a:solidFill>
           <a:prstDash val="solid"/>
+          <a:miter lim="800000"/>
+        </a:ln>
+        <a:ln w="19050" cap="flat" cmpd="sng" algn="ctr">
+          <a:solidFill>
+            <a:schemeClr val="phClr"/>
+          </a:solidFill>
+          <a:prstDash val="solid"/>
+          <a:miter lim="800000"/>
         </a:ln>
       </a:lnStyleLst>
       <a:effectStyleLst>
         <a:effectStyle>
+          <a:effectLst/>
+        </a:effectStyle>
+        <a:effectStyle>
+          <a:effectLst/>
+        </a:effectStyle>
+        <a:effectStyle>
           <a:effectLst>
-            <a:outerShdw blurRad="40000" dist="20000" dir="5400000" rotWithShape="0">
+            <a:outerShdw blurRad="57150" dist="19050" dir="5400000" algn="ctr" rotWithShape="0">
               <a:srgbClr val="000000">
-                <a:alpha val="38000"/>
+                <a:alpha val="63000"/>
               </a:srgbClr>
             </a:outerShdw>
           </a:effectLst>
-        </a:effectStyle>
-        <a:effectStyle>
-          <a:effectLst>
-            <a:outerShdw blurRad="40000" dist="23000" dir="5400000" rotWithShape="0">
-              <a:srgbClr val="000000">
-                <a:alpha val="35000"/>
-              </a:srgbClr>
-            </a:outerShdw>
-          </a:effectLst>
-        </a:effectStyle>
-        <a:effectStyle>
-          <a:effectLst>
-            <a:outerShdw blurRad="40000" dist="23000" dir="5400000" rotWithShape="0">
-              <a:srgbClr val="000000">
-                <a:alpha val="35000"/>
-              </a:srgbClr>
-            </a:outerShdw>
-          </a:effectLst>
-          <a:scene3d>
-            <a:camera prst="orthographicFront">
-              <a:rot lat="0" lon="0" rev="0"/>
-            </a:camera>
-            <a:lightRig rig="threePt" dir="t">
-              <a:rot lat="0" lon="0" rev="1200000"/>
-            </a:lightRig>
-          </a:scene3d>
-          <a:sp3d>
-            <a:bevelT w="63500" h="25400"/>
-          </a:sp3d>
         </a:effectStyle>
       </a:effectStyleLst>
       <a:bgFillStyleLst>
         <a:solidFill>
           <a:schemeClr val="phClr"/>
         </a:solidFill>
+        <a:solidFill>
+          <a:schemeClr val="phClr">
+            <a:tint val="95000"/>
+            <a:satMod val="170000"/>
+          </a:schemeClr>
+        </a:solidFill>
         <a:gradFill rotWithShape="1">
           <a:gsLst>
             <a:gs pos="0">
               <a:schemeClr val="phClr">
-                <a:tint val="40000"/>
-                <a:satMod val="350000"/>
+                <a:tint val="93000"/>
+                <a:satMod val="150000"/>
+                <a:shade val="98000"/>
+                <a:lumMod val="102000"/>
               </a:schemeClr>
             </a:gs>
-            <a:gs pos="40000">
+            <a:gs pos="50000">
               <a:schemeClr val="phClr">
-                <a:tint val="45000"/>
-                <a:shade val="99000"/>
-                <a:satMod val="350000"/>
+                <a:tint val="98000"/>
+                <a:satMod val="130000"/>
+                <a:shade val="90000"/>
+                <a:lumMod val="103000"/>
               </a:schemeClr>
             </a:gs>
             <a:gs pos="100000">
               <a:schemeClr val="phClr">
-                <a:shade val="20000"/>
-                <a:satMod val="255000"/>
+                <a:shade val="63000"/>
+                <a:satMod val="120000"/>
               </a:schemeClr>
             </a:gs>
           </a:gsLst>
-          <a:path path="circle">
-            <a:fillToRect l="50000" t="-80000" r="50000" b="180000"/>
-          </a:path>
-        </a:gradFill>
-        <a:gradFill rotWithShape="1">
-          <a:gsLst>
-            <a:gs pos="0">
-              <a:schemeClr val="phClr">
-                <a:tint val="80000"/>
-                <a:satMod val="300000"/>
-              </a:schemeClr>
-            </a:gs>
-            <a:gs pos="100000">
-              <a:schemeClr val="phClr">
-                <a:shade val="30000"/>
-                <a:satMod val="200000"/>
-              </a:schemeClr>
-            </a:gs>
-          </a:gsLst>
-          <a:path path="circle">
-            <a:fillToRect l="50000" t="50000" r="50000" b="50000"/>
-          </a:path>
+          <a:lin ang="5400000" scaled="0"/>
         </a:gradFill>
       </a:bgFillStyleLst>
     </a:fmtScheme>
   </a:themeElements>
-  <a:objectDefaults>
-    <a:spDef>
-      <a:spPr/>
-      <a:bodyPr/>
-      <a:lstStyle/>
-      <a:style>
-        <a:lnRef idx="1">
-          <a:schemeClr val="accent1"/>
-        </a:lnRef>
-        <a:fillRef idx="3">
-          <a:schemeClr val="accent1"/>
-        </a:fillRef>
-        <a:effectRef idx="2">
-          <a:schemeClr val="accent1"/>
-        </a:effectRef>
-        <a:fontRef idx="minor">
-          <a:schemeClr val="lt1"/>
-        </a:fontRef>
-      </a:style>
-    </a:spDef>
-    <a:lnDef>
-      <a:spPr/>
-      <a:bodyPr/>
-      <a:lstStyle/>
-      <a:style>
-        <a:lnRef idx="2">
-          <a:schemeClr val="accent1"/>
-        </a:lnRef>
-        <a:fillRef idx="0">
-          <a:schemeClr val="accent1"/>
-        </a:fillRef>
-        <a:effectRef idx="1">
-          <a:schemeClr val="accent1"/>
-        </a:effectRef>
-        <a:fontRef idx="minor">
-          <a:schemeClr val="tx1"/>
-        </a:fontRef>
-      </a:style>
-    </a:lnDef>
-  </a:objectDefaults>
+  <a:objectDefaults/>
   <a:extraClrSchemeLst/>
+  <a:extLst>
+    <a:ext uri="{05A4C25C-085E-4340-85A3-A5531E510DB2}">
+      <thm15:themeFamily xmlns:thm15="http://schemas.microsoft.com/office/thememl/2012/main" name="Office Theme" id="{2E142A2C-CD16-42D6-873A-C26D2A0506FA}" vid="{1BDDFF52-6CD6-40A5-AB3C-68EB2F1E4D0A}"/>
+    </a:ext>
+  </a:extLst>
 </a:theme>
 </file>
--- a/_tables/tbl-module-content.docx
+++ b/_tables/tbl-module-content.docx
@@ -9,13 +9,13 @@
         <w:tblLook w:firstRow="1" w:lastRow="0" w:firstColumn="0" w:lastColumn="0" w:noHBand="0" w:noVBand="1"/>
       </w:tblPr>
       <w:tblGrid>
-        <w:gridCol w:w="1413"/>
-        <w:gridCol w:w="23922"/>
-        <w:gridCol w:w="25357"/>
+        <w:gridCol w:w="1459"/>
+        <w:gridCol w:w="31074"/>
+        <w:gridCol w:w="26022"/>
       </w:tblGrid>
       <w:tr>
         <w:trPr>
-          <w:trHeight w:val="435" w:hRule="auto"/>
+          <w:trHeight w:val="436" w:hRule="auto"/>
           <w:tblHeader/>
         </w:trPr>
         header1
@@ -184,7 +184,7 @@
       </w:tr>
       <w:tr>
         <w:trPr>
-          <w:trHeight w:val="1215" w:hRule="auto"/>
+          <w:trHeight w:val="947" w:hRule="auto"/>
         </w:trPr>
         body1
         <w:tc>
@@ -291,124 +291,85 @@
                 <w:szCs w:val="24"/>
                 <w:color w:val="000000"/>
               </w:rPr>
-              <w:t xml:space="preserve">- Participants develop intrinsic motivation by identifying personal values and future aspirations, enhancing treatment readiness and reducing resistance to change.</w:t>
-            </w:r>
-            <w:r>
-              <w:rPr>
-                <w:rFonts w:ascii="DejaVu Sans" w:hAnsi="DejaVu Sans" w:eastAsia="DejaVu Sans" w:cs="DejaVu Sans"/>
-                <w:i w:val="false"/>
-                <w:b w:val="false"/>
-                <w:u w:val="none"/>
-                <w:strike w:val="false"/>
-                <w:sz w:val="24"/>
-                <w:szCs w:val="24"/>
-                <w:color w:val="000000"/>
-              </w:rPr>
-              <w:br/>
-            </w:r>
-            <w:r>
-              <w:rPr>
-                <w:rFonts w:ascii="DejaVu Sans" w:hAnsi="DejaVu Sans" w:eastAsia="DejaVu Sans" w:cs="DejaVu Sans"/>
-                <w:i w:val="false"/>
-                <w:b w:val="false"/>
-                <w:u w:val="none"/>
-                <w:strike w:val="false"/>
-                <w:sz w:val="24"/>
-                <w:szCs w:val="24"/>
-                <w:color w:val="000000"/>
-              </w:rPr>
-              <w:br/>
-            </w:r>
-            <w:r>
-              <w:rPr>
-                <w:rFonts w:ascii="DejaVu Sans" w:hAnsi="DejaVu Sans" w:eastAsia="DejaVu Sans" w:cs="DejaVu Sans"/>
-                <w:i w:val="false"/>
-                <w:b w:val="false"/>
-                <w:u w:val="none"/>
-                <w:strike w:val="false"/>
-                <w:sz w:val="24"/>
-                <w:szCs w:val="24"/>
-                <w:color w:val="000000"/>
-              </w:rPr>
-              <w:t xml:space="preserve">- They learn to recognize cognitive distortions and impulsivity, improving decision-making by weighing long-term consequences over immediate rewards.</w:t>
-            </w:r>
-            <w:r>
-              <w:rPr>
-                <w:rFonts w:ascii="DejaVu Sans" w:hAnsi="DejaVu Sans" w:eastAsia="DejaVu Sans" w:cs="DejaVu Sans"/>
-                <w:i w:val="false"/>
-                <w:b w:val="false"/>
-                <w:u w:val="none"/>
-                <w:strike w:val="false"/>
-                <w:sz w:val="24"/>
-                <w:szCs w:val="24"/>
-                <w:color w:val="000000"/>
-              </w:rPr>
-              <w:br/>
-            </w:r>
-            <w:r>
-              <w:rPr>
-                <w:rFonts w:ascii="DejaVu Sans" w:hAnsi="DejaVu Sans" w:eastAsia="DejaVu Sans" w:cs="DejaVu Sans"/>
-                <w:i w:val="false"/>
-                <w:b w:val="false"/>
-                <w:u w:val="none"/>
-                <w:strike w:val="false"/>
-                <w:sz w:val="24"/>
-                <w:szCs w:val="24"/>
-                <w:color w:val="000000"/>
-              </w:rPr>
-              <w:br/>
-            </w:r>
-            <w:r>
-              <w:rPr>
-                <w:rFonts w:ascii="DejaVu Sans" w:hAnsi="DejaVu Sans" w:eastAsia="DejaVu Sans" w:cs="DejaVu Sans"/>
-                <w:i w:val="false"/>
-                <w:b w:val="false"/>
-                <w:u w:val="none"/>
-                <w:strike w:val="false"/>
-                <w:sz w:val="24"/>
-                <w:szCs w:val="24"/>
-                <w:color w:val="000000"/>
-              </w:rPr>
-              <w:t xml:space="preserve">- Through structured goal-setting techniques, participants transform abstract desires into specific, measurable, and achievable objectives, increasing self-efficacy and behavioral clarity.</w:t>
-            </w:r>
-            <w:r>
-              <w:rPr>
-                <w:rFonts w:ascii="DejaVu Sans" w:hAnsi="DejaVu Sans" w:eastAsia="DejaVu Sans" w:cs="DejaVu Sans"/>
-                <w:i w:val="false"/>
-                <w:b w:val="false"/>
-                <w:u w:val="none"/>
-                <w:strike w:val="false"/>
-                <w:sz w:val="24"/>
-                <w:szCs w:val="24"/>
-                <w:color w:val="000000"/>
-              </w:rPr>
-              <w:br/>
-            </w:r>
-            <w:r>
-              <w:rPr>
-                <w:rFonts w:ascii="DejaVu Sans" w:hAnsi="DejaVu Sans" w:eastAsia="DejaVu Sans" w:cs="DejaVu Sans"/>
-                <w:i w:val="false"/>
-                <w:b w:val="false"/>
-                <w:u w:val="none"/>
-                <w:strike w:val="false"/>
-                <w:sz w:val="24"/>
-                <w:szCs w:val="24"/>
-                <w:color w:val="000000"/>
-              </w:rPr>
-              <w:br/>
-            </w:r>
-            <w:r>
-              <w:rPr>
-                <w:rFonts w:ascii="DejaVu Sans" w:hAnsi="DejaVu Sans" w:eastAsia="DejaVu Sans" w:cs="DejaVu Sans"/>
-                <w:i w:val="false"/>
-                <w:b w:val="false"/>
-                <w:u w:val="none"/>
-                <w:strike w:val="false"/>
-                <w:sz w:val="24"/>
-                <w:szCs w:val="24"/>
-                <w:color w:val="000000"/>
-              </w:rPr>
-              <w:t xml:space="preserve">- The module integrates goal implementation into reoffending prevention, reinforcing consistent behavior, coping strategies, and supervision awareness to support sustained rehabilitation.</w:t>
+              <w:t xml:space="preserve">- Exercises on identifying personal values and future aspirations, enhancing treatment readiness and reducing resistance to change.</w:t>
+            </w:r>
+            <w:r>
+              <w:rPr>
+                <w:rFonts w:ascii="DejaVu Sans" w:hAnsi="DejaVu Sans" w:eastAsia="DejaVu Sans" w:cs="DejaVu Sans"/>
+                <w:i w:val="false"/>
+                <w:b w:val="false"/>
+                <w:u w:val="none"/>
+                <w:strike w:val="false"/>
+                <w:sz w:val="24"/>
+                <w:szCs w:val="24"/>
+                <w:color w:val="000000"/>
+              </w:rPr>
+              <w:br/>
+            </w:r>
+            <w:r>
+              <w:rPr>
+                <w:rFonts w:ascii="DejaVu Sans" w:hAnsi="DejaVu Sans" w:eastAsia="DejaVu Sans" w:cs="DejaVu Sans"/>
+                <w:i w:val="false"/>
+                <w:b w:val="false"/>
+                <w:u w:val="none"/>
+                <w:strike w:val="false"/>
+                <w:sz w:val="24"/>
+                <w:szCs w:val="24"/>
+                <w:color w:val="000000"/>
+              </w:rPr>
+              <w:br/>
+            </w:r>
+            <w:r>
+              <w:rPr>
+                <w:rFonts w:ascii="DejaVu Sans" w:hAnsi="DejaVu Sans" w:eastAsia="DejaVu Sans" w:cs="DejaVu Sans"/>
+                <w:i w:val="false"/>
+                <w:b w:val="false"/>
+                <w:u w:val="none"/>
+                <w:strike w:val="false"/>
+                <w:sz w:val="24"/>
+                <w:szCs w:val="24"/>
+                <w:color w:val="000000"/>
+              </w:rPr>
+              <w:t xml:space="preserve">- Psychoeducation on improving decision-making by weighing long-term consequences over immediate rewards.</w:t>
+            </w:r>
+            <w:r>
+              <w:rPr>
+                <w:rFonts w:ascii="DejaVu Sans" w:hAnsi="DejaVu Sans" w:eastAsia="DejaVu Sans" w:cs="DejaVu Sans"/>
+                <w:i w:val="false"/>
+                <w:b w:val="false"/>
+                <w:u w:val="none"/>
+                <w:strike w:val="false"/>
+                <w:sz w:val="24"/>
+                <w:szCs w:val="24"/>
+                <w:color w:val="000000"/>
+              </w:rPr>
+              <w:br/>
+            </w:r>
+            <w:r>
+              <w:rPr>
+                <w:rFonts w:ascii="DejaVu Sans" w:hAnsi="DejaVu Sans" w:eastAsia="DejaVu Sans" w:cs="DejaVu Sans"/>
+                <w:i w:val="false"/>
+                <w:b w:val="false"/>
+                <w:u w:val="none"/>
+                <w:strike w:val="false"/>
+                <w:sz w:val="24"/>
+                <w:szCs w:val="24"/>
+                <w:color w:val="000000"/>
+              </w:rPr>
+              <w:br/>
+            </w:r>
+            <w:r>
+              <w:rPr>
+                <w:rFonts w:ascii="DejaVu Sans" w:hAnsi="DejaVu Sans" w:eastAsia="DejaVu Sans" w:cs="DejaVu Sans"/>
+                <w:i w:val="false"/>
+                <w:b w:val="false"/>
+                <w:u w:val="none"/>
+                <w:strike w:val="false"/>
+                <w:sz w:val="24"/>
+                <w:szCs w:val="24"/>
+                <w:color w:val="000000"/>
+              </w:rPr>
+              <w:t xml:space="preserve">- Based on structured goal-setting techniques, participants transform abstract desires into specific, measurable, and achievable objectives, increasing self-efficacy and clarity about their own needs and personal values and enhancing treatment readiness.</w:t>
             </w:r>
           </w:p>
         </w:tc>
@@ -462,131 +423,92 @@
                 <w:szCs w:val="24"/>
                 <w:color w:val="000000"/>
               </w:rPr>
-              <w:t xml:space="preserve">- Participants gain insight into the benefits of physical activity, identify personal barriers, and set achievable goals to build motivation for physical activity.</w:t>
-            </w:r>
-            <w:r>
-              <w:rPr>
-                <w:rFonts w:ascii="DejaVu Sans" w:hAnsi="DejaVu Sans" w:eastAsia="DejaVu Sans" w:cs="DejaVu Sans"/>
-                <w:i w:val="false"/>
-                <w:b w:val="false"/>
-                <w:u w:val="none"/>
-                <w:strike w:val="false"/>
-                <w:sz w:val="24"/>
-                <w:szCs w:val="24"/>
-                <w:color w:val="000000"/>
-              </w:rPr>
-              <w:br/>
-            </w:r>
-            <w:r>
-              <w:rPr>
-                <w:rFonts w:ascii="DejaVu Sans" w:hAnsi="DejaVu Sans" w:eastAsia="DejaVu Sans" w:cs="DejaVu Sans"/>
-                <w:i w:val="false"/>
-                <w:b w:val="false"/>
-                <w:u w:val="none"/>
-                <w:strike w:val="false"/>
-                <w:sz w:val="24"/>
-                <w:szCs w:val="24"/>
-                <w:color w:val="000000"/>
-              </w:rPr>
-              <w:br/>
-            </w:r>
-            <w:r>
-              <w:rPr>
-                <w:rFonts w:ascii="DejaVu Sans" w:hAnsi="DejaVu Sans" w:eastAsia="DejaVu Sans" w:cs="DejaVu Sans"/>
-                <w:i w:val="false"/>
-                <w:b w:val="false"/>
-                <w:u w:val="none"/>
-                <w:strike w:val="false"/>
-                <w:sz w:val="24"/>
-                <w:szCs w:val="24"/>
-                <w:color w:val="000000"/>
-              </w:rPr>
-              <w:t xml:space="preserve">- They develop foundational motor skills, coordination, and balance, enhancing physical confidence and improving participation in daily and therapeutic activities.</w:t>
-            </w:r>
-            <w:r>
-              <w:rPr>
-                <w:rFonts w:ascii="DejaVu Sans" w:hAnsi="DejaVu Sans" w:eastAsia="DejaVu Sans" w:cs="DejaVu Sans"/>
-                <w:i w:val="false"/>
-                <w:b w:val="false"/>
-                <w:u w:val="none"/>
-                <w:strike w:val="false"/>
-                <w:sz w:val="24"/>
-                <w:szCs w:val="24"/>
-                <w:color w:val="000000"/>
-              </w:rPr>
-              <w:br/>
-            </w:r>
-            <w:r>
-              <w:rPr>
-                <w:rFonts w:ascii="DejaVu Sans" w:hAnsi="DejaVu Sans" w:eastAsia="DejaVu Sans" w:cs="DejaVu Sans"/>
-                <w:i w:val="false"/>
-                <w:b w:val="false"/>
-                <w:u w:val="none"/>
-                <w:strike w:val="false"/>
-                <w:sz w:val="24"/>
-                <w:szCs w:val="24"/>
-                <w:color w:val="000000"/>
-              </w:rPr>
-              <w:br/>
-            </w:r>
-            <w:r>
-              <w:rPr>
-                <w:rFonts w:ascii="DejaVu Sans" w:hAnsi="DejaVu Sans" w:eastAsia="DejaVu Sans" w:cs="DejaVu Sans"/>
-                <w:i w:val="false"/>
-                <w:b w:val="false"/>
-                <w:u w:val="none"/>
-                <w:strike w:val="false"/>
-                <w:sz w:val="24"/>
-                <w:szCs w:val="24"/>
-                <w:color w:val="000000"/>
-              </w:rPr>
-              <w:t xml:space="preserve">- Through mindfulness and adaptive exercises, participants strengthen cognitive and emotional flexibility, reducing rigidity and improving resilience to stress.</w:t>
-            </w:r>
-            <w:r>
-              <w:rPr>
-                <w:rFonts w:ascii="DejaVu Sans" w:hAnsi="DejaVu Sans" w:eastAsia="DejaVu Sans" w:cs="DejaVu Sans"/>
-                <w:i w:val="false"/>
-                <w:b w:val="false"/>
-                <w:u w:val="none"/>
-                <w:strike w:val="false"/>
-                <w:sz w:val="24"/>
-                <w:szCs w:val="24"/>
-                <w:color w:val="000000"/>
-              </w:rPr>
-              <w:br/>
-            </w:r>
-            <w:r>
-              <w:rPr>
-                <w:rFonts w:ascii="DejaVu Sans" w:hAnsi="DejaVu Sans" w:eastAsia="DejaVu Sans" w:cs="DejaVu Sans"/>
-                <w:i w:val="false"/>
-                <w:b w:val="false"/>
-                <w:u w:val="none"/>
-                <w:strike w:val="false"/>
-                <w:sz w:val="24"/>
-                <w:szCs w:val="24"/>
-                <w:color w:val="000000"/>
-              </w:rPr>
-              <w:br/>
-            </w:r>
-            <w:r>
-              <w:rPr>
-                <w:rFonts w:ascii="DejaVu Sans" w:hAnsi="DejaVu Sans" w:eastAsia="DejaVu Sans" w:cs="DejaVu Sans"/>
-                <w:i w:val="false"/>
-                <w:b w:val="false"/>
-                <w:u w:val="none"/>
-                <w:strike w:val="false"/>
-                <w:sz w:val="24"/>
-                <w:szCs w:val="24"/>
-                <w:color w:val="000000"/>
-              </w:rPr>
-              <w:t xml:space="preserve">- Practical strategies are introduced to break sedentary patterns, increasing awareness of health risks and promoting sustainable, active living for long-term well-being.</w:t>
+              <w:t xml:space="preserve">- Psychoeducational content promotes the benefits of physical activity, identifies personal barriers, and set achievable goals to build motivation for physical activity.</w:t>
+            </w:r>
+            <w:r>
+              <w:rPr>
+                <w:rFonts w:ascii="DejaVu Sans" w:hAnsi="DejaVu Sans" w:eastAsia="DejaVu Sans" w:cs="DejaVu Sans"/>
+                <w:i w:val="false"/>
+                <w:b w:val="false"/>
+                <w:u w:val="none"/>
+                <w:strike w:val="false"/>
+                <w:sz w:val="24"/>
+                <w:szCs w:val="24"/>
+                <w:color w:val="000000"/>
+              </w:rPr>
+              <w:br/>
+            </w:r>
+            <w:r>
+              <w:rPr>
+                <w:rFonts w:ascii="DejaVu Sans" w:hAnsi="DejaVu Sans" w:eastAsia="DejaVu Sans" w:cs="DejaVu Sans"/>
+                <w:i w:val="false"/>
+                <w:b w:val="false"/>
+                <w:u w:val="none"/>
+                <w:strike w:val="false"/>
+                <w:sz w:val="24"/>
+                <w:szCs w:val="24"/>
+                <w:color w:val="000000"/>
+              </w:rPr>
+              <w:br/>
+            </w:r>
+            <w:r>
+              <w:rPr>
+                <w:rFonts w:ascii="DejaVu Sans" w:hAnsi="DejaVu Sans" w:eastAsia="DejaVu Sans" w:cs="DejaVu Sans"/>
+                <w:i w:val="false"/>
+                <w:b w:val="false"/>
+                <w:u w:val="none"/>
+                <w:strike w:val="false"/>
+                <w:sz w:val="24"/>
+                <w:szCs w:val="24"/>
+                <w:color w:val="000000"/>
+              </w:rPr>
+              <w:t xml:space="preserve">- The importance of motor skills, coordination, and balance, enhancing physical confidence and improving participation in daily and therapeutic activities is highlighted.</w:t>
+            </w:r>
+            <w:r>
+              <w:rPr>
+                <w:rFonts w:ascii="DejaVu Sans" w:hAnsi="DejaVu Sans" w:eastAsia="DejaVu Sans" w:cs="DejaVu Sans"/>
+                <w:i w:val="false"/>
+                <w:b w:val="false"/>
+                <w:u w:val="none"/>
+                <w:strike w:val="false"/>
+                <w:sz w:val="24"/>
+                <w:szCs w:val="24"/>
+                <w:color w:val="000000"/>
+              </w:rPr>
+              <w:br/>
+            </w:r>
+            <w:r>
+              <w:rPr>
+                <w:rFonts w:ascii="DejaVu Sans" w:hAnsi="DejaVu Sans" w:eastAsia="DejaVu Sans" w:cs="DejaVu Sans"/>
+                <w:i w:val="false"/>
+                <w:b w:val="false"/>
+                <w:u w:val="none"/>
+                <w:strike w:val="false"/>
+                <w:sz w:val="24"/>
+                <w:szCs w:val="24"/>
+                <w:color w:val="000000"/>
+              </w:rPr>
+              <w:br/>
+            </w:r>
+            <w:r>
+              <w:rPr>
+                <w:rFonts w:ascii="DejaVu Sans" w:hAnsi="DejaVu Sans" w:eastAsia="DejaVu Sans" w:cs="DejaVu Sans"/>
+                <w:i w:val="false"/>
+                <w:b w:val="false"/>
+                <w:u w:val="none"/>
+                <w:strike w:val="false"/>
+                <w:sz w:val="24"/>
+                <w:szCs w:val="24"/>
+                <w:color w:val="000000"/>
+              </w:rPr>
+              <w:t xml:space="preserve">- Through guided exercises, participants are introduced to break sedentary patterns, to increase awareness of health risks and motivated for a sustainable, active living.</w:t>
             </w:r>
           </w:p>
         </w:tc>
       </w:tr>
       <w:tr>
         <w:trPr>
-          <w:trHeight w:val="1215" w:hRule="auto"/>
+          <w:trHeight w:val="947" w:hRule="auto"/>
         </w:trPr>
         body2
         <w:tc>
@@ -693,124 +615,85 @@
                 <w:szCs w:val="24"/>
                 <w:color w:val="000000"/>
               </w:rPr>
-              <w:t xml:space="preserve">- Participants develop skills to build trust and collaborative working relationships with probation officers, reducing resistance and improving adherence to supervision mandates.</w:t>
-            </w:r>
-            <w:r>
-              <w:rPr>
-                <w:rFonts w:ascii="DejaVu Sans" w:hAnsi="DejaVu Sans" w:eastAsia="DejaVu Sans" w:cs="DejaVu Sans"/>
-                <w:i w:val="false"/>
-                <w:b w:val="false"/>
-                <w:u w:val="none"/>
-                <w:strike w:val="false"/>
-                <w:sz w:val="24"/>
-                <w:szCs w:val="24"/>
-                <w:color w:val="000000"/>
-              </w:rPr>
-              <w:br/>
-            </w:r>
-            <w:r>
-              <w:rPr>
-                <w:rFonts w:ascii="DejaVu Sans" w:hAnsi="DejaVu Sans" w:eastAsia="DejaVu Sans" w:cs="DejaVu Sans"/>
-                <w:i w:val="false"/>
-                <w:b w:val="false"/>
-                <w:u w:val="none"/>
-                <w:strike w:val="false"/>
-                <w:sz w:val="24"/>
-                <w:szCs w:val="24"/>
-                <w:color w:val="000000"/>
-              </w:rPr>
-              <w:br/>
-            </w:r>
-            <w:r>
-              <w:rPr>
-                <w:rFonts w:ascii="DejaVu Sans" w:hAnsi="DejaVu Sans" w:eastAsia="DejaVu Sans" w:cs="DejaVu Sans"/>
-                <w:i w:val="false"/>
-                <w:b w:val="false"/>
-                <w:u w:val="none"/>
-                <w:strike w:val="false"/>
-                <w:sz w:val="24"/>
-                <w:szCs w:val="24"/>
-                <w:color w:val="000000"/>
-              </w:rPr>
-              <w:t xml:space="preserve">- They identify trauma- and fear-based avoidance patterns that interfere with engagement, using cognitive-behavioral strategies to enhance compliance with structured interventions.</w:t>
-            </w:r>
-            <w:r>
-              <w:rPr>
-                <w:rFonts w:ascii="DejaVu Sans" w:hAnsi="DejaVu Sans" w:eastAsia="DejaVu Sans" w:cs="DejaVu Sans"/>
-                <w:i w:val="false"/>
-                <w:b w:val="false"/>
-                <w:u w:val="none"/>
-                <w:strike w:val="false"/>
-                <w:sz w:val="24"/>
-                <w:szCs w:val="24"/>
-                <w:color w:val="000000"/>
-              </w:rPr>
-              <w:br/>
-            </w:r>
-            <w:r>
-              <w:rPr>
-                <w:rFonts w:ascii="DejaVu Sans" w:hAnsi="DejaVu Sans" w:eastAsia="DejaVu Sans" w:cs="DejaVu Sans"/>
-                <w:i w:val="false"/>
-                <w:b w:val="false"/>
-                <w:u w:val="none"/>
-                <w:strike w:val="false"/>
-                <w:sz w:val="24"/>
-                <w:szCs w:val="24"/>
-                <w:color w:val="000000"/>
-              </w:rPr>
-              <w:br/>
-            </w:r>
-            <w:r>
-              <w:rPr>
-                <w:rFonts w:ascii="DejaVu Sans" w:hAnsi="DejaVu Sans" w:eastAsia="DejaVu Sans" w:cs="DejaVu Sans"/>
-                <w:i w:val="false"/>
-                <w:b w:val="false"/>
-                <w:u w:val="none"/>
-                <w:strike w:val="false"/>
-                <w:sz w:val="24"/>
-                <w:szCs w:val="24"/>
-                <w:color w:val="000000"/>
-              </w:rPr>
-              <w:t xml:space="preserve">- Through guided reflection, participants examine the impact of adult relationships on emotional regulation and behavioral stability, targeting deficits in capacity for adult intimacy.</w:t>
-            </w:r>
-            <w:r>
-              <w:rPr>
-                <w:rFonts w:ascii="DejaVu Sans" w:hAnsi="DejaVu Sans" w:eastAsia="DejaVu Sans" w:cs="DejaVu Sans"/>
-                <w:i w:val="false"/>
-                <w:b w:val="false"/>
-                <w:u w:val="none"/>
-                <w:strike w:val="false"/>
-                <w:sz w:val="24"/>
-                <w:szCs w:val="24"/>
-                <w:color w:val="000000"/>
-              </w:rPr>
-              <w:br/>
-            </w:r>
-            <w:r>
-              <w:rPr>
-                <w:rFonts w:ascii="DejaVu Sans" w:hAnsi="DejaVu Sans" w:eastAsia="DejaVu Sans" w:cs="DejaVu Sans"/>
-                <w:i w:val="false"/>
-                <w:b w:val="false"/>
-                <w:u w:val="none"/>
-                <w:strike w:val="false"/>
-                <w:sz w:val="24"/>
-                <w:szCs w:val="24"/>
-                <w:color w:val="000000"/>
-              </w:rPr>
-              <w:br/>
-            </w:r>
-            <w:r>
-              <w:rPr>
-                <w:rFonts w:ascii="DejaVu Sans" w:hAnsi="DejaVu Sans" w:eastAsia="DejaVu Sans" w:cs="DejaVu Sans"/>
-                <w:i w:val="false"/>
-                <w:b w:val="false"/>
-                <w:u w:val="none"/>
-                <w:strike w:val="false"/>
-                <w:sz w:val="24"/>
-                <w:szCs w:val="24"/>
-                <w:color w:val="000000"/>
-              </w:rPr>
-              <w:t xml:space="preserve">- They learn evidence-based techniques to recognize and disengage from negative social influences while cultivating prosocial, emotionally supportive relationships to sustain long-term reintegration.</w:t>
+              <w:t xml:space="preserve">- Development of skills to build trust and collaborative working relationships with supervision officers, reducing resistance against community supervision and improving adherence to supervision mandates.</w:t>
+            </w:r>
+            <w:r>
+              <w:rPr>
+                <w:rFonts w:ascii="DejaVu Sans" w:hAnsi="DejaVu Sans" w:eastAsia="DejaVu Sans" w:cs="DejaVu Sans"/>
+                <w:i w:val="false"/>
+                <w:b w:val="false"/>
+                <w:u w:val="none"/>
+                <w:strike w:val="false"/>
+                <w:sz w:val="24"/>
+                <w:szCs w:val="24"/>
+                <w:color w:val="000000"/>
+              </w:rPr>
+              <w:br/>
+            </w:r>
+            <w:r>
+              <w:rPr>
+                <w:rFonts w:ascii="DejaVu Sans" w:hAnsi="DejaVu Sans" w:eastAsia="DejaVu Sans" w:cs="DejaVu Sans"/>
+                <w:i w:val="false"/>
+                <w:b w:val="false"/>
+                <w:u w:val="none"/>
+                <w:strike w:val="false"/>
+                <w:sz w:val="24"/>
+                <w:szCs w:val="24"/>
+                <w:color w:val="000000"/>
+              </w:rPr>
+              <w:br/>
+            </w:r>
+            <w:r>
+              <w:rPr>
+                <w:rFonts w:ascii="DejaVu Sans" w:hAnsi="DejaVu Sans" w:eastAsia="DejaVu Sans" w:cs="DejaVu Sans"/>
+                <w:i w:val="false"/>
+                <w:b w:val="false"/>
+                <w:u w:val="none"/>
+                <w:strike w:val="false"/>
+                <w:sz w:val="24"/>
+                <w:szCs w:val="24"/>
+                <w:color w:val="000000"/>
+              </w:rPr>
+              <w:t xml:space="preserve">- Identification of trauma- and fear-based avoidance patterns that interfere with engagement in community supervision, using cognitive-behavioral strategies to enhance compliance with structured interventions.</w:t>
+            </w:r>
+            <w:r>
+              <w:rPr>
+                <w:rFonts w:ascii="DejaVu Sans" w:hAnsi="DejaVu Sans" w:eastAsia="DejaVu Sans" w:cs="DejaVu Sans"/>
+                <w:i w:val="false"/>
+                <w:b w:val="false"/>
+                <w:u w:val="none"/>
+                <w:strike w:val="false"/>
+                <w:sz w:val="24"/>
+                <w:szCs w:val="24"/>
+                <w:color w:val="000000"/>
+              </w:rPr>
+              <w:br/>
+            </w:r>
+            <w:r>
+              <w:rPr>
+                <w:rFonts w:ascii="DejaVu Sans" w:hAnsi="DejaVu Sans" w:eastAsia="DejaVu Sans" w:cs="DejaVu Sans"/>
+                <w:i w:val="false"/>
+                <w:b w:val="false"/>
+                <w:u w:val="none"/>
+                <w:strike w:val="false"/>
+                <w:sz w:val="24"/>
+                <w:szCs w:val="24"/>
+                <w:color w:val="000000"/>
+              </w:rPr>
+              <w:br/>
+            </w:r>
+            <w:r>
+              <w:rPr>
+                <w:rFonts w:ascii="DejaVu Sans" w:hAnsi="DejaVu Sans" w:eastAsia="DejaVu Sans" w:cs="DejaVu Sans"/>
+                <w:i w:val="false"/>
+                <w:b w:val="false"/>
+                <w:u w:val="none"/>
+                <w:strike w:val="false"/>
+                <w:sz w:val="24"/>
+                <w:szCs w:val="24"/>
+                <w:color w:val="000000"/>
+              </w:rPr>
+              <w:t xml:space="preserve">- Through guided exercises, participants examine the impact of adult relationships on emotional regulation and behavioral stability, targeting deficits in capacity for adult intimacy.</w:t>
             </w:r>
           </w:p>
         </w:tc>
@@ -864,131 +747,92 @@
                 <w:szCs w:val="24"/>
                 <w:color w:val="000000"/>
               </w:rPr>
-              <w:t xml:space="preserve">- Participants learn the basics of muscle structure and function, increasing self-awareness of physical capabilities and enhancing motivation to engage in structured physical routines.</w:t>
-            </w:r>
-            <w:r>
-              <w:rPr>
-                <w:rFonts w:ascii="DejaVu Sans" w:hAnsi="DejaVu Sans" w:eastAsia="DejaVu Sans" w:cs="DejaVu Sans"/>
-                <w:i w:val="false"/>
-                <w:b w:val="false"/>
-                <w:u w:val="none"/>
-                <w:strike w:val="false"/>
-                <w:sz w:val="24"/>
-                <w:szCs w:val="24"/>
-                <w:color w:val="000000"/>
-              </w:rPr>
-              <w:br/>
-            </w:r>
-            <w:r>
-              <w:rPr>
-                <w:rFonts w:ascii="DejaVu Sans" w:hAnsi="DejaVu Sans" w:eastAsia="DejaVu Sans" w:cs="DejaVu Sans"/>
-                <w:i w:val="false"/>
-                <w:b w:val="false"/>
-                <w:u w:val="none"/>
-                <w:strike w:val="false"/>
-                <w:sz w:val="24"/>
-                <w:szCs w:val="24"/>
-                <w:color w:val="000000"/>
-              </w:rPr>
-              <w:br/>
-            </w:r>
-            <w:r>
-              <w:rPr>
-                <w:rFonts w:ascii="DejaVu Sans" w:hAnsi="DejaVu Sans" w:eastAsia="DejaVu Sans" w:cs="DejaVu Sans"/>
-                <w:i w:val="false"/>
-                <w:b w:val="false"/>
-                <w:u w:val="none"/>
-                <w:strike w:val="false"/>
-                <w:sz w:val="24"/>
-                <w:szCs w:val="24"/>
-                <w:color w:val="000000"/>
-              </w:rPr>
-              <w:t xml:space="preserve">- Using the Rubicon model, they explore intrinsic and extrinsic motivators, identifying barriers like low confidence or time constraints that affect adherence and relationship-building.</w:t>
-            </w:r>
-            <w:r>
-              <w:rPr>
-                <w:rFonts w:ascii="DejaVu Sans" w:hAnsi="DejaVu Sans" w:eastAsia="DejaVu Sans" w:cs="DejaVu Sans"/>
-                <w:i w:val="false"/>
-                <w:b w:val="false"/>
-                <w:u w:val="none"/>
-                <w:strike w:val="false"/>
-                <w:sz w:val="24"/>
-                <w:szCs w:val="24"/>
-                <w:color w:val="000000"/>
-              </w:rPr>
-              <w:br/>
-            </w:r>
-            <w:r>
-              <w:rPr>
-                <w:rFonts w:ascii="DejaVu Sans" w:hAnsi="DejaVu Sans" w:eastAsia="DejaVu Sans" w:cs="DejaVu Sans"/>
-                <w:i w:val="false"/>
-                <w:b w:val="false"/>
-                <w:u w:val="none"/>
-                <w:strike w:val="false"/>
-                <w:sz w:val="24"/>
-                <w:szCs w:val="24"/>
-                <w:color w:val="000000"/>
-              </w:rPr>
-              <w:br/>
-            </w:r>
-            <w:r>
-              <w:rPr>
-                <w:rFonts w:ascii="DejaVu Sans" w:hAnsi="DejaVu Sans" w:eastAsia="DejaVu Sans" w:cs="DejaVu Sans"/>
-                <w:i w:val="false"/>
-                <w:b w:val="false"/>
-                <w:u w:val="none"/>
-                <w:strike w:val="false"/>
-                <w:sz w:val="24"/>
-                <w:szCs w:val="24"/>
-                <w:color w:val="000000"/>
-              </w:rPr>
-              <w:t xml:space="preserve">- By reflecting on personal sport preferences, participants recognize how peer or cultural influences may shape physical activity choices, reducing susceptibility to negative social pressures.</w:t>
-            </w:r>
-            <w:r>
-              <w:rPr>
-                <w:rFonts w:ascii="DejaVu Sans" w:hAnsi="DejaVu Sans" w:eastAsia="DejaVu Sans" w:cs="DejaVu Sans"/>
-                <w:i w:val="false"/>
-                <w:b w:val="false"/>
-                <w:u w:val="none"/>
-                <w:strike w:val="false"/>
-                <w:sz w:val="24"/>
-                <w:szCs w:val="24"/>
-                <w:color w:val="000000"/>
-              </w:rPr>
-              <w:br/>
-            </w:r>
-            <w:r>
-              <w:rPr>
-                <w:rFonts w:ascii="DejaVu Sans" w:hAnsi="DejaVu Sans" w:eastAsia="DejaVu Sans" w:cs="DejaVu Sans"/>
-                <w:i w:val="false"/>
-                <w:b w:val="false"/>
-                <w:u w:val="none"/>
-                <w:strike w:val="false"/>
-                <w:sz w:val="24"/>
-                <w:szCs w:val="24"/>
-                <w:color w:val="000000"/>
-              </w:rPr>
-              <w:br/>
-            </w:r>
-            <w:r>
-              <w:rPr>
-                <w:rFonts w:ascii="DejaVu Sans" w:hAnsi="DejaVu Sans" w:eastAsia="DejaVu Sans" w:cs="DejaVu Sans"/>
-                <w:i w:val="false"/>
-                <w:b w:val="false"/>
-                <w:u w:val="none"/>
-                <w:strike w:val="false"/>
-                <w:sz w:val="24"/>
-                <w:szCs w:val="24"/>
-                <w:color w:val="000000"/>
-              </w:rPr>
-              <w:t xml:space="preserve">- They gain accurate knowledge of exercise’s physiological benefits, including mood-enhancing effects and age-related misconceptions, fostering long-term commitment to healthy habits.</w:t>
+              <w:t xml:space="preserve">- Psychoeducation provides the basics of muscle structure and function, increasing self-awareness of physical capabilities and enhancing motivation to engage in structured physical routines.</w:t>
+            </w:r>
+            <w:r>
+              <w:rPr>
+                <w:rFonts w:ascii="DejaVu Sans" w:hAnsi="DejaVu Sans" w:eastAsia="DejaVu Sans" w:cs="DejaVu Sans"/>
+                <w:i w:val="false"/>
+                <w:b w:val="false"/>
+                <w:u w:val="none"/>
+                <w:strike w:val="false"/>
+                <w:sz w:val="24"/>
+                <w:szCs w:val="24"/>
+                <w:color w:val="000000"/>
+              </w:rPr>
+              <w:br/>
+            </w:r>
+            <w:r>
+              <w:rPr>
+                <w:rFonts w:ascii="DejaVu Sans" w:hAnsi="DejaVu Sans" w:eastAsia="DejaVu Sans" w:cs="DejaVu Sans"/>
+                <w:i w:val="false"/>
+                <w:b w:val="false"/>
+                <w:u w:val="none"/>
+                <w:strike w:val="false"/>
+                <w:sz w:val="24"/>
+                <w:szCs w:val="24"/>
+                <w:color w:val="000000"/>
+              </w:rPr>
+              <w:br/>
+            </w:r>
+            <w:r>
+              <w:rPr>
+                <w:rFonts w:ascii="DejaVu Sans" w:hAnsi="DejaVu Sans" w:eastAsia="DejaVu Sans" w:cs="DejaVu Sans"/>
+                <w:i w:val="false"/>
+                <w:b w:val="false"/>
+                <w:u w:val="none"/>
+                <w:strike w:val="false"/>
+                <w:sz w:val="24"/>
+                <w:szCs w:val="24"/>
+                <w:color w:val="000000"/>
+              </w:rPr>
+              <w:t xml:space="preserve">- in guided exercises, intrinsic and extrinsic motivators are identified as well as barriers like low confidence or time constraints that affect adherence on personal training plans.</w:t>
+            </w:r>
+            <w:r>
+              <w:rPr>
+                <w:rFonts w:ascii="DejaVu Sans" w:hAnsi="DejaVu Sans" w:eastAsia="DejaVu Sans" w:cs="DejaVu Sans"/>
+                <w:i w:val="false"/>
+                <w:b w:val="false"/>
+                <w:u w:val="none"/>
+                <w:strike w:val="false"/>
+                <w:sz w:val="24"/>
+                <w:szCs w:val="24"/>
+                <w:color w:val="000000"/>
+              </w:rPr>
+              <w:br/>
+            </w:r>
+            <w:r>
+              <w:rPr>
+                <w:rFonts w:ascii="DejaVu Sans" w:hAnsi="DejaVu Sans" w:eastAsia="DejaVu Sans" w:cs="DejaVu Sans"/>
+                <w:i w:val="false"/>
+                <w:b w:val="false"/>
+                <w:u w:val="none"/>
+                <w:strike w:val="false"/>
+                <w:sz w:val="24"/>
+                <w:szCs w:val="24"/>
+                <w:color w:val="000000"/>
+              </w:rPr>
+              <w:br/>
+            </w:r>
+            <w:r>
+              <w:rPr>
+                <w:rFonts w:ascii="DejaVu Sans" w:hAnsi="DejaVu Sans" w:eastAsia="DejaVu Sans" w:cs="DejaVu Sans"/>
+                <w:i w:val="false"/>
+                <w:b w:val="false"/>
+                <w:u w:val="none"/>
+                <w:strike w:val="false"/>
+                <w:sz w:val="24"/>
+                <w:szCs w:val="24"/>
+                <w:color w:val="000000"/>
+              </w:rPr>
+              <w:t xml:space="preserve">- By reflecting on personal sport preferences in exercises, participants recognize how peer or cultural influences may shape physical activity choices, reducing susceptibility to negative social pressures.</w:t>
             </w:r>
           </w:p>
         </w:tc>
       </w:tr>
       <w:tr>
         <w:trPr>
-          <w:trHeight w:val="1215" w:hRule="auto"/>
+          <w:trHeight w:val="1180" w:hRule="auto"/>
         </w:trPr>
         body3
         <w:tc>
@@ -1095,124 +939,124 @@
                 <w:szCs w:val="24"/>
                 <w:color w:val="000000"/>
               </w:rPr>
-              <w:t xml:space="preserve">- Participants learn to identify emotions as indicators of unmet needs, reducing impulsive reactions by linking affective states to underlying psychological demands.</w:t>
-            </w:r>
-            <w:r>
-              <w:rPr>
-                <w:rFonts w:ascii="DejaVu Sans" w:hAnsi="DejaVu Sans" w:eastAsia="DejaVu Sans" w:cs="DejaVu Sans"/>
-                <w:i w:val="false"/>
-                <w:b w:val="false"/>
-                <w:u w:val="none"/>
-                <w:strike w:val="false"/>
-                <w:sz w:val="24"/>
-                <w:szCs w:val="24"/>
-                <w:color w:val="000000"/>
-              </w:rPr>
-              <w:br/>
-            </w:r>
-            <w:r>
-              <w:rPr>
-                <w:rFonts w:ascii="DejaVu Sans" w:hAnsi="DejaVu Sans" w:eastAsia="DejaVu Sans" w:cs="DejaVu Sans"/>
-                <w:i w:val="false"/>
-                <w:b w:val="false"/>
-                <w:u w:val="none"/>
-                <w:strike w:val="false"/>
-                <w:sz w:val="24"/>
-                <w:szCs w:val="24"/>
-                <w:color w:val="000000"/>
-              </w:rPr>
-              <w:br/>
-            </w:r>
-            <w:r>
-              <w:rPr>
-                <w:rFonts w:ascii="DejaVu Sans" w:hAnsi="DejaVu Sans" w:eastAsia="DejaVu Sans" w:cs="DejaVu Sans"/>
-                <w:i w:val="false"/>
-                <w:b w:val="false"/>
-                <w:u w:val="none"/>
-                <w:strike w:val="false"/>
-                <w:sz w:val="24"/>
-                <w:szCs w:val="24"/>
-                <w:color w:val="000000"/>
-              </w:rPr>
-              <w:t xml:space="preserve">- Through mindfulness exercises and case examples, they develop non-reactive awareness of emotions and bodily sensations, improving impulse control and reducing maladaptive coping.</w:t>
-            </w:r>
-            <w:r>
-              <w:rPr>
-                <w:rFonts w:ascii="DejaVu Sans" w:hAnsi="DejaVu Sans" w:eastAsia="DejaVu Sans" w:cs="DejaVu Sans"/>
-                <w:i w:val="false"/>
-                <w:b w:val="false"/>
-                <w:u w:val="none"/>
-                <w:strike w:val="false"/>
-                <w:sz w:val="24"/>
-                <w:szCs w:val="24"/>
-                <w:color w:val="000000"/>
-              </w:rPr>
-              <w:br/>
-            </w:r>
-            <w:r>
-              <w:rPr>
-                <w:rFonts w:ascii="DejaVu Sans" w:hAnsi="DejaVu Sans" w:eastAsia="DejaVu Sans" w:cs="DejaVu Sans"/>
-                <w:i w:val="false"/>
-                <w:b w:val="false"/>
-                <w:u w:val="none"/>
-                <w:strike w:val="false"/>
-                <w:sz w:val="24"/>
-                <w:szCs w:val="24"/>
-                <w:color w:val="000000"/>
-              </w:rPr>
-              <w:br/>
-            </w:r>
-            <w:r>
-              <w:rPr>
-                <w:rFonts w:ascii="DejaVu Sans" w:hAnsi="DejaVu Sans" w:eastAsia="DejaVu Sans" w:cs="DejaVu Sans"/>
-                <w:i w:val="false"/>
-                <w:b w:val="false"/>
-                <w:u w:val="none"/>
-                <w:strike w:val="false"/>
-                <w:sz w:val="24"/>
-                <w:szCs w:val="24"/>
-                <w:color w:val="000000"/>
-              </w:rPr>
-              <w:t xml:space="preserve">- They distinguish between emotional experiences and action urges using tools like the tension scale, fostering pause-and-reflect strategies to interrupt impulsive behaviors.</w:t>
-            </w:r>
-            <w:r>
-              <w:rPr>
-                <w:rFonts w:ascii="DejaVu Sans" w:hAnsi="DejaVu Sans" w:eastAsia="DejaVu Sans" w:cs="DejaVu Sans"/>
-                <w:i w:val="false"/>
-                <w:b w:val="false"/>
-                <w:u w:val="none"/>
-                <w:strike w:val="false"/>
-                <w:sz w:val="24"/>
-                <w:szCs w:val="24"/>
-                <w:color w:val="000000"/>
-              </w:rPr>
-              <w:br/>
-            </w:r>
-            <w:r>
-              <w:rPr>
-                <w:rFonts w:ascii="DejaVu Sans" w:hAnsi="DejaVu Sans" w:eastAsia="DejaVu Sans" w:cs="DejaVu Sans"/>
-                <w:i w:val="false"/>
-                <w:b w:val="false"/>
-                <w:u w:val="none"/>
-                <w:strike w:val="false"/>
-                <w:sz w:val="24"/>
-                <w:szCs w:val="24"/>
-                <w:color w:val="000000"/>
-              </w:rPr>
-              <w:br/>
-            </w:r>
-            <w:r>
-              <w:rPr>
-                <w:rFonts w:ascii="DejaVu Sans" w:hAnsi="DejaVu Sans" w:eastAsia="DejaVu Sans" w:cs="DejaVu Sans"/>
-                <w:i w:val="false"/>
-                <w:b w:val="false"/>
-                <w:u w:val="none"/>
-                <w:strike w:val="false"/>
-                <w:sz w:val="24"/>
-                <w:szCs w:val="24"/>
-                <w:color w:val="000000"/>
-              </w:rPr>
-              <w:t xml:space="preserve">- By creating personalized skill sets, participants build adaptive, individualized responses to emotional distress, enhancing long-term emotional regulation and self-management.</w:t>
+              <w:t xml:space="preserve">- Identification of emotions as indicators of unmet personal needs, reducing impulsive reactions by linking affective states to underlying psychological demands.</w:t>
+            </w:r>
+            <w:r>
+              <w:rPr>
+                <w:rFonts w:ascii="DejaVu Sans" w:hAnsi="DejaVu Sans" w:eastAsia="DejaVu Sans" w:cs="DejaVu Sans"/>
+                <w:i w:val="false"/>
+                <w:b w:val="false"/>
+                <w:u w:val="none"/>
+                <w:strike w:val="false"/>
+                <w:sz w:val="24"/>
+                <w:szCs w:val="24"/>
+                <w:color w:val="000000"/>
+              </w:rPr>
+              <w:br/>
+            </w:r>
+            <w:r>
+              <w:rPr>
+                <w:rFonts w:ascii="DejaVu Sans" w:hAnsi="DejaVu Sans" w:eastAsia="DejaVu Sans" w:cs="DejaVu Sans"/>
+                <w:i w:val="false"/>
+                <w:b w:val="false"/>
+                <w:u w:val="none"/>
+                <w:strike w:val="false"/>
+                <w:sz w:val="24"/>
+                <w:szCs w:val="24"/>
+                <w:color w:val="000000"/>
+              </w:rPr>
+              <w:br/>
+            </w:r>
+            <w:r>
+              <w:rPr>
+                <w:rFonts w:ascii="DejaVu Sans" w:hAnsi="DejaVu Sans" w:eastAsia="DejaVu Sans" w:cs="DejaVu Sans"/>
+                <w:i w:val="false"/>
+                <w:b w:val="false"/>
+                <w:u w:val="none"/>
+                <w:strike w:val="false"/>
+                <w:sz w:val="24"/>
+                <w:szCs w:val="24"/>
+                <w:color w:val="000000"/>
+              </w:rPr>
+              <w:t xml:space="preserve">- Through mindfulness exercises and case examples, participants learn the importance of non-reactive awareness of emotions and connected bodily sensations, improving impulse control and reducing maladaptive coping.</w:t>
+            </w:r>
+            <w:r>
+              <w:rPr>
+                <w:rFonts w:ascii="DejaVu Sans" w:hAnsi="DejaVu Sans" w:eastAsia="DejaVu Sans" w:cs="DejaVu Sans"/>
+                <w:i w:val="false"/>
+                <w:b w:val="false"/>
+                <w:u w:val="none"/>
+                <w:strike w:val="false"/>
+                <w:sz w:val="24"/>
+                <w:szCs w:val="24"/>
+                <w:color w:val="000000"/>
+              </w:rPr>
+              <w:br/>
+            </w:r>
+            <w:r>
+              <w:rPr>
+                <w:rFonts w:ascii="DejaVu Sans" w:hAnsi="DejaVu Sans" w:eastAsia="DejaVu Sans" w:cs="DejaVu Sans"/>
+                <w:i w:val="false"/>
+                <w:b w:val="false"/>
+                <w:u w:val="none"/>
+                <w:strike w:val="false"/>
+                <w:sz w:val="24"/>
+                <w:szCs w:val="24"/>
+                <w:color w:val="000000"/>
+              </w:rPr>
+              <w:br/>
+            </w:r>
+            <w:r>
+              <w:rPr>
+                <w:rFonts w:ascii="DejaVu Sans" w:hAnsi="DejaVu Sans" w:eastAsia="DejaVu Sans" w:cs="DejaVu Sans"/>
+                <w:i w:val="false"/>
+                <w:b w:val="false"/>
+                <w:u w:val="none"/>
+                <w:strike w:val="false"/>
+                <w:sz w:val="24"/>
+                <w:szCs w:val="24"/>
+                <w:color w:val="000000"/>
+              </w:rPr>
+              <w:t xml:space="preserve">- Differentiation of emotional experiences and action urges using tools like the tension scale, fostering pause-and-reflect strategies to interrupt impulsive behaviors.</w:t>
+            </w:r>
+            <w:r>
+              <w:rPr>
+                <w:rFonts w:ascii="DejaVu Sans" w:hAnsi="DejaVu Sans" w:eastAsia="DejaVu Sans" w:cs="DejaVu Sans"/>
+                <w:i w:val="false"/>
+                <w:b w:val="false"/>
+                <w:u w:val="none"/>
+                <w:strike w:val="false"/>
+                <w:sz w:val="24"/>
+                <w:szCs w:val="24"/>
+                <w:color w:val="000000"/>
+              </w:rPr>
+              <w:br/>
+            </w:r>
+            <w:r>
+              <w:rPr>
+                <w:rFonts w:ascii="DejaVu Sans" w:hAnsi="DejaVu Sans" w:eastAsia="DejaVu Sans" w:cs="DejaVu Sans"/>
+                <w:i w:val="false"/>
+                <w:b w:val="false"/>
+                <w:u w:val="none"/>
+                <w:strike w:val="false"/>
+                <w:sz w:val="24"/>
+                <w:szCs w:val="24"/>
+                <w:color w:val="000000"/>
+              </w:rPr>
+              <w:br/>
+            </w:r>
+            <w:r>
+              <w:rPr>
+                <w:rFonts w:ascii="DejaVu Sans" w:hAnsi="DejaVu Sans" w:eastAsia="DejaVu Sans" w:cs="DejaVu Sans"/>
+                <w:i w:val="false"/>
+                <w:b w:val="false"/>
+                <w:u w:val="none"/>
+                <w:strike w:val="false"/>
+                <w:sz w:val="24"/>
+                <w:szCs w:val="24"/>
+                <w:color w:val="000000"/>
+              </w:rPr>
+              <w:t xml:space="preserve">- Creation of a personalized skill set, with adaptive, individualized responses to emotional distress, enhancing long-term emotional regulation and self-management.</w:t>
             </w:r>
           </w:p>
         </w:tc>
@@ -1266,7 +1110,7 @@
                 <w:szCs w:val="24"/>
                 <w:color w:val="000000"/>
               </w:rPr>
-              <w:t xml:space="preserve">- Participants learn how sleep quality directly influences emotional regulation, cognitive function, and physical health, addressing impulsivity and emotional dysregulation that undermine sleep hygiene.</w:t>
+              <w:t xml:space="preserve">- Psychoeducation promotes that sleep quality directly influences emotional regulation, cognitive function, and physical health, addressing impulsivity and emotional dysregulation that undermine sleep hygiene.</w:t>
             </w:r>
             <w:r>
               <w:rPr>
@@ -1344,53 +1188,14 @@
                 <w:szCs w:val="24"/>
                 <w:color w:val="000000"/>
               </w:rPr>
-              <w:t xml:space="preserve">- Practical, non-drug strategies are taught to manage shift work and jetlag, promoting consistent routines and environmental adjustments that support long-term sleep stability.</w:t>
-            </w:r>
-            <w:r>
-              <w:rPr>
-                <w:rFonts w:ascii="DejaVu Sans" w:hAnsi="DejaVu Sans" w:eastAsia="DejaVu Sans" w:cs="DejaVu Sans"/>
-                <w:i w:val="false"/>
-                <w:b w:val="false"/>
-                <w:u w:val="none"/>
-                <w:strike w:val="false"/>
-                <w:sz w:val="24"/>
-                <w:szCs w:val="24"/>
-                <w:color w:val="000000"/>
-              </w:rPr>
-              <w:br/>
-            </w:r>
-            <w:r>
-              <w:rPr>
-                <w:rFonts w:ascii="DejaVu Sans" w:hAnsi="DejaVu Sans" w:eastAsia="DejaVu Sans" w:cs="DejaVu Sans"/>
-                <w:i w:val="false"/>
-                <w:b w:val="false"/>
-                <w:u w:val="none"/>
-                <w:strike w:val="false"/>
-                <w:sz w:val="24"/>
-                <w:szCs w:val="24"/>
-                <w:color w:val="000000"/>
-              </w:rPr>
-              <w:br/>
-            </w:r>
-            <w:r>
-              <w:rPr>
-                <w:rFonts w:ascii="DejaVu Sans" w:hAnsi="DejaVu Sans" w:eastAsia="DejaVu Sans" w:cs="DejaVu Sans"/>
-                <w:i w:val="false"/>
-                <w:b w:val="false"/>
-                <w:u w:val="none"/>
-                <w:strike w:val="false"/>
-                <w:sz w:val="24"/>
-                <w:szCs w:val="24"/>
-                <w:color w:val="000000"/>
-              </w:rPr>
-              <w:t xml:space="preserve">- Discussion of sleep disorders like apnea emphasizes their impact on health and relationships, encouraging proactive, evidence-based lifestyle changes over medication reliance.</w:t>
+              <w:t xml:space="preserve">- Practical, non-drug strategies are taught in exercises to manage shift work and jetlag, promoting consistent routines and environmental adjustments that support long-term sleep stability.</w:t>
             </w:r>
           </w:p>
         </w:tc>
       </w:tr>
       <w:tr>
         <w:trPr>
-          <w:trHeight w:val="1215" w:hRule="auto"/>
+          <w:trHeight w:val="1180" w:hRule="auto"/>
         </w:trPr>
         body4
         <w:tc>
@@ -1497,46 +1302,46 @@
                 <w:szCs w:val="24"/>
                 <w:color w:val="000000"/>
               </w:rPr>
-              <w:t xml:space="preserve">- Participants learn to recognize problem-solving deficits as a core component of self-regulation difficulties, understanding that challenges are manageable through structured, cognitive-behavioral approaches.</w:t>
-            </w:r>
-            <w:r>
-              <w:rPr>
-                <w:rFonts w:ascii="DejaVu Sans" w:hAnsi="DejaVu Sans" w:eastAsia="DejaVu Sans" w:cs="DejaVu Sans"/>
-                <w:i w:val="false"/>
-                <w:b w:val="false"/>
-                <w:u w:val="none"/>
-                <w:strike w:val="false"/>
-                <w:sz w:val="24"/>
-                <w:szCs w:val="24"/>
-                <w:color w:val="000000"/>
-              </w:rPr>
-              <w:br/>
-            </w:r>
-            <w:r>
-              <w:rPr>
-                <w:rFonts w:ascii="DejaVu Sans" w:hAnsi="DejaVu Sans" w:eastAsia="DejaVu Sans" w:cs="DejaVu Sans"/>
-                <w:i w:val="false"/>
-                <w:b w:val="false"/>
-                <w:u w:val="none"/>
-                <w:strike w:val="false"/>
-                <w:sz w:val="24"/>
-                <w:szCs w:val="24"/>
-                <w:color w:val="000000"/>
-              </w:rPr>
-              <w:br/>
-            </w:r>
-            <w:r>
-              <w:rPr>
-                <w:rFonts w:ascii="DejaVu Sans" w:hAnsi="DejaVu Sans" w:eastAsia="DejaVu Sans" w:cs="DejaVu Sans"/>
-                <w:i w:val="false"/>
-                <w:b w:val="false"/>
-                <w:u w:val="none"/>
-                <w:strike w:val="false"/>
-                <w:sz w:val="24"/>
-                <w:szCs w:val="24"/>
-                <w:color w:val="000000"/>
-              </w:rPr>
-              <w:t xml:space="preserve">- They are taught the 7-Step Problem-Solving Plan to systematically identify, define, and address problems, enhancing decision-making and reducing impulsive or avoidant reactions.</w:t>
+              <w:t xml:space="preserve">- Psychoeducation on problem-solving deficits as a core component of self-regulation difficulties, understanding that challenges are manageable through structured, cognitive-behavioral approaches.</w:t>
+            </w:r>
+            <w:r>
+              <w:rPr>
+                <w:rFonts w:ascii="DejaVu Sans" w:hAnsi="DejaVu Sans" w:eastAsia="DejaVu Sans" w:cs="DejaVu Sans"/>
+                <w:i w:val="false"/>
+                <w:b w:val="false"/>
+                <w:u w:val="none"/>
+                <w:strike w:val="false"/>
+                <w:sz w:val="24"/>
+                <w:szCs w:val="24"/>
+                <w:color w:val="000000"/>
+              </w:rPr>
+              <w:br/>
+            </w:r>
+            <w:r>
+              <w:rPr>
+                <w:rFonts w:ascii="DejaVu Sans" w:hAnsi="DejaVu Sans" w:eastAsia="DejaVu Sans" w:cs="DejaVu Sans"/>
+                <w:i w:val="false"/>
+                <w:b w:val="false"/>
+                <w:u w:val="none"/>
+                <w:strike w:val="false"/>
+                <w:sz w:val="24"/>
+                <w:szCs w:val="24"/>
+                <w:color w:val="000000"/>
+              </w:rPr>
+              <w:br/>
+            </w:r>
+            <w:r>
+              <w:rPr>
+                <w:rFonts w:ascii="DejaVu Sans" w:hAnsi="DejaVu Sans" w:eastAsia="DejaVu Sans" w:cs="DejaVu Sans"/>
+                <w:i w:val="false"/>
+                <w:b w:val="false"/>
+                <w:u w:val="none"/>
+                <w:strike w:val="false"/>
+                <w:sz w:val="24"/>
+                <w:szCs w:val="24"/>
+                <w:color w:val="000000"/>
+              </w:rPr>
+              <w:t xml:space="preserve">- Guided exercises following the 7-Step Problem-Solving Plan to systematically identify, define, and address problems, enhancing decision-making and reducing impulsive or avoidant reactions.</w:t>
             </w:r>
             <w:r>
               <w:rPr>
@@ -1576,45 +1381,6 @@
                 <w:color w:val="000000"/>
               </w:rPr>
               <w:t xml:space="preserve">- Through video examples and case studies, participants practice distinguishing between changeable and unchangeable issues, generating realistic solutions, and evaluating outcomes.</w:t>
-            </w:r>
-            <w:r>
-              <w:rPr>
-                <w:rFonts w:ascii="DejaVu Sans" w:hAnsi="DejaVu Sans" w:eastAsia="DejaVu Sans" w:cs="DejaVu Sans"/>
-                <w:i w:val="false"/>
-                <w:b w:val="false"/>
-                <w:u w:val="none"/>
-                <w:strike w:val="false"/>
-                <w:sz w:val="24"/>
-                <w:szCs w:val="24"/>
-                <w:color w:val="000000"/>
-              </w:rPr>
-              <w:br/>
-            </w:r>
-            <w:r>
-              <w:rPr>
-                <w:rFonts w:ascii="DejaVu Sans" w:hAnsi="DejaVu Sans" w:eastAsia="DejaVu Sans" w:cs="DejaVu Sans"/>
-                <w:i w:val="false"/>
-                <w:b w:val="false"/>
-                <w:u w:val="none"/>
-                <w:strike w:val="false"/>
-                <w:sz w:val="24"/>
-                <w:szCs w:val="24"/>
-                <w:color w:val="000000"/>
-              </w:rPr>
-              <w:br/>
-            </w:r>
-            <w:r>
-              <w:rPr>
-                <w:rFonts w:ascii="DejaVu Sans" w:hAnsi="DejaVu Sans" w:eastAsia="DejaVu Sans" w:cs="DejaVu Sans"/>
-                <w:i w:val="false"/>
-                <w:b w:val="false"/>
-                <w:u w:val="none"/>
-                <w:strike w:val="false"/>
-                <w:sz w:val="24"/>
-                <w:szCs w:val="24"/>
-                <w:color w:val="000000"/>
-              </w:rPr>
-              <w:t xml:space="preserve">- The module fosters cognitive restructuring and emotional regulation by linking problem-solving to adaptive coping, promoting long-term self-regulation and behavioral control.</w:t>
             </w:r>
           </w:p>
         </w:tc>
@@ -1668,46 +1434,46 @@
                 <w:szCs w:val="24"/>
                 <w:color w:val="000000"/>
               </w:rPr>
-              <w:t xml:space="preserve">- Participants explore the neuroscience of dreaming, including REM and non-REM sleep stages, to understand how disrupted sleep impairs cognitive flexibility.</w:t>
-            </w:r>
-            <w:r>
-              <w:rPr>
-                <w:rFonts w:ascii="DejaVu Sans" w:hAnsi="DejaVu Sans" w:eastAsia="DejaVu Sans" w:cs="DejaVu Sans"/>
-                <w:i w:val="false"/>
-                <w:b w:val="false"/>
-                <w:u w:val="none"/>
-                <w:strike w:val="false"/>
-                <w:sz w:val="24"/>
-                <w:szCs w:val="24"/>
-                <w:color w:val="000000"/>
-              </w:rPr>
-              <w:br/>
-            </w:r>
-            <w:r>
-              <w:rPr>
-                <w:rFonts w:ascii="DejaVu Sans" w:hAnsi="DejaVu Sans" w:eastAsia="DejaVu Sans" w:cs="DejaVu Sans"/>
-                <w:i w:val="false"/>
-                <w:b w:val="false"/>
-                <w:u w:val="none"/>
-                <w:strike w:val="false"/>
-                <w:sz w:val="24"/>
-                <w:szCs w:val="24"/>
-                <w:color w:val="000000"/>
-              </w:rPr>
-              <w:br/>
-            </w:r>
-            <w:r>
-              <w:rPr>
-                <w:rFonts w:ascii="DejaVu Sans" w:hAnsi="DejaVu Sans" w:eastAsia="DejaVu Sans" w:cs="DejaVu Sans"/>
-                <w:i w:val="false"/>
-                <w:b w:val="false"/>
-                <w:u w:val="none"/>
-                <w:strike w:val="false"/>
-                <w:sz w:val="24"/>
-                <w:szCs w:val="24"/>
-                <w:color w:val="000000"/>
-              </w:rPr>
-              <w:t xml:space="preserve">- Through mindfulness, dream journaling, and symbolic interpretation, they develop reflective practices that enhance self-awareness.</w:t>
+              <w:t xml:space="preserve">- Psychoeducational content focus on the neuroscience of dreaming, including REM and non-REM sleep stages.</w:t>
+            </w:r>
+            <w:r>
+              <w:rPr>
+                <w:rFonts w:ascii="DejaVu Sans" w:hAnsi="DejaVu Sans" w:eastAsia="DejaVu Sans" w:cs="DejaVu Sans"/>
+                <w:i w:val="false"/>
+                <w:b w:val="false"/>
+                <w:u w:val="none"/>
+                <w:strike w:val="false"/>
+                <w:sz w:val="24"/>
+                <w:szCs w:val="24"/>
+                <w:color w:val="000000"/>
+              </w:rPr>
+              <w:br/>
+            </w:r>
+            <w:r>
+              <w:rPr>
+                <w:rFonts w:ascii="DejaVu Sans" w:hAnsi="DejaVu Sans" w:eastAsia="DejaVu Sans" w:cs="DejaVu Sans"/>
+                <w:i w:val="false"/>
+                <w:b w:val="false"/>
+                <w:u w:val="none"/>
+                <w:strike w:val="false"/>
+                <w:sz w:val="24"/>
+                <w:szCs w:val="24"/>
+                <w:color w:val="000000"/>
+              </w:rPr>
+              <w:br/>
+            </w:r>
+            <w:r>
+              <w:rPr>
+                <w:rFonts w:ascii="DejaVu Sans" w:hAnsi="DejaVu Sans" w:eastAsia="DejaVu Sans" w:cs="DejaVu Sans"/>
+                <w:i w:val="false"/>
+                <w:b w:val="false"/>
+                <w:u w:val="none"/>
+                <w:strike w:val="false"/>
+                <w:sz w:val="24"/>
+                <w:szCs w:val="24"/>
+                <w:color w:val="000000"/>
+              </w:rPr>
+              <w:t xml:space="preserve">- Through exercises like dream journaling, and symbolic interpretation, participants develop reflective practices that enhance awareness of dreams.</w:t>
             </w:r>
             <w:r>
               <w:rPr>
@@ -1785,14 +1551,14 @@
                 <w:szCs w:val="24"/>
                 <w:color w:val="000000"/>
               </w:rPr>
-              <w:t xml:space="preserve">- Case studies highlight trauma-related dream patterns, showing how unresolved psychological distress and poor sleep hinder insight and cognitive restoration, reinforcing the need for integrated sleep and emotional care.</w:t>
+              <w:t xml:space="preserve">- Case studies highlight trauma-related dream patterns, showing how unresolved psychological distress and poor sleep hinder insight and cognitive restoration.</w:t>
             </w:r>
           </w:p>
         </w:tc>
       </w:tr>
       <w:tr>
         <w:trPr>
-          <w:trHeight w:val="1215" w:hRule="auto"/>
+          <w:trHeight w:val="1180" w:hRule="auto"/>
         </w:trPr>
         body5
         <w:tc>
@@ -1899,124 +1665,124 @@
                 <w:szCs w:val="24"/>
                 <w:color w:val="000000"/>
               </w:rPr>
-              <w:t xml:space="preserve">- Participants learn to identify three out of 16 offense-supportive cognitive distortions, such as rationalizations that minimize harm, which perpetuate antisocial thinking and increase reoffending risk.</w:t>
-            </w:r>
-            <w:r>
-              <w:rPr>
-                <w:rFonts w:ascii="DejaVu Sans" w:hAnsi="DejaVu Sans" w:eastAsia="DejaVu Sans" w:cs="DejaVu Sans"/>
-                <w:i w:val="false"/>
-                <w:b w:val="false"/>
-                <w:u w:val="none"/>
-                <w:strike w:val="false"/>
-                <w:sz w:val="24"/>
-                <w:szCs w:val="24"/>
-                <w:color w:val="000000"/>
-              </w:rPr>
-              <w:br/>
-            </w:r>
-            <w:r>
-              <w:rPr>
-                <w:rFonts w:ascii="DejaVu Sans" w:hAnsi="DejaVu Sans" w:eastAsia="DejaVu Sans" w:cs="DejaVu Sans"/>
-                <w:i w:val="false"/>
-                <w:b w:val="false"/>
-                <w:u w:val="none"/>
-                <w:strike w:val="false"/>
-                <w:sz w:val="24"/>
-                <w:szCs w:val="24"/>
-                <w:color w:val="000000"/>
-              </w:rPr>
-              <w:br/>
-            </w:r>
-            <w:r>
-              <w:rPr>
-                <w:rFonts w:ascii="DejaVu Sans" w:hAnsi="DejaVu Sans" w:eastAsia="DejaVu Sans" w:cs="DejaVu Sans"/>
-                <w:i w:val="false"/>
-                <w:b w:val="false"/>
-                <w:u w:val="none"/>
-                <w:strike w:val="false"/>
-                <w:sz w:val="24"/>
-                <w:szCs w:val="24"/>
-                <w:color w:val="000000"/>
-              </w:rPr>
-              <w:t xml:space="preserve">- They explore how these distortions arise from selective attention to partial truths, reinforcing denial and minimizing consequences through psychological defense mechanisms.</w:t>
-            </w:r>
-            <w:r>
-              <w:rPr>
-                <w:rFonts w:ascii="DejaVu Sans" w:hAnsi="DejaVu Sans" w:eastAsia="DejaVu Sans" w:cs="DejaVu Sans"/>
-                <w:i w:val="false"/>
-                <w:b w:val="false"/>
-                <w:u w:val="none"/>
-                <w:strike w:val="false"/>
-                <w:sz w:val="24"/>
-                <w:szCs w:val="24"/>
-                <w:color w:val="000000"/>
-              </w:rPr>
-              <w:br/>
-            </w:r>
-            <w:r>
-              <w:rPr>
-                <w:rFonts w:ascii="DejaVu Sans" w:hAnsi="DejaVu Sans" w:eastAsia="DejaVu Sans" w:cs="DejaVu Sans"/>
-                <w:i w:val="false"/>
-                <w:b w:val="false"/>
-                <w:u w:val="none"/>
-                <w:strike w:val="false"/>
-                <w:sz w:val="24"/>
-                <w:szCs w:val="24"/>
-                <w:color w:val="000000"/>
-              </w:rPr>
-              <w:br/>
-            </w:r>
-            <w:r>
-              <w:rPr>
-                <w:rFonts w:ascii="DejaVu Sans" w:hAnsi="DejaVu Sans" w:eastAsia="DejaVu Sans" w:cs="DejaVu Sans"/>
-                <w:i w:val="false"/>
-                <w:b w:val="false"/>
-                <w:u w:val="none"/>
-                <w:strike w:val="false"/>
-                <w:sz w:val="24"/>
-                <w:szCs w:val="24"/>
-                <w:color w:val="000000"/>
-              </w:rPr>
-              <w:t xml:space="preserve">- Through psychoeducation and cognitive restructuring, participants challenge distorted beliefs using evidence-based techniques, promoting critical evaluation of harmful thought patterns.</w:t>
-            </w:r>
-            <w:r>
-              <w:rPr>
-                <w:rFonts w:ascii="DejaVu Sans" w:hAnsi="DejaVu Sans" w:eastAsia="DejaVu Sans" w:cs="DejaVu Sans"/>
-                <w:i w:val="false"/>
-                <w:b w:val="false"/>
-                <w:u w:val="none"/>
-                <w:strike w:val="false"/>
-                <w:sz w:val="24"/>
-                <w:szCs w:val="24"/>
-                <w:color w:val="000000"/>
-              </w:rPr>
-              <w:br/>
-            </w:r>
-            <w:r>
-              <w:rPr>
-                <w:rFonts w:ascii="DejaVu Sans" w:hAnsi="DejaVu Sans" w:eastAsia="DejaVu Sans" w:cs="DejaVu Sans"/>
-                <w:i w:val="false"/>
-                <w:b w:val="false"/>
-                <w:u w:val="none"/>
-                <w:strike w:val="false"/>
-                <w:sz w:val="24"/>
-                <w:szCs w:val="24"/>
-                <w:color w:val="000000"/>
-              </w:rPr>
-              <w:br/>
-            </w:r>
-            <w:r>
-              <w:rPr>
-                <w:rFonts w:ascii="DejaVu Sans" w:hAnsi="DejaVu Sans" w:eastAsia="DejaVu Sans" w:cs="DejaVu Sans"/>
-                <w:i w:val="false"/>
-                <w:b w:val="false"/>
-                <w:u w:val="none"/>
-                <w:strike w:val="false"/>
-                <w:sz w:val="24"/>
-                <w:szCs w:val="24"/>
-                <w:color w:val="000000"/>
-              </w:rPr>
-              <w:t xml:space="preserve">- Case studies and video examples illustrate real-world consequences of distorted thinking, bridging the gap between perceived justification and actual harm, enhancing insight and accountability.</w:t>
+              <w:t xml:space="preserve">- Identifaction of three offense-supportive cognitive distortions, such as rationalizations that minimize harm, which perpetuate antisocial thinking and increase reoffending risk (overall 16 pre-defined offense-supportive cognitions).</w:t>
+            </w:r>
+            <w:r>
+              <w:rPr>
+                <w:rFonts w:ascii="DejaVu Sans" w:hAnsi="DejaVu Sans" w:eastAsia="DejaVu Sans" w:cs="DejaVu Sans"/>
+                <w:i w:val="false"/>
+                <w:b w:val="false"/>
+                <w:u w:val="none"/>
+                <w:strike w:val="false"/>
+                <w:sz w:val="24"/>
+                <w:szCs w:val="24"/>
+                <w:color w:val="000000"/>
+              </w:rPr>
+              <w:br/>
+            </w:r>
+            <w:r>
+              <w:rPr>
+                <w:rFonts w:ascii="DejaVu Sans" w:hAnsi="DejaVu Sans" w:eastAsia="DejaVu Sans" w:cs="DejaVu Sans"/>
+                <w:i w:val="false"/>
+                <w:b w:val="false"/>
+                <w:u w:val="none"/>
+                <w:strike w:val="false"/>
+                <w:sz w:val="24"/>
+                <w:szCs w:val="24"/>
+                <w:color w:val="000000"/>
+              </w:rPr>
+              <w:br/>
+            </w:r>
+            <w:r>
+              <w:rPr>
+                <w:rFonts w:ascii="DejaVu Sans" w:hAnsi="DejaVu Sans" w:eastAsia="DejaVu Sans" w:cs="DejaVu Sans"/>
+                <w:i w:val="false"/>
+                <w:b w:val="false"/>
+                <w:u w:val="none"/>
+                <w:strike w:val="false"/>
+                <w:sz w:val="24"/>
+                <w:szCs w:val="24"/>
+                <w:color w:val="000000"/>
+              </w:rPr>
+              <w:t xml:space="preserve">- Psychoeducation on how offense-supportive cognitions arise from selective attention to partial truths, reinforcing denial and minimizing consequences through psychological defense mechanisms.</w:t>
+            </w:r>
+            <w:r>
+              <w:rPr>
+                <w:rFonts w:ascii="DejaVu Sans" w:hAnsi="DejaVu Sans" w:eastAsia="DejaVu Sans" w:cs="DejaVu Sans"/>
+                <w:i w:val="false"/>
+                <w:b w:val="false"/>
+                <w:u w:val="none"/>
+                <w:strike w:val="false"/>
+                <w:sz w:val="24"/>
+                <w:szCs w:val="24"/>
+                <w:color w:val="000000"/>
+              </w:rPr>
+              <w:br/>
+            </w:r>
+            <w:r>
+              <w:rPr>
+                <w:rFonts w:ascii="DejaVu Sans" w:hAnsi="DejaVu Sans" w:eastAsia="DejaVu Sans" w:cs="DejaVu Sans"/>
+                <w:i w:val="false"/>
+                <w:b w:val="false"/>
+                <w:u w:val="none"/>
+                <w:strike w:val="false"/>
+                <w:sz w:val="24"/>
+                <w:szCs w:val="24"/>
+                <w:color w:val="000000"/>
+              </w:rPr>
+              <w:br/>
+            </w:r>
+            <w:r>
+              <w:rPr>
+                <w:rFonts w:ascii="DejaVu Sans" w:hAnsi="DejaVu Sans" w:eastAsia="DejaVu Sans" w:cs="DejaVu Sans"/>
+                <w:i w:val="false"/>
+                <w:b w:val="false"/>
+                <w:u w:val="none"/>
+                <w:strike w:val="false"/>
+                <w:sz w:val="24"/>
+                <w:szCs w:val="24"/>
+                <w:color w:val="000000"/>
+              </w:rPr>
+              <w:t xml:space="preserve">- Through cognitive restructuring, participants challenge distorted beliefs and promoting critical evaluation of harmful thought patterns in guided exercises.</w:t>
+            </w:r>
+            <w:r>
+              <w:rPr>
+                <w:rFonts w:ascii="DejaVu Sans" w:hAnsi="DejaVu Sans" w:eastAsia="DejaVu Sans" w:cs="DejaVu Sans"/>
+                <w:i w:val="false"/>
+                <w:b w:val="false"/>
+                <w:u w:val="none"/>
+                <w:strike w:val="false"/>
+                <w:sz w:val="24"/>
+                <w:szCs w:val="24"/>
+                <w:color w:val="000000"/>
+              </w:rPr>
+              <w:br/>
+            </w:r>
+            <w:r>
+              <w:rPr>
+                <w:rFonts w:ascii="DejaVu Sans" w:hAnsi="DejaVu Sans" w:eastAsia="DejaVu Sans" w:cs="DejaVu Sans"/>
+                <w:i w:val="false"/>
+                <w:b w:val="false"/>
+                <w:u w:val="none"/>
+                <w:strike w:val="false"/>
+                <w:sz w:val="24"/>
+                <w:szCs w:val="24"/>
+                <w:color w:val="000000"/>
+              </w:rPr>
+              <w:br/>
+            </w:r>
+            <w:r>
+              <w:rPr>
+                <w:rFonts w:ascii="DejaVu Sans" w:hAnsi="DejaVu Sans" w:eastAsia="DejaVu Sans" w:cs="DejaVu Sans"/>
+                <w:i w:val="false"/>
+                <w:b w:val="false"/>
+                <w:u w:val="none"/>
+                <w:strike w:val="false"/>
+                <w:sz w:val="24"/>
+                <w:szCs w:val="24"/>
+                <w:color w:val="000000"/>
+              </w:rPr>
+              <w:t xml:space="preserve">- Case studies and video examples illustrate real-world consequences of distorted thinking, bridging the gap between perceived justification and actual harm.</w:t>
             </w:r>
           </w:p>
         </w:tc>
@@ -2070,85 +1836,46 @@
                 <w:szCs w:val="24"/>
                 <w:color w:val="000000"/>
               </w:rPr>
-              <w:t xml:space="preserve">- Participants gain foundational knowledge of nutrition, digestion, and the mind-body connection, challenging offense-supportive beliefs by linking healthy eating to self-control and well-being.</w:t>
-            </w:r>
-            <w:r>
-              <w:rPr>
-                <w:rFonts w:ascii="DejaVu Sans" w:hAnsi="DejaVu Sans" w:eastAsia="DejaVu Sans" w:cs="DejaVu Sans"/>
-                <w:i w:val="false"/>
-                <w:b w:val="false"/>
-                <w:u w:val="none"/>
-                <w:strike w:val="false"/>
-                <w:sz w:val="24"/>
-                <w:szCs w:val="24"/>
-                <w:color w:val="000000"/>
-              </w:rPr>
-              <w:br/>
-            </w:r>
-            <w:r>
-              <w:rPr>
-                <w:rFonts w:ascii="DejaVu Sans" w:hAnsi="DejaVu Sans" w:eastAsia="DejaVu Sans" w:cs="DejaVu Sans"/>
-                <w:i w:val="false"/>
-                <w:b w:val="false"/>
-                <w:u w:val="none"/>
-                <w:strike w:val="false"/>
-                <w:sz w:val="24"/>
-                <w:szCs w:val="24"/>
-                <w:color w:val="000000"/>
-              </w:rPr>
-              <w:br/>
-            </w:r>
-            <w:r>
-              <w:rPr>
-                <w:rFonts w:ascii="DejaVu Sans" w:hAnsi="DejaVu Sans" w:eastAsia="DejaVu Sans" w:cs="DejaVu Sans"/>
-                <w:i w:val="false"/>
-                <w:b w:val="false"/>
-                <w:u w:val="none"/>
-                <w:strike w:val="false"/>
-                <w:sz w:val="24"/>
-                <w:szCs w:val="24"/>
-                <w:color w:val="000000"/>
-              </w:rPr>
-              <w:t xml:space="preserve">- Through case studies and interactive exercises, they explore ethical, health, and environmental motivations for plant-based diets, fostering empathy and prosocial decision-making.</w:t>
-            </w:r>
-            <w:r>
-              <w:rPr>
-                <w:rFonts w:ascii="DejaVu Sans" w:hAnsi="DejaVu Sans" w:eastAsia="DejaVu Sans" w:cs="DejaVu Sans"/>
-                <w:i w:val="false"/>
-                <w:b w:val="false"/>
-                <w:u w:val="none"/>
-                <w:strike w:val="false"/>
-                <w:sz w:val="24"/>
-                <w:szCs w:val="24"/>
-                <w:color w:val="000000"/>
-              </w:rPr>
-              <w:br/>
-            </w:r>
-            <w:r>
-              <w:rPr>
-                <w:rFonts w:ascii="DejaVu Sans" w:hAnsi="DejaVu Sans" w:eastAsia="DejaVu Sans" w:cs="DejaVu Sans"/>
-                <w:i w:val="false"/>
-                <w:b w:val="false"/>
-                <w:u w:val="none"/>
-                <w:strike w:val="false"/>
-                <w:sz w:val="24"/>
-                <w:szCs w:val="24"/>
-                <w:color w:val="000000"/>
-              </w:rPr>
-              <w:br/>
-            </w:r>
-            <w:r>
-              <w:rPr>
-                <w:rFonts w:ascii="DejaVu Sans" w:hAnsi="DejaVu Sans" w:eastAsia="DejaVu Sans" w:cs="DejaVu Sans"/>
-                <w:i w:val="false"/>
-                <w:b w:val="false"/>
-                <w:u w:val="none"/>
-                <w:strike w:val="false"/>
-                <w:sz w:val="24"/>
-                <w:szCs w:val="24"/>
-                <w:color w:val="000000"/>
-              </w:rPr>
-              <w:t xml:space="preserve">- Awareness of key nutrients and deficiency risks promotes informed choices, countering misinformation and supporting mental clarity and emotional stability.</w:t>
+              <w:t xml:space="preserve">- Psychoeducation provides foundational knowledge of nutrition, digestion, and the mind-body connection.</w:t>
+            </w:r>
+            <w:r>
+              <w:rPr>
+                <w:rFonts w:ascii="DejaVu Sans" w:hAnsi="DejaVu Sans" w:eastAsia="DejaVu Sans" w:cs="DejaVu Sans"/>
+                <w:i w:val="false"/>
+                <w:b w:val="false"/>
+                <w:u w:val="none"/>
+                <w:strike w:val="false"/>
+                <w:sz w:val="24"/>
+                <w:szCs w:val="24"/>
+                <w:color w:val="000000"/>
+              </w:rPr>
+              <w:br/>
+            </w:r>
+            <w:r>
+              <w:rPr>
+                <w:rFonts w:ascii="DejaVu Sans" w:hAnsi="DejaVu Sans" w:eastAsia="DejaVu Sans" w:cs="DejaVu Sans"/>
+                <w:i w:val="false"/>
+                <w:b w:val="false"/>
+                <w:u w:val="none"/>
+                <w:strike w:val="false"/>
+                <w:sz w:val="24"/>
+                <w:szCs w:val="24"/>
+                <w:color w:val="000000"/>
+              </w:rPr>
+              <w:br/>
+            </w:r>
+            <w:r>
+              <w:rPr>
+                <w:rFonts w:ascii="DejaVu Sans" w:hAnsi="DejaVu Sans" w:eastAsia="DejaVu Sans" w:cs="DejaVu Sans"/>
+                <w:i w:val="false"/>
+                <w:b w:val="false"/>
+                <w:u w:val="none"/>
+                <w:strike w:val="false"/>
+                <w:sz w:val="24"/>
+                <w:szCs w:val="24"/>
+                <w:color w:val="000000"/>
+              </w:rPr>
+              <w:t xml:space="preserve">- Through guided exercises, participants explore ethical, health, and environmental motivations for three out of 6 different nutrition types (e.g. plant-based diets, fostering empathy and prosocial decision-making).</w:t>
             </w:r>
             <w:r>
               <w:rPr>
@@ -2194,7 +1921,7 @@
       </w:tr>
       <w:tr>
         <w:trPr>
-          <w:trHeight w:val="1215" w:hRule="auto"/>
+          <w:trHeight w:val="1180" w:hRule="auto"/>
         </w:trPr>
         body6
         <w:tc>
@@ -2301,46 +2028,46 @@
                 <w:szCs w:val="24"/>
                 <w:color w:val="000000"/>
               </w:rPr>
-              <w:t xml:space="preserve">- Participants learn to differentiate between healthy and problematic sexual interests, recognizing how sexual preoccupation increases reoffending risk and undermines abstinence.</w:t>
-            </w:r>
-            <w:r>
-              <w:rPr>
-                <w:rFonts w:ascii="DejaVu Sans" w:hAnsi="DejaVu Sans" w:eastAsia="DejaVu Sans" w:cs="DejaVu Sans"/>
-                <w:i w:val="false"/>
-                <w:b w:val="false"/>
-                <w:u w:val="none"/>
-                <w:strike w:val="false"/>
-                <w:sz w:val="24"/>
-                <w:szCs w:val="24"/>
-                <w:color w:val="000000"/>
-              </w:rPr>
-              <w:br/>
-            </w:r>
-            <w:r>
-              <w:rPr>
-                <w:rFonts w:ascii="DejaVu Sans" w:hAnsi="DejaVu Sans" w:eastAsia="DejaVu Sans" w:cs="DejaVu Sans"/>
-                <w:i w:val="false"/>
-                <w:b w:val="false"/>
-                <w:u w:val="none"/>
-                <w:strike w:val="false"/>
-                <w:sz w:val="24"/>
-                <w:szCs w:val="24"/>
-                <w:color w:val="000000"/>
-              </w:rPr>
-              <w:br/>
-            </w:r>
-            <w:r>
-              <w:rPr>
-                <w:rFonts w:ascii="DejaVu Sans" w:hAnsi="DejaVu Sans" w:eastAsia="DejaVu Sans" w:cs="DejaVu Sans"/>
-                <w:i w:val="false"/>
-                <w:b w:val="false"/>
-                <w:u w:val="none"/>
-                <w:strike w:val="false"/>
-                <w:sz w:val="24"/>
-                <w:szCs w:val="24"/>
-                <w:color w:val="000000"/>
-              </w:rPr>
-              <w:t xml:space="preserve">- The module addresses emotional congruence with children as a key risk factor, emphasizing the importance of maintaining emotional and physical boundaries to reduce relapse potential.</w:t>
+              <w:t xml:space="preserve">- Psychoeducation focus on the differentiation between healthy and problematic sexual interests and on how sexual preoccupation can increase reoffending risk.</w:t>
+            </w:r>
+            <w:r>
+              <w:rPr>
+                <w:rFonts w:ascii="DejaVu Sans" w:hAnsi="DejaVu Sans" w:eastAsia="DejaVu Sans" w:cs="DejaVu Sans"/>
+                <w:i w:val="false"/>
+                <w:b w:val="false"/>
+                <w:u w:val="none"/>
+                <w:strike w:val="false"/>
+                <w:sz w:val="24"/>
+                <w:szCs w:val="24"/>
+                <w:color w:val="000000"/>
+              </w:rPr>
+              <w:br/>
+            </w:r>
+            <w:r>
+              <w:rPr>
+                <w:rFonts w:ascii="DejaVu Sans" w:hAnsi="DejaVu Sans" w:eastAsia="DejaVu Sans" w:cs="DejaVu Sans"/>
+                <w:i w:val="false"/>
+                <w:b w:val="false"/>
+                <w:u w:val="none"/>
+                <w:strike w:val="false"/>
+                <w:sz w:val="24"/>
+                <w:szCs w:val="24"/>
+                <w:color w:val="000000"/>
+              </w:rPr>
+              <w:br/>
+            </w:r>
+            <w:r>
+              <w:rPr>
+                <w:rFonts w:ascii="DejaVu Sans" w:hAnsi="DejaVu Sans" w:eastAsia="DejaVu Sans" w:cs="DejaVu Sans"/>
+                <w:i w:val="false"/>
+                <w:b w:val="false"/>
+                <w:u w:val="none"/>
+                <w:strike w:val="false"/>
+                <w:sz w:val="24"/>
+                <w:szCs w:val="24"/>
+                <w:color w:val="000000"/>
+              </w:rPr>
+              <w:t xml:space="preserve">- The module addresses emotional congruence with children as a potential risk factor, emphasizing the importance of maintaining emotional and physical boundaries between oneself and children to reduce relapse potential (relapse prevention).</w:t>
             </w:r>
             <w:r>
               <w:rPr>
@@ -2418,7 +2145,7 @@
                 <w:szCs w:val="24"/>
                 <w:color w:val="000000"/>
               </w:rPr>
-              <w:t xml:space="preserve">- Through identification of high-risk triggers and personalized coping strategies, participants enhance self-regulation, self-efficacy, and control over problematic sexual urges.</w:t>
+              <w:t xml:space="preserve">- Through identification of high-risk triggers and personalized coping strategies, the self-regulation, self-efficacy, and control over problematic sexual urges and fantasies will be focused.</w:t>
             </w:r>
           </w:p>
         </w:tc>
@@ -2472,7 +2199,7 @@
                 <w:szCs w:val="24"/>
                 <w:color w:val="000000"/>
               </w:rPr>
-              <w:t xml:space="preserve">- Well-being is understood as a holistic, individualized experience integrating physical, psychological, and social health, rooted in emotional fulfillment, resilience, and meaningful connections.</w:t>
+              <w:t xml:space="preserve">- Psychological well-being is distinguished from happiness, focusing on meaning, inner balance, and personal growth, explored through reflections on identity, nature, music, and laughter.</w:t>
             </w:r>
             <w:r>
               <w:rPr>
@@ -2550,46 +2277,7 @@
                 <w:szCs w:val="24"/>
                 <w:color w:val="000000"/>
               </w:rPr>
-              <w:t xml:space="preserve">- Through interactive learning, participants explore the gut-brain axis, mindful eating, and hygiene practices, linking nutrition, self-care, and bodily awareness to mental clarity and psychological stability.</w:t>
-            </w:r>
-            <w:r>
-              <w:rPr>
-                <w:rFonts w:ascii="DejaVu Sans" w:hAnsi="DejaVu Sans" w:eastAsia="DejaVu Sans" w:cs="DejaVu Sans"/>
-                <w:i w:val="false"/>
-                <w:b w:val="false"/>
-                <w:u w:val="none"/>
-                <w:strike w:val="false"/>
-                <w:sz w:val="24"/>
-                <w:szCs w:val="24"/>
-                <w:color w:val="000000"/>
-              </w:rPr>
-              <w:br/>
-            </w:r>
-            <w:r>
-              <w:rPr>
-                <w:rFonts w:ascii="DejaVu Sans" w:hAnsi="DejaVu Sans" w:eastAsia="DejaVu Sans" w:cs="DejaVu Sans"/>
-                <w:i w:val="false"/>
-                <w:b w:val="false"/>
-                <w:u w:val="none"/>
-                <w:strike w:val="false"/>
-                <w:sz w:val="24"/>
-                <w:szCs w:val="24"/>
-                <w:color w:val="000000"/>
-              </w:rPr>
-              <w:br/>
-            </w:r>
-            <w:r>
-              <w:rPr>
-                <w:rFonts w:ascii="DejaVu Sans" w:hAnsi="DejaVu Sans" w:eastAsia="DejaVu Sans" w:cs="DejaVu Sans"/>
-                <w:i w:val="false"/>
-                <w:b w:val="false"/>
-                <w:u w:val="none"/>
-                <w:strike w:val="false"/>
-                <w:sz w:val="24"/>
-                <w:szCs w:val="24"/>
-                <w:color w:val="000000"/>
-              </w:rPr>
-              <w:t xml:space="preserve">- Psychological well-being is distinguished from happiness, focusing on meaning, inner balance, and personal growth, explored through reflections on identity, nature, music, and laughter.</w:t>
+              <w:t xml:space="preserve">- Through exercises, participants explore the gut-brain axis, mindful eating, and hygiene practices, linking nutrition, self-care, and bodily awareness to mental clarity and psychological stability.</w:t>
             </w:r>
           </w:p>
         </w:tc>

--- a/_tables/tbl-module-content.docx
+++ b/_tables/tbl-module-content.docx
@@ -9,13 +9,13 @@
         <w:tblLook w:firstRow="1" w:lastRow="0" w:firstColumn="0" w:lastColumn="0" w:noHBand="0" w:noVBand="1"/>
       </w:tblPr>
       <w:tblGrid>
-        <w:gridCol w:w="1459"/>
-        <w:gridCol w:w="31074"/>
-        <w:gridCol w:w="26022"/>
+        <w:gridCol w:w="1413"/>
+        <w:gridCol w:w="28893"/>
+        <w:gridCol w:w="24259"/>
       </w:tblGrid>
       <w:tr>
         <w:trPr>
-          <w:trHeight w:val="436" w:hRule="auto"/>
+          <w:trHeight w:val="435" w:hRule="auto"/>
           <w:tblHeader/>
         </w:trPr>
         header1
@@ -184,7 +184,7 @@
       </w:tr>
       <w:tr>
         <w:trPr>
-          <w:trHeight w:val="947" w:hRule="auto"/>
+          <w:trHeight w:val="974" w:hRule="auto"/>
         </w:trPr>
         body1
         <w:tc>
@@ -508,7 +508,7 @@
       </w:tr>
       <w:tr>
         <w:trPr>
-          <w:trHeight w:val="947" w:hRule="auto"/>
+          <w:trHeight w:val="974" w:hRule="auto"/>
         </w:trPr>
         body2
         <w:tc>
@@ -832,7 +832,7 @@
       </w:tr>
       <w:tr>
         <w:trPr>
-          <w:trHeight w:val="1180" w:hRule="auto"/>
+          <w:trHeight w:val="1215" w:hRule="auto"/>
         </w:trPr>
         body3
         <w:tc>
@@ -1195,7 +1195,7 @@
       </w:tr>
       <w:tr>
         <w:trPr>
-          <w:trHeight w:val="1180" w:hRule="auto"/>
+          <w:trHeight w:val="1214" w:hRule="auto"/>
         </w:trPr>
         body4
         <w:tc>
@@ -1558,7 +1558,7 @@
       </w:tr>
       <w:tr>
         <w:trPr>
-          <w:trHeight w:val="1180" w:hRule="auto"/>
+          <w:trHeight w:val="1215" w:hRule="auto"/>
         </w:trPr>
         body5
         <w:tc>
@@ -1921,7 +1921,7 @@
       </w:tr>
       <w:tr>
         <w:trPr>
-          <w:trHeight w:val="1180" w:hRule="auto"/>
+          <w:trHeight w:val="1215" w:hRule="auto"/>
         </w:trPr>
         body6
         <w:tc>

--- a/_tables/tbl-module-content.docx
+++ b/_tables/tbl-module-content.docx
@@ -9,13 +9,13 @@
         <w:tblLook w:firstRow="1" w:lastRow="0" w:firstColumn="0" w:lastColumn="0" w:noHBand="0" w:noVBand="1"/>
       </w:tblPr>
       <w:tblGrid>
-        <w:gridCol w:w="1413"/>
-        <w:gridCol w:w="28893"/>
-        <w:gridCol w:w="24259"/>
+        <w:gridCol w:w="1678"/>
+        <w:gridCol w:w="24491"/>
+        <w:gridCol w:w="20275"/>
       </w:tblGrid>
       <w:tr>
         <w:trPr>
-          <w:trHeight w:val="435" w:hRule="auto"/>
+          <w:trHeight w:val="405" w:hRule="auto"/>
           <w:tblHeader/>
         </w:trPr>
         header1
@@ -53,8 +53,8 @@
                 <w:b w:val="false"/>
                 <w:u w:val="none"/>
                 <w:strike w:val="false"/>
-                <w:sz w:val="24"/>
-                <w:szCs w:val="24"/>
+                <w:sz w:val="20"/>
+                <w:szCs w:val="20"/>
                 <w:color w:val="000000"/>
               </w:rPr>
             </w:pPr>
@@ -65,8 +65,8 @@
                 <w:b w:val="false"/>
                 <w:u w:val="none"/>
                 <w:strike w:val="false"/>
-                <w:sz w:val="24"/>
-                <w:szCs w:val="24"/>
+                <w:sz w:val="20"/>
+                <w:szCs w:val="20"/>
                 <w:color w:val="000000"/>
               </w:rPr>
               <w:t xml:space="preserve">Module</w:t>
@@ -107,8 +107,8 @@
                 <w:b w:val="false"/>
                 <w:u w:val="none"/>
                 <w:strike w:val="false"/>
-                <w:sz w:val="24"/>
-                <w:szCs w:val="24"/>
+                <w:sz w:val="20"/>
+                <w:szCs w:val="20"/>
                 <w:color w:val="000000"/>
               </w:rPr>
             </w:pPr>
@@ -119,8 +119,8 @@
                 <w:b w:val="false"/>
                 <w:u w:val="none"/>
                 <w:strike w:val="false"/>
-                <w:sz w:val="24"/>
-                <w:szCs w:val="24"/>
+                <w:sz w:val="20"/>
+                <w:szCs w:val="20"/>
                 <w:color w:val="000000"/>
               </w:rPr>
               <w:t xml:space="preserve">Intervention</w:t>
@@ -161,8 +161,8 @@
                 <w:b w:val="false"/>
                 <w:u w:val="none"/>
                 <w:strike w:val="false"/>
-                <w:sz w:val="24"/>
-                <w:szCs w:val="24"/>
+                <w:sz w:val="20"/>
+                <w:szCs w:val="20"/>
                 <w:color w:val="000000"/>
               </w:rPr>
             </w:pPr>
@@ -173,8 +173,8 @@
                 <w:b w:val="false"/>
                 <w:u w:val="none"/>
                 <w:strike w:val="false"/>
-                <w:sz w:val="24"/>
-                <w:szCs w:val="24"/>
+                <w:sz w:val="20"/>
+                <w:szCs w:val="20"/>
                 <w:color w:val="000000"/>
               </w:rPr>
               <w:t xml:space="preserve">Placebo</w:t>
@@ -184,7 +184,7 @@
       </w:tr>
       <w:tr>
         <w:trPr>
-          <w:trHeight w:val="974" w:hRule="auto"/>
+          <w:trHeight w:val="1054" w:hRule="auto"/>
         </w:trPr>
         body1
         <w:tc>
@@ -221,8 +221,8 @@
                 <w:b w:val="false"/>
                 <w:u w:val="none"/>
                 <w:strike w:val="false"/>
-                <w:sz w:val="24"/>
-                <w:szCs w:val="24"/>
+                <w:sz w:val="20"/>
+                <w:szCs w:val="20"/>
                 <w:color w:val="000000"/>
               </w:rPr>
             </w:pPr>
@@ -233,11 +233,11 @@
                 <w:b w:val="false"/>
                 <w:u w:val="none"/>
                 <w:strike w:val="false"/>
-                <w:sz w:val="24"/>
-                <w:szCs w:val="24"/>
-                <w:color w:val="000000"/>
-              </w:rPr>
-              <w:t xml:space="preserve">Module 1</w:t>
+                <w:sz w:val="20"/>
+                <w:szCs w:val="20"/>
+                <w:color w:val="000000"/>
+              </w:rPr>
+              <w:t xml:space="preserve">**Module 1**</w:t>
             </w:r>
           </w:p>
         </w:tc>
@@ -275,8 +275,8 @@
                 <w:b w:val="false"/>
                 <w:u w:val="none"/>
                 <w:strike w:val="false"/>
-                <w:sz w:val="24"/>
-                <w:szCs w:val="24"/>
+                <w:sz w:val="20"/>
+                <w:szCs w:val="20"/>
                 <w:color w:val="000000"/>
               </w:rPr>
             </w:pPr>
@@ -287,89 +287,128 @@
                 <w:b w:val="false"/>
                 <w:u w:val="none"/>
                 <w:strike w:val="false"/>
-                <w:sz w:val="24"/>
-                <w:szCs w:val="24"/>
-                <w:color w:val="000000"/>
-              </w:rPr>
-              <w:t xml:space="preserve">- Exercises on identifying personal values and future aspirations, enhancing treatment readiness and reducing resistance to change.</w:t>
-            </w:r>
-            <w:r>
-              <w:rPr>
-                <w:rFonts w:ascii="DejaVu Sans" w:hAnsi="DejaVu Sans" w:eastAsia="DejaVu Sans" w:cs="DejaVu Sans"/>
-                <w:i w:val="false"/>
-                <w:b w:val="false"/>
-                <w:u w:val="none"/>
-                <w:strike w:val="false"/>
-                <w:sz w:val="24"/>
-                <w:szCs w:val="24"/>
-                <w:color w:val="000000"/>
-              </w:rPr>
-              <w:br/>
-            </w:r>
-            <w:r>
-              <w:rPr>
-                <w:rFonts w:ascii="DejaVu Sans" w:hAnsi="DejaVu Sans" w:eastAsia="DejaVu Sans" w:cs="DejaVu Sans"/>
-                <w:i w:val="false"/>
-                <w:b w:val="false"/>
-                <w:u w:val="none"/>
-                <w:strike w:val="false"/>
-                <w:sz w:val="24"/>
-                <w:szCs w:val="24"/>
-                <w:color w:val="000000"/>
-              </w:rPr>
-              <w:br/>
-            </w:r>
-            <w:r>
-              <w:rPr>
-                <w:rFonts w:ascii="DejaVu Sans" w:hAnsi="DejaVu Sans" w:eastAsia="DejaVu Sans" w:cs="DejaVu Sans"/>
-                <w:i w:val="false"/>
-                <w:b w:val="false"/>
-                <w:u w:val="none"/>
-                <w:strike w:val="false"/>
-                <w:sz w:val="24"/>
-                <w:szCs w:val="24"/>
-                <w:color w:val="000000"/>
-              </w:rPr>
-              <w:t xml:space="preserve">- Psychoeducation on improving decision-making by weighing long-term consequences over immediate rewards.</w:t>
-            </w:r>
-            <w:r>
-              <w:rPr>
-                <w:rFonts w:ascii="DejaVu Sans" w:hAnsi="DejaVu Sans" w:eastAsia="DejaVu Sans" w:cs="DejaVu Sans"/>
-                <w:i w:val="false"/>
-                <w:b w:val="false"/>
-                <w:u w:val="none"/>
-                <w:strike w:val="false"/>
-                <w:sz w:val="24"/>
-                <w:szCs w:val="24"/>
-                <w:color w:val="000000"/>
-              </w:rPr>
-              <w:br/>
-            </w:r>
-            <w:r>
-              <w:rPr>
-                <w:rFonts w:ascii="DejaVu Sans" w:hAnsi="DejaVu Sans" w:eastAsia="DejaVu Sans" w:cs="DejaVu Sans"/>
-                <w:i w:val="false"/>
-                <w:b w:val="false"/>
-                <w:u w:val="none"/>
-                <w:strike w:val="false"/>
-                <w:sz w:val="24"/>
-                <w:szCs w:val="24"/>
-                <w:color w:val="000000"/>
-              </w:rPr>
-              <w:br/>
-            </w:r>
-            <w:r>
-              <w:rPr>
-                <w:rFonts w:ascii="DejaVu Sans" w:hAnsi="DejaVu Sans" w:eastAsia="DejaVu Sans" w:cs="DejaVu Sans"/>
-                <w:i w:val="false"/>
-                <w:b w:val="false"/>
-                <w:u w:val="none"/>
-                <w:strike w:val="false"/>
-                <w:sz w:val="24"/>
-                <w:szCs w:val="24"/>
-                <w:color w:val="000000"/>
-              </w:rPr>
-              <w:t xml:space="preserve">- Based on structured goal-setting techniques, participants transform abstract desires into specific, measurable, and achievable objectives, increasing self-efficacy and clarity about their own needs and personal values and enhancing treatment readiness.</w:t>
+                <w:sz w:val="20"/>
+                <w:szCs w:val="20"/>
+                <w:color w:val="000000"/>
+              </w:rPr>
+              <w:t xml:space="preserve">**Motivation**:</w:t>
+            </w:r>
+            <w:r>
+              <w:rPr>
+                <w:rFonts w:ascii="DejaVu Sans" w:hAnsi="DejaVu Sans" w:eastAsia="DejaVu Sans" w:cs="DejaVu Sans"/>
+                <w:i w:val="false"/>
+                <w:b w:val="false"/>
+                <w:u w:val="none"/>
+                <w:strike w:val="false"/>
+                <w:sz w:val="20"/>
+                <w:szCs w:val="20"/>
+                <w:color w:val="000000"/>
+              </w:rPr>
+              <w:br/>
+            </w:r>
+            <w:r>
+              <w:rPr>
+                <w:rFonts w:ascii="DejaVu Sans" w:hAnsi="DejaVu Sans" w:eastAsia="DejaVu Sans" w:cs="DejaVu Sans"/>
+                <w:i w:val="false"/>
+                <w:b w:val="false"/>
+                <w:u w:val="none"/>
+                <w:strike w:val="false"/>
+                <w:sz w:val="20"/>
+                <w:szCs w:val="20"/>
+                <w:color w:val="000000"/>
+              </w:rPr>
+              <w:br/>
+            </w:r>
+            <w:r>
+              <w:rPr>
+                <w:rFonts w:ascii="DejaVu Sans" w:hAnsi="DejaVu Sans" w:eastAsia="DejaVu Sans" w:cs="DejaVu Sans"/>
+                <w:i w:val="false"/>
+                <w:b w:val="false"/>
+                <w:u w:val="none"/>
+                <w:strike w:val="false"/>
+                <w:sz w:val="20"/>
+                <w:szCs w:val="20"/>
+                <w:color w:val="000000"/>
+              </w:rPr>
+              <w:t xml:space="preserve">- Exercises on identifying personal values and future aspirations in order to enhance treatment readiness and reduce resistance to change.</w:t>
+            </w:r>
+            <w:r>
+              <w:rPr>
+                <w:rFonts w:ascii="DejaVu Sans" w:hAnsi="DejaVu Sans" w:eastAsia="DejaVu Sans" w:cs="DejaVu Sans"/>
+                <w:i w:val="false"/>
+                <w:b w:val="false"/>
+                <w:u w:val="none"/>
+                <w:strike w:val="false"/>
+                <w:sz w:val="20"/>
+                <w:szCs w:val="20"/>
+                <w:color w:val="000000"/>
+              </w:rPr>
+              <w:br/>
+            </w:r>
+            <w:r>
+              <w:rPr>
+                <w:rFonts w:ascii="DejaVu Sans" w:hAnsi="DejaVu Sans" w:eastAsia="DejaVu Sans" w:cs="DejaVu Sans"/>
+                <w:i w:val="false"/>
+                <w:b w:val="false"/>
+                <w:u w:val="none"/>
+                <w:strike w:val="false"/>
+                <w:sz w:val="20"/>
+                <w:szCs w:val="20"/>
+                <w:color w:val="000000"/>
+              </w:rPr>
+              <w:br/>
+            </w:r>
+            <w:r>
+              <w:rPr>
+                <w:rFonts w:ascii="DejaVu Sans" w:hAnsi="DejaVu Sans" w:eastAsia="DejaVu Sans" w:cs="DejaVu Sans"/>
+                <w:i w:val="false"/>
+                <w:b w:val="false"/>
+                <w:u w:val="none"/>
+                <w:strike w:val="false"/>
+                <w:sz w:val="20"/>
+                <w:szCs w:val="20"/>
+                <w:color w:val="000000"/>
+              </w:rPr>
+              <w:t xml:space="preserve">- Psycho-education on improving decision-making by weighting long-term consequences over immediate rewards.</w:t>
+            </w:r>
+            <w:r>
+              <w:rPr>
+                <w:rFonts w:ascii="DejaVu Sans" w:hAnsi="DejaVu Sans" w:eastAsia="DejaVu Sans" w:cs="DejaVu Sans"/>
+                <w:i w:val="false"/>
+                <w:b w:val="false"/>
+                <w:u w:val="none"/>
+                <w:strike w:val="false"/>
+                <w:sz w:val="20"/>
+                <w:szCs w:val="20"/>
+                <w:color w:val="000000"/>
+              </w:rPr>
+              <w:br/>
+            </w:r>
+            <w:r>
+              <w:rPr>
+                <w:rFonts w:ascii="DejaVu Sans" w:hAnsi="DejaVu Sans" w:eastAsia="DejaVu Sans" w:cs="DejaVu Sans"/>
+                <w:i w:val="false"/>
+                <w:b w:val="false"/>
+                <w:u w:val="none"/>
+                <w:strike w:val="false"/>
+                <w:sz w:val="20"/>
+                <w:szCs w:val="20"/>
+                <w:color w:val="000000"/>
+              </w:rPr>
+              <w:br/>
+            </w:r>
+            <w:r>
+              <w:rPr>
+                <w:rFonts w:ascii="DejaVu Sans" w:hAnsi="DejaVu Sans" w:eastAsia="DejaVu Sans" w:cs="DejaVu Sans"/>
+                <w:i w:val="false"/>
+                <w:b w:val="false"/>
+                <w:u w:val="none"/>
+                <w:strike w:val="false"/>
+                <w:sz w:val="20"/>
+                <w:szCs w:val="20"/>
+                <w:color w:val="000000"/>
+              </w:rPr>
+              <w:t xml:space="preserve">- Based on structured goal-setting techniques, participants transform abstract desires into specific, measurable, and achievable objectives, increasing self-efficacy and clarity about their own needs and personal values in order to enhane treatment readiness.</w:t>
             </w:r>
           </w:p>
         </w:tc>
@@ -407,8 +446,8 @@
                 <w:b w:val="false"/>
                 <w:u w:val="none"/>
                 <w:strike w:val="false"/>
-                <w:sz w:val="24"/>
-                <w:szCs w:val="24"/>
+                <w:sz w:val="20"/>
+                <w:szCs w:val="20"/>
                 <w:color w:val="000000"/>
               </w:rPr>
             </w:pPr>
@@ -419,47 +458,86 @@
                 <w:b w:val="false"/>
                 <w:u w:val="none"/>
                 <w:strike w:val="false"/>
-                <w:sz w:val="24"/>
-                <w:szCs w:val="24"/>
-                <w:color w:val="000000"/>
-              </w:rPr>
-              <w:t xml:space="preserve">- Psychoeducational content promotes the benefits of physical activity, identifies personal barriers, and set achievable goals to build motivation for physical activity.</w:t>
-            </w:r>
-            <w:r>
-              <w:rPr>
-                <w:rFonts w:ascii="DejaVu Sans" w:hAnsi="DejaVu Sans" w:eastAsia="DejaVu Sans" w:cs="DejaVu Sans"/>
-                <w:i w:val="false"/>
-                <w:b w:val="false"/>
-                <w:u w:val="none"/>
-                <w:strike w:val="false"/>
-                <w:sz w:val="24"/>
-                <w:szCs w:val="24"/>
-                <w:color w:val="000000"/>
-              </w:rPr>
-              <w:br/>
-            </w:r>
-            <w:r>
-              <w:rPr>
-                <w:rFonts w:ascii="DejaVu Sans" w:hAnsi="DejaVu Sans" w:eastAsia="DejaVu Sans" w:cs="DejaVu Sans"/>
-                <w:i w:val="false"/>
-                <w:b w:val="false"/>
-                <w:u w:val="none"/>
-                <w:strike w:val="false"/>
-                <w:sz w:val="24"/>
-                <w:szCs w:val="24"/>
-                <w:color w:val="000000"/>
-              </w:rPr>
-              <w:br/>
-            </w:r>
-            <w:r>
-              <w:rPr>
-                <w:rFonts w:ascii="DejaVu Sans" w:hAnsi="DejaVu Sans" w:eastAsia="DejaVu Sans" w:cs="DejaVu Sans"/>
-                <w:i w:val="false"/>
-                <w:b w:val="false"/>
-                <w:u w:val="none"/>
-                <w:strike w:val="false"/>
-                <w:sz w:val="24"/>
-                <w:szCs w:val="24"/>
+                <w:sz w:val="20"/>
+                <w:szCs w:val="20"/>
+                <w:color w:val="000000"/>
+              </w:rPr>
+              <w:t xml:space="preserve">**Physical activity**:</w:t>
+            </w:r>
+            <w:r>
+              <w:rPr>
+                <w:rFonts w:ascii="DejaVu Sans" w:hAnsi="DejaVu Sans" w:eastAsia="DejaVu Sans" w:cs="DejaVu Sans"/>
+                <w:i w:val="false"/>
+                <w:b w:val="false"/>
+                <w:u w:val="none"/>
+                <w:strike w:val="false"/>
+                <w:sz w:val="20"/>
+                <w:szCs w:val="20"/>
+                <w:color w:val="000000"/>
+              </w:rPr>
+              <w:br/>
+            </w:r>
+            <w:r>
+              <w:rPr>
+                <w:rFonts w:ascii="DejaVu Sans" w:hAnsi="DejaVu Sans" w:eastAsia="DejaVu Sans" w:cs="DejaVu Sans"/>
+                <w:i w:val="false"/>
+                <w:b w:val="false"/>
+                <w:u w:val="none"/>
+                <w:strike w:val="false"/>
+                <w:sz w:val="20"/>
+                <w:szCs w:val="20"/>
+                <w:color w:val="000000"/>
+              </w:rPr>
+              <w:br/>
+            </w:r>
+            <w:r>
+              <w:rPr>
+                <w:rFonts w:ascii="DejaVu Sans" w:hAnsi="DejaVu Sans" w:eastAsia="DejaVu Sans" w:cs="DejaVu Sans"/>
+                <w:i w:val="false"/>
+                <w:b w:val="false"/>
+                <w:u w:val="none"/>
+                <w:strike w:val="false"/>
+                <w:sz w:val="20"/>
+                <w:szCs w:val="20"/>
+                <w:color w:val="000000"/>
+              </w:rPr>
+              <w:t xml:space="preserve">- Psycho-educational content promotes the benefits of physical activity, identifies personal barriers, and set achievable goals to build motivation for physical activity.</w:t>
+            </w:r>
+            <w:r>
+              <w:rPr>
+                <w:rFonts w:ascii="DejaVu Sans" w:hAnsi="DejaVu Sans" w:eastAsia="DejaVu Sans" w:cs="DejaVu Sans"/>
+                <w:i w:val="false"/>
+                <w:b w:val="false"/>
+                <w:u w:val="none"/>
+                <w:strike w:val="false"/>
+                <w:sz w:val="20"/>
+                <w:szCs w:val="20"/>
+                <w:color w:val="000000"/>
+              </w:rPr>
+              <w:br/>
+            </w:r>
+            <w:r>
+              <w:rPr>
+                <w:rFonts w:ascii="DejaVu Sans" w:hAnsi="DejaVu Sans" w:eastAsia="DejaVu Sans" w:cs="DejaVu Sans"/>
+                <w:i w:val="false"/>
+                <w:b w:val="false"/>
+                <w:u w:val="none"/>
+                <w:strike w:val="false"/>
+                <w:sz w:val="20"/>
+                <w:szCs w:val="20"/>
+                <w:color w:val="000000"/>
+              </w:rPr>
+              <w:br/>
+            </w:r>
+            <w:r>
+              <w:rPr>
+                <w:rFonts w:ascii="DejaVu Sans" w:hAnsi="DejaVu Sans" w:eastAsia="DejaVu Sans" w:cs="DejaVu Sans"/>
+                <w:i w:val="false"/>
+                <w:b w:val="false"/>
+                <w:u w:val="none"/>
+                <w:strike w:val="false"/>
+                <w:sz w:val="20"/>
+                <w:szCs w:val="20"/>
                 <w:color w:val="000000"/>
               </w:rPr>
               <w:t xml:space="preserve">- The importance of motor skills, coordination, and balance, enhancing physical confidence and improving participation in daily and therapeutic activities is highlighted.</w:t>
@@ -471,34 +549,34 @@
                 <w:b w:val="false"/>
                 <w:u w:val="none"/>
                 <w:strike w:val="false"/>
-                <w:sz w:val="24"/>
-                <w:szCs w:val="24"/>
-                <w:color w:val="000000"/>
-              </w:rPr>
-              <w:br/>
-            </w:r>
-            <w:r>
-              <w:rPr>
-                <w:rFonts w:ascii="DejaVu Sans" w:hAnsi="DejaVu Sans" w:eastAsia="DejaVu Sans" w:cs="DejaVu Sans"/>
-                <w:i w:val="false"/>
-                <w:b w:val="false"/>
-                <w:u w:val="none"/>
-                <w:strike w:val="false"/>
-                <w:sz w:val="24"/>
-                <w:szCs w:val="24"/>
-                <w:color w:val="000000"/>
-              </w:rPr>
-              <w:br/>
-            </w:r>
-            <w:r>
-              <w:rPr>
-                <w:rFonts w:ascii="DejaVu Sans" w:hAnsi="DejaVu Sans" w:eastAsia="DejaVu Sans" w:cs="DejaVu Sans"/>
-                <w:i w:val="false"/>
-                <w:b w:val="false"/>
-                <w:u w:val="none"/>
-                <w:strike w:val="false"/>
-                <w:sz w:val="24"/>
-                <w:szCs w:val="24"/>
+                <w:sz w:val="20"/>
+                <w:szCs w:val="20"/>
+                <w:color w:val="000000"/>
+              </w:rPr>
+              <w:br/>
+            </w:r>
+            <w:r>
+              <w:rPr>
+                <w:rFonts w:ascii="DejaVu Sans" w:hAnsi="DejaVu Sans" w:eastAsia="DejaVu Sans" w:cs="DejaVu Sans"/>
+                <w:i w:val="false"/>
+                <w:b w:val="false"/>
+                <w:u w:val="none"/>
+                <w:strike w:val="false"/>
+                <w:sz w:val="20"/>
+                <w:szCs w:val="20"/>
+                <w:color w:val="000000"/>
+              </w:rPr>
+              <w:br/>
+            </w:r>
+            <w:r>
+              <w:rPr>
+                <w:rFonts w:ascii="DejaVu Sans" w:hAnsi="DejaVu Sans" w:eastAsia="DejaVu Sans" w:cs="DejaVu Sans"/>
+                <w:i w:val="false"/>
+                <w:b w:val="false"/>
+                <w:u w:val="none"/>
+                <w:strike w:val="false"/>
+                <w:sz w:val="20"/>
+                <w:szCs w:val="20"/>
                 <w:color w:val="000000"/>
               </w:rPr>
               <w:t xml:space="preserve">- Through guided exercises, participants are introduced to break sedentary patterns, to increase awareness of health risks and motivated for a sustainable, active living.</w:t>
@@ -508,7 +586,7 @@
       </w:tr>
       <w:tr>
         <w:trPr>
-          <w:trHeight w:val="974" w:hRule="auto"/>
+          <w:trHeight w:val="1054" w:hRule="auto"/>
         </w:trPr>
         body2
         <w:tc>
@@ -545,8 +623,8 @@
                 <w:b w:val="false"/>
                 <w:u w:val="none"/>
                 <w:strike w:val="false"/>
-                <w:sz w:val="24"/>
-                <w:szCs w:val="24"/>
+                <w:sz w:val="20"/>
+                <w:szCs w:val="20"/>
                 <w:color w:val="000000"/>
               </w:rPr>
             </w:pPr>
@@ -557,11 +635,11 @@
                 <w:b w:val="false"/>
                 <w:u w:val="none"/>
                 <w:strike w:val="false"/>
-                <w:sz w:val="24"/>
-                <w:szCs w:val="24"/>
-                <w:color w:val="000000"/>
-              </w:rPr>
-              <w:t xml:space="preserve">Module 2</w:t>
+                <w:sz w:val="20"/>
+                <w:szCs w:val="20"/>
+                <w:color w:val="000000"/>
+              </w:rPr>
+              <w:t xml:space="preserve">**Module 2**</w:t>
             </w:r>
           </w:p>
         </w:tc>
@@ -599,8 +677,8 @@
                 <w:b w:val="false"/>
                 <w:u w:val="none"/>
                 <w:strike w:val="false"/>
-                <w:sz w:val="24"/>
-                <w:szCs w:val="24"/>
+                <w:sz w:val="20"/>
+                <w:szCs w:val="20"/>
                 <w:color w:val="000000"/>
               </w:rPr>
             </w:pPr>
@@ -611,8 +689,47 @@
                 <w:b w:val="false"/>
                 <w:u w:val="none"/>
                 <w:strike w:val="false"/>
-                <w:sz w:val="24"/>
-                <w:szCs w:val="24"/>
+                <w:sz w:val="20"/>
+                <w:szCs w:val="20"/>
+                <w:color w:val="000000"/>
+              </w:rPr>
+              <w:t xml:space="preserve">**Supervision and social relationships**:</w:t>
+            </w:r>
+            <w:r>
+              <w:rPr>
+                <w:rFonts w:ascii="DejaVu Sans" w:hAnsi="DejaVu Sans" w:eastAsia="DejaVu Sans" w:cs="DejaVu Sans"/>
+                <w:i w:val="false"/>
+                <w:b w:val="false"/>
+                <w:u w:val="none"/>
+                <w:strike w:val="false"/>
+                <w:sz w:val="20"/>
+                <w:szCs w:val="20"/>
+                <w:color w:val="000000"/>
+              </w:rPr>
+              <w:br/>
+            </w:r>
+            <w:r>
+              <w:rPr>
+                <w:rFonts w:ascii="DejaVu Sans" w:hAnsi="DejaVu Sans" w:eastAsia="DejaVu Sans" w:cs="DejaVu Sans"/>
+                <w:i w:val="false"/>
+                <w:b w:val="false"/>
+                <w:u w:val="none"/>
+                <w:strike w:val="false"/>
+                <w:sz w:val="20"/>
+                <w:szCs w:val="20"/>
+                <w:color w:val="000000"/>
+              </w:rPr>
+              <w:br/>
+            </w:r>
+            <w:r>
+              <w:rPr>
+                <w:rFonts w:ascii="DejaVu Sans" w:hAnsi="DejaVu Sans" w:eastAsia="DejaVu Sans" w:cs="DejaVu Sans"/>
+                <w:i w:val="false"/>
+                <w:b w:val="false"/>
+                <w:u w:val="none"/>
+                <w:strike w:val="false"/>
+                <w:sz w:val="20"/>
+                <w:szCs w:val="20"/>
                 <w:color w:val="000000"/>
               </w:rPr>
               <w:t xml:space="preserve">- Development of skills to build trust and collaborative working relationships with supervision officers, reducing resistance against community supervision and improving adherence to supervision mandates.</w:t>
@@ -624,73 +741,73 @@
                 <w:b w:val="false"/>
                 <w:u w:val="none"/>
                 <w:strike w:val="false"/>
-                <w:sz w:val="24"/>
-                <w:szCs w:val="24"/>
-                <w:color w:val="000000"/>
-              </w:rPr>
-              <w:br/>
-            </w:r>
-            <w:r>
-              <w:rPr>
-                <w:rFonts w:ascii="DejaVu Sans" w:hAnsi="DejaVu Sans" w:eastAsia="DejaVu Sans" w:cs="DejaVu Sans"/>
-                <w:i w:val="false"/>
-                <w:b w:val="false"/>
-                <w:u w:val="none"/>
-                <w:strike w:val="false"/>
-                <w:sz w:val="24"/>
-                <w:szCs w:val="24"/>
-                <w:color w:val="000000"/>
-              </w:rPr>
-              <w:br/>
-            </w:r>
-            <w:r>
-              <w:rPr>
-                <w:rFonts w:ascii="DejaVu Sans" w:hAnsi="DejaVu Sans" w:eastAsia="DejaVu Sans" w:cs="DejaVu Sans"/>
-                <w:i w:val="false"/>
-                <w:b w:val="false"/>
-                <w:u w:val="none"/>
-                <w:strike w:val="false"/>
-                <w:sz w:val="24"/>
-                <w:szCs w:val="24"/>
-                <w:color w:val="000000"/>
-              </w:rPr>
-              <w:t xml:space="preserve">- Identification of trauma- and fear-based avoidance patterns that interfere with engagement in community supervision, using cognitive-behavioral strategies to enhance compliance with structured interventions.</w:t>
-            </w:r>
-            <w:r>
-              <w:rPr>
-                <w:rFonts w:ascii="DejaVu Sans" w:hAnsi="DejaVu Sans" w:eastAsia="DejaVu Sans" w:cs="DejaVu Sans"/>
-                <w:i w:val="false"/>
-                <w:b w:val="false"/>
-                <w:u w:val="none"/>
-                <w:strike w:val="false"/>
-                <w:sz w:val="24"/>
-                <w:szCs w:val="24"/>
-                <w:color w:val="000000"/>
-              </w:rPr>
-              <w:br/>
-            </w:r>
-            <w:r>
-              <w:rPr>
-                <w:rFonts w:ascii="DejaVu Sans" w:hAnsi="DejaVu Sans" w:eastAsia="DejaVu Sans" w:cs="DejaVu Sans"/>
-                <w:i w:val="false"/>
-                <w:b w:val="false"/>
-                <w:u w:val="none"/>
-                <w:strike w:val="false"/>
-                <w:sz w:val="24"/>
-                <w:szCs w:val="24"/>
-                <w:color w:val="000000"/>
-              </w:rPr>
-              <w:br/>
-            </w:r>
-            <w:r>
-              <w:rPr>
-                <w:rFonts w:ascii="DejaVu Sans" w:hAnsi="DejaVu Sans" w:eastAsia="DejaVu Sans" w:cs="DejaVu Sans"/>
-                <w:i w:val="false"/>
-                <w:b w:val="false"/>
-                <w:u w:val="none"/>
-                <w:strike w:val="false"/>
-                <w:sz w:val="24"/>
-                <w:szCs w:val="24"/>
+                <w:sz w:val="20"/>
+                <w:szCs w:val="20"/>
+                <w:color w:val="000000"/>
+              </w:rPr>
+              <w:br/>
+            </w:r>
+            <w:r>
+              <w:rPr>
+                <w:rFonts w:ascii="DejaVu Sans" w:hAnsi="DejaVu Sans" w:eastAsia="DejaVu Sans" w:cs="DejaVu Sans"/>
+                <w:i w:val="false"/>
+                <w:b w:val="false"/>
+                <w:u w:val="none"/>
+                <w:strike w:val="false"/>
+                <w:sz w:val="20"/>
+                <w:szCs w:val="20"/>
+                <w:color w:val="000000"/>
+              </w:rPr>
+              <w:br/>
+            </w:r>
+            <w:r>
+              <w:rPr>
+                <w:rFonts w:ascii="DejaVu Sans" w:hAnsi="DejaVu Sans" w:eastAsia="DejaVu Sans" w:cs="DejaVu Sans"/>
+                <w:i w:val="false"/>
+                <w:b w:val="false"/>
+                <w:u w:val="none"/>
+                <w:strike w:val="false"/>
+                <w:sz w:val="20"/>
+                <w:szCs w:val="20"/>
+                <w:color w:val="000000"/>
+              </w:rPr>
+              <w:t xml:space="preserve">- Identification of avoidance patterns that interfere with engagement in community supervision, using cognitive-behavioral strategies to enhance compliance with structured interventions.</w:t>
+            </w:r>
+            <w:r>
+              <w:rPr>
+                <w:rFonts w:ascii="DejaVu Sans" w:hAnsi="DejaVu Sans" w:eastAsia="DejaVu Sans" w:cs="DejaVu Sans"/>
+                <w:i w:val="false"/>
+                <w:b w:val="false"/>
+                <w:u w:val="none"/>
+                <w:strike w:val="false"/>
+                <w:sz w:val="20"/>
+                <w:szCs w:val="20"/>
+                <w:color w:val="000000"/>
+              </w:rPr>
+              <w:br/>
+            </w:r>
+            <w:r>
+              <w:rPr>
+                <w:rFonts w:ascii="DejaVu Sans" w:hAnsi="DejaVu Sans" w:eastAsia="DejaVu Sans" w:cs="DejaVu Sans"/>
+                <w:i w:val="false"/>
+                <w:b w:val="false"/>
+                <w:u w:val="none"/>
+                <w:strike w:val="false"/>
+                <w:sz w:val="20"/>
+                <w:szCs w:val="20"/>
+                <w:color w:val="000000"/>
+              </w:rPr>
+              <w:br/>
+            </w:r>
+            <w:r>
+              <w:rPr>
+                <w:rFonts w:ascii="DejaVu Sans" w:hAnsi="DejaVu Sans" w:eastAsia="DejaVu Sans" w:cs="DejaVu Sans"/>
+                <w:i w:val="false"/>
+                <w:b w:val="false"/>
+                <w:u w:val="none"/>
+                <w:strike w:val="false"/>
+                <w:sz w:val="20"/>
+                <w:szCs w:val="20"/>
                 <w:color w:val="000000"/>
               </w:rPr>
               <w:t xml:space="preserve">- Through guided exercises, participants examine the impact of adult relationships on emotional regulation and behavioral stability, targeting deficits in capacity for adult intimacy.</w:t>
@@ -731,8 +848,8 @@
                 <w:b w:val="false"/>
                 <w:u w:val="none"/>
                 <w:strike w:val="false"/>
-                <w:sz w:val="24"/>
-                <w:szCs w:val="24"/>
+                <w:sz w:val="20"/>
+                <w:szCs w:val="20"/>
                 <w:color w:val="000000"/>
               </w:rPr>
             </w:pPr>
@@ -743,47 +860,86 @@
                 <w:b w:val="false"/>
                 <w:u w:val="none"/>
                 <w:strike w:val="false"/>
-                <w:sz w:val="24"/>
-                <w:szCs w:val="24"/>
-                <w:color w:val="000000"/>
-              </w:rPr>
-              <w:t xml:space="preserve">- Psychoeducation provides the basics of muscle structure and function, increasing self-awareness of physical capabilities and enhancing motivation to engage in structured physical routines.</w:t>
-            </w:r>
-            <w:r>
-              <w:rPr>
-                <w:rFonts w:ascii="DejaVu Sans" w:hAnsi="DejaVu Sans" w:eastAsia="DejaVu Sans" w:cs="DejaVu Sans"/>
-                <w:i w:val="false"/>
-                <w:b w:val="false"/>
-                <w:u w:val="none"/>
-                <w:strike w:val="false"/>
-                <w:sz w:val="24"/>
-                <w:szCs w:val="24"/>
-                <w:color w:val="000000"/>
-              </w:rPr>
-              <w:br/>
-            </w:r>
-            <w:r>
-              <w:rPr>
-                <w:rFonts w:ascii="DejaVu Sans" w:hAnsi="DejaVu Sans" w:eastAsia="DejaVu Sans" w:cs="DejaVu Sans"/>
-                <w:i w:val="false"/>
-                <w:b w:val="false"/>
-                <w:u w:val="none"/>
-                <w:strike w:val="false"/>
-                <w:sz w:val="24"/>
-                <w:szCs w:val="24"/>
-                <w:color w:val="000000"/>
-              </w:rPr>
-              <w:br/>
-            </w:r>
-            <w:r>
-              <w:rPr>
-                <w:rFonts w:ascii="DejaVu Sans" w:hAnsi="DejaVu Sans" w:eastAsia="DejaVu Sans" w:cs="DejaVu Sans"/>
-                <w:i w:val="false"/>
-                <w:b w:val="false"/>
-                <w:u w:val="none"/>
-                <w:strike w:val="false"/>
-                <w:sz w:val="24"/>
-                <w:szCs w:val="24"/>
+                <w:sz w:val="20"/>
+                <w:szCs w:val="20"/>
+                <w:color w:val="000000"/>
+              </w:rPr>
+              <w:t xml:space="preserve">**Sports**:</w:t>
+            </w:r>
+            <w:r>
+              <w:rPr>
+                <w:rFonts w:ascii="DejaVu Sans" w:hAnsi="DejaVu Sans" w:eastAsia="DejaVu Sans" w:cs="DejaVu Sans"/>
+                <w:i w:val="false"/>
+                <w:b w:val="false"/>
+                <w:u w:val="none"/>
+                <w:strike w:val="false"/>
+                <w:sz w:val="20"/>
+                <w:szCs w:val="20"/>
+                <w:color w:val="000000"/>
+              </w:rPr>
+              <w:br/>
+            </w:r>
+            <w:r>
+              <w:rPr>
+                <w:rFonts w:ascii="DejaVu Sans" w:hAnsi="DejaVu Sans" w:eastAsia="DejaVu Sans" w:cs="DejaVu Sans"/>
+                <w:i w:val="false"/>
+                <w:b w:val="false"/>
+                <w:u w:val="none"/>
+                <w:strike w:val="false"/>
+                <w:sz w:val="20"/>
+                <w:szCs w:val="20"/>
+                <w:color w:val="000000"/>
+              </w:rPr>
+              <w:br/>
+            </w:r>
+            <w:r>
+              <w:rPr>
+                <w:rFonts w:ascii="DejaVu Sans" w:hAnsi="DejaVu Sans" w:eastAsia="DejaVu Sans" w:cs="DejaVu Sans"/>
+                <w:i w:val="false"/>
+                <w:b w:val="false"/>
+                <w:u w:val="none"/>
+                <w:strike w:val="false"/>
+                <w:sz w:val="20"/>
+                <w:szCs w:val="20"/>
+                <w:color w:val="000000"/>
+              </w:rPr>
+              <w:t xml:space="preserve">- Psycho-education provides the basics of muscle structure and function, increasing self-awareness of physical capabilities and enhancing motivation to engage in structured physical routines.</w:t>
+            </w:r>
+            <w:r>
+              <w:rPr>
+                <w:rFonts w:ascii="DejaVu Sans" w:hAnsi="DejaVu Sans" w:eastAsia="DejaVu Sans" w:cs="DejaVu Sans"/>
+                <w:i w:val="false"/>
+                <w:b w:val="false"/>
+                <w:u w:val="none"/>
+                <w:strike w:val="false"/>
+                <w:sz w:val="20"/>
+                <w:szCs w:val="20"/>
+                <w:color w:val="000000"/>
+              </w:rPr>
+              <w:br/>
+            </w:r>
+            <w:r>
+              <w:rPr>
+                <w:rFonts w:ascii="DejaVu Sans" w:hAnsi="DejaVu Sans" w:eastAsia="DejaVu Sans" w:cs="DejaVu Sans"/>
+                <w:i w:val="false"/>
+                <w:b w:val="false"/>
+                <w:u w:val="none"/>
+                <w:strike w:val="false"/>
+                <w:sz w:val="20"/>
+                <w:szCs w:val="20"/>
+                <w:color w:val="000000"/>
+              </w:rPr>
+              <w:br/>
+            </w:r>
+            <w:r>
+              <w:rPr>
+                <w:rFonts w:ascii="DejaVu Sans" w:hAnsi="DejaVu Sans" w:eastAsia="DejaVu Sans" w:cs="DejaVu Sans"/>
+                <w:i w:val="false"/>
+                <w:b w:val="false"/>
+                <w:u w:val="none"/>
+                <w:strike w:val="false"/>
+                <w:sz w:val="20"/>
+                <w:szCs w:val="20"/>
                 <w:color w:val="000000"/>
               </w:rPr>
               <w:t xml:space="preserve">- in guided exercises, intrinsic and extrinsic motivators are identified as well as barriers like low confidence or time constraints that affect adherence on personal training plans.</w:t>
@@ -795,34 +951,34 @@
                 <w:b w:val="false"/>
                 <w:u w:val="none"/>
                 <w:strike w:val="false"/>
-                <w:sz w:val="24"/>
-                <w:szCs w:val="24"/>
-                <w:color w:val="000000"/>
-              </w:rPr>
-              <w:br/>
-            </w:r>
-            <w:r>
-              <w:rPr>
-                <w:rFonts w:ascii="DejaVu Sans" w:hAnsi="DejaVu Sans" w:eastAsia="DejaVu Sans" w:cs="DejaVu Sans"/>
-                <w:i w:val="false"/>
-                <w:b w:val="false"/>
-                <w:u w:val="none"/>
-                <w:strike w:val="false"/>
-                <w:sz w:val="24"/>
-                <w:szCs w:val="24"/>
-                <w:color w:val="000000"/>
-              </w:rPr>
-              <w:br/>
-            </w:r>
-            <w:r>
-              <w:rPr>
-                <w:rFonts w:ascii="DejaVu Sans" w:hAnsi="DejaVu Sans" w:eastAsia="DejaVu Sans" w:cs="DejaVu Sans"/>
-                <w:i w:val="false"/>
-                <w:b w:val="false"/>
-                <w:u w:val="none"/>
-                <w:strike w:val="false"/>
-                <w:sz w:val="24"/>
-                <w:szCs w:val="24"/>
+                <w:sz w:val="20"/>
+                <w:szCs w:val="20"/>
+                <w:color w:val="000000"/>
+              </w:rPr>
+              <w:br/>
+            </w:r>
+            <w:r>
+              <w:rPr>
+                <w:rFonts w:ascii="DejaVu Sans" w:hAnsi="DejaVu Sans" w:eastAsia="DejaVu Sans" w:cs="DejaVu Sans"/>
+                <w:i w:val="false"/>
+                <w:b w:val="false"/>
+                <w:u w:val="none"/>
+                <w:strike w:val="false"/>
+                <w:sz w:val="20"/>
+                <w:szCs w:val="20"/>
+                <w:color w:val="000000"/>
+              </w:rPr>
+              <w:br/>
+            </w:r>
+            <w:r>
+              <w:rPr>
+                <w:rFonts w:ascii="DejaVu Sans" w:hAnsi="DejaVu Sans" w:eastAsia="DejaVu Sans" w:cs="DejaVu Sans"/>
+                <w:i w:val="false"/>
+                <w:b w:val="false"/>
+                <w:u w:val="none"/>
+                <w:strike w:val="false"/>
+                <w:sz w:val="20"/>
+                <w:szCs w:val="20"/>
                 <w:color w:val="000000"/>
               </w:rPr>
               <w:t xml:space="preserve">- By reflecting on personal sport preferences in exercises, participants recognize how peer or cultural influences may shape physical activity choices, reducing susceptibility to negative social pressures.</w:t>
@@ -832,7 +988,7 @@
       </w:tr>
       <w:tr>
         <w:trPr>
-          <w:trHeight w:val="1215" w:hRule="auto"/>
+          <w:trHeight w:val="1255" w:hRule="auto"/>
         </w:trPr>
         body3
         <w:tc>
@@ -869,8 +1025,8 @@
                 <w:b w:val="false"/>
                 <w:u w:val="none"/>
                 <w:strike w:val="false"/>
-                <w:sz w:val="24"/>
-                <w:szCs w:val="24"/>
+                <w:sz w:val="20"/>
+                <w:szCs w:val="20"/>
                 <w:color w:val="000000"/>
               </w:rPr>
             </w:pPr>
@@ -881,11 +1037,11 @@
                 <w:b w:val="false"/>
                 <w:u w:val="none"/>
                 <w:strike w:val="false"/>
-                <w:sz w:val="24"/>
-                <w:szCs w:val="24"/>
-                <w:color w:val="000000"/>
-              </w:rPr>
-              <w:t xml:space="preserve">Module 3</w:t>
+                <w:sz w:val="20"/>
+                <w:szCs w:val="20"/>
+                <w:color w:val="000000"/>
+              </w:rPr>
+              <w:t xml:space="preserve">**Module 3**</w:t>
             </w:r>
           </w:p>
         </w:tc>
@@ -923,8 +1079,8 @@
                 <w:b w:val="false"/>
                 <w:u w:val="none"/>
                 <w:strike w:val="false"/>
-                <w:sz w:val="24"/>
-                <w:szCs w:val="24"/>
+                <w:sz w:val="20"/>
+                <w:szCs w:val="20"/>
                 <w:color w:val="000000"/>
               </w:rPr>
             </w:pPr>
@@ -935,8 +1091,47 @@
                 <w:b w:val="false"/>
                 <w:u w:val="none"/>
                 <w:strike w:val="false"/>
-                <w:sz w:val="24"/>
-                <w:szCs w:val="24"/>
+                <w:sz w:val="20"/>
+                <w:szCs w:val="20"/>
+                <w:color w:val="000000"/>
+              </w:rPr>
+              <w:t xml:space="preserve">**Emotion management**:</w:t>
+            </w:r>
+            <w:r>
+              <w:rPr>
+                <w:rFonts w:ascii="DejaVu Sans" w:hAnsi="DejaVu Sans" w:eastAsia="DejaVu Sans" w:cs="DejaVu Sans"/>
+                <w:i w:val="false"/>
+                <w:b w:val="false"/>
+                <w:u w:val="none"/>
+                <w:strike w:val="false"/>
+                <w:sz w:val="20"/>
+                <w:szCs w:val="20"/>
+                <w:color w:val="000000"/>
+              </w:rPr>
+              <w:br/>
+            </w:r>
+            <w:r>
+              <w:rPr>
+                <w:rFonts w:ascii="DejaVu Sans" w:hAnsi="DejaVu Sans" w:eastAsia="DejaVu Sans" w:cs="DejaVu Sans"/>
+                <w:i w:val="false"/>
+                <w:b w:val="false"/>
+                <w:u w:val="none"/>
+                <w:strike w:val="false"/>
+                <w:sz w:val="20"/>
+                <w:szCs w:val="20"/>
+                <w:color w:val="000000"/>
+              </w:rPr>
+              <w:br/>
+            </w:r>
+            <w:r>
+              <w:rPr>
+                <w:rFonts w:ascii="DejaVu Sans" w:hAnsi="DejaVu Sans" w:eastAsia="DejaVu Sans" w:cs="DejaVu Sans"/>
+                <w:i w:val="false"/>
+                <w:b w:val="false"/>
+                <w:u w:val="none"/>
+                <w:strike w:val="false"/>
+                <w:sz w:val="20"/>
+                <w:szCs w:val="20"/>
                 <w:color w:val="000000"/>
               </w:rPr>
               <w:t xml:space="preserve">- Identification of emotions as indicators of unmet personal needs, reducing impulsive reactions by linking affective states to underlying psychological demands.</w:t>
@@ -948,34 +1143,34 @@
                 <w:b w:val="false"/>
                 <w:u w:val="none"/>
                 <w:strike w:val="false"/>
-                <w:sz w:val="24"/>
-                <w:szCs w:val="24"/>
-                <w:color w:val="000000"/>
-              </w:rPr>
-              <w:br/>
-            </w:r>
-            <w:r>
-              <w:rPr>
-                <w:rFonts w:ascii="DejaVu Sans" w:hAnsi="DejaVu Sans" w:eastAsia="DejaVu Sans" w:cs="DejaVu Sans"/>
-                <w:i w:val="false"/>
-                <w:b w:val="false"/>
-                <w:u w:val="none"/>
-                <w:strike w:val="false"/>
-                <w:sz w:val="24"/>
-                <w:szCs w:val="24"/>
-                <w:color w:val="000000"/>
-              </w:rPr>
-              <w:br/>
-            </w:r>
-            <w:r>
-              <w:rPr>
-                <w:rFonts w:ascii="DejaVu Sans" w:hAnsi="DejaVu Sans" w:eastAsia="DejaVu Sans" w:cs="DejaVu Sans"/>
-                <w:i w:val="false"/>
-                <w:b w:val="false"/>
-                <w:u w:val="none"/>
-                <w:strike w:val="false"/>
-                <w:sz w:val="24"/>
-                <w:szCs w:val="24"/>
+                <w:sz w:val="20"/>
+                <w:szCs w:val="20"/>
+                <w:color w:val="000000"/>
+              </w:rPr>
+              <w:br/>
+            </w:r>
+            <w:r>
+              <w:rPr>
+                <w:rFonts w:ascii="DejaVu Sans" w:hAnsi="DejaVu Sans" w:eastAsia="DejaVu Sans" w:cs="DejaVu Sans"/>
+                <w:i w:val="false"/>
+                <w:b w:val="false"/>
+                <w:u w:val="none"/>
+                <w:strike w:val="false"/>
+                <w:sz w:val="20"/>
+                <w:szCs w:val="20"/>
+                <w:color w:val="000000"/>
+              </w:rPr>
+              <w:br/>
+            </w:r>
+            <w:r>
+              <w:rPr>
+                <w:rFonts w:ascii="DejaVu Sans" w:hAnsi="DejaVu Sans" w:eastAsia="DejaVu Sans" w:cs="DejaVu Sans"/>
+                <w:i w:val="false"/>
+                <w:b w:val="false"/>
+                <w:u w:val="none"/>
+                <w:strike w:val="false"/>
+                <w:sz w:val="20"/>
+                <w:szCs w:val="20"/>
                 <w:color w:val="000000"/>
               </w:rPr>
               <w:t xml:space="preserve">- Through mindfulness exercises and case examples, participants learn the importance of non-reactive awareness of emotions and connected bodily sensations, improving impulse control and reducing maladaptive coping.</w:t>
@@ -987,34 +1182,34 @@
                 <w:b w:val="false"/>
                 <w:u w:val="none"/>
                 <w:strike w:val="false"/>
-                <w:sz w:val="24"/>
-                <w:szCs w:val="24"/>
-                <w:color w:val="000000"/>
-              </w:rPr>
-              <w:br/>
-            </w:r>
-            <w:r>
-              <w:rPr>
-                <w:rFonts w:ascii="DejaVu Sans" w:hAnsi="DejaVu Sans" w:eastAsia="DejaVu Sans" w:cs="DejaVu Sans"/>
-                <w:i w:val="false"/>
-                <w:b w:val="false"/>
-                <w:u w:val="none"/>
-                <w:strike w:val="false"/>
-                <w:sz w:val="24"/>
-                <w:szCs w:val="24"/>
-                <w:color w:val="000000"/>
-              </w:rPr>
-              <w:br/>
-            </w:r>
-            <w:r>
-              <w:rPr>
-                <w:rFonts w:ascii="DejaVu Sans" w:hAnsi="DejaVu Sans" w:eastAsia="DejaVu Sans" w:cs="DejaVu Sans"/>
-                <w:i w:val="false"/>
-                <w:b w:val="false"/>
-                <w:u w:val="none"/>
-                <w:strike w:val="false"/>
-                <w:sz w:val="24"/>
-                <w:szCs w:val="24"/>
+                <w:sz w:val="20"/>
+                <w:szCs w:val="20"/>
+                <w:color w:val="000000"/>
+              </w:rPr>
+              <w:br/>
+            </w:r>
+            <w:r>
+              <w:rPr>
+                <w:rFonts w:ascii="DejaVu Sans" w:hAnsi="DejaVu Sans" w:eastAsia="DejaVu Sans" w:cs="DejaVu Sans"/>
+                <w:i w:val="false"/>
+                <w:b w:val="false"/>
+                <w:u w:val="none"/>
+                <w:strike w:val="false"/>
+                <w:sz w:val="20"/>
+                <w:szCs w:val="20"/>
+                <w:color w:val="000000"/>
+              </w:rPr>
+              <w:br/>
+            </w:r>
+            <w:r>
+              <w:rPr>
+                <w:rFonts w:ascii="DejaVu Sans" w:hAnsi="DejaVu Sans" w:eastAsia="DejaVu Sans" w:cs="DejaVu Sans"/>
+                <w:i w:val="false"/>
+                <w:b w:val="false"/>
+                <w:u w:val="none"/>
+                <w:strike w:val="false"/>
+                <w:sz w:val="20"/>
+                <w:szCs w:val="20"/>
                 <w:color w:val="000000"/>
               </w:rPr>
               <w:t xml:space="preserve">- Differentiation of emotional experiences and action urges using tools like the tension scale, fostering pause-and-reflect strategies to interrupt impulsive behaviors.</w:t>
@@ -1026,34 +1221,34 @@
                 <w:b w:val="false"/>
                 <w:u w:val="none"/>
                 <w:strike w:val="false"/>
-                <w:sz w:val="24"/>
-                <w:szCs w:val="24"/>
-                <w:color w:val="000000"/>
-              </w:rPr>
-              <w:br/>
-            </w:r>
-            <w:r>
-              <w:rPr>
-                <w:rFonts w:ascii="DejaVu Sans" w:hAnsi="DejaVu Sans" w:eastAsia="DejaVu Sans" w:cs="DejaVu Sans"/>
-                <w:i w:val="false"/>
-                <w:b w:val="false"/>
-                <w:u w:val="none"/>
-                <w:strike w:val="false"/>
-                <w:sz w:val="24"/>
-                <w:szCs w:val="24"/>
-                <w:color w:val="000000"/>
-              </w:rPr>
-              <w:br/>
-            </w:r>
-            <w:r>
-              <w:rPr>
-                <w:rFonts w:ascii="DejaVu Sans" w:hAnsi="DejaVu Sans" w:eastAsia="DejaVu Sans" w:cs="DejaVu Sans"/>
-                <w:i w:val="false"/>
-                <w:b w:val="false"/>
-                <w:u w:val="none"/>
-                <w:strike w:val="false"/>
-                <w:sz w:val="24"/>
-                <w:szCs w:val="24"/>
+                <w:sz w:val="20"/>
+                <w:szCs w:val="20"/>
+                <w:color w:val="000000"/>
+              </w:rPr>
+              <w:br/>
+            </w:r>
+            <w:r>
+              <w:rPr>
+                <w:rFonts w:ascii="DejaVu Sans" w:hAnsi="DejaVu Sans" w:eastAsia="DejaVu Sans" w:cs="DejaVu Sans"/>
+                <w:i w:val="false"/>
+                <w:b w:val="false"/>
+                <w:u w:val="none"/>
+                <w:strike w:val="false"/>
+                <w:sz w:val="20"/>
+                <w:szCs w:val="20"/>
+                <w:color w:val="000000"/>
+              </w:rPr>
+              <w:br/>
+            </w:r>
+            <w:r>
+              <w:rPr>
+                <w:rFonts w:ascii="DejaVu Sans" w:hAnsi="DejaVu Sans" w:eastAsia="DejaVu Sans" w:cs="DejaVu Sans"/>
+                <w:i w:val="false"/>
+                <w:b w:val="false"/>
+                <w:u w:val="none"/>
+                <w:strike w:val="false"/>
+                <w:sz w:val="20"/>
+                <w:szCs w:val="20"/>
                 <w:color w:val="000000"/>
               </w:rPr>
               <w:t xml:space="preserve">- Creation of a personalized skill set, with adaptive, individualized responses to emotional distress, enhancing long-term emotional regulation and self-management.</w:t>
@@ -1094,8 +1289,8 @@
                 <w:b w:val="false"/>
                 <w:u w:val="none"/>
                 <w:strike w:val="false"/>
-                <w:sz w:val="24"/>
-                <w:szCs w:val="24"/>
+                <w:sz w:val="20"/>
+                <w:szCs w:val="20"/>
                 <w:color w:val="000000"/>
               </w:rPr>
             </w:pPr>
@@ -1106,47 +1301,86 @@
                 <w:b w:val="false"/>
                 <w:u w:val="none"/>
                 <w:strike w:val="false"/>
-                <w:sz w:val="24"/>
-                <w:szCs w:val="24"/>
-                <w:color w:val="000000"/>
-              </w:rPr>
-              <w:t xml:space="preserve">- Psychoeducation promotes that sleep quality directly influences emotional regulation, cognitive function, and physical health, addressing impulsivity and emotional dysregulation that undermine sleep hygiene.</w:t>
-            </w:r>
-            <w:r>
-              <w:rPr>
-                <w:rFonts w:ascii="DejaVu Sans" w:hAnsi="DejaVu Sans" w:eastAsia="DejaVu Sans" w:cs="DejaVu Sans"/>
-                <w:i w:val="false"/>
-                <w:b w:val="false"/>
-                <w:u w:val="none"/>
-                <w:strike w:val="false"/>
-                <w:sz w:val="24"/>
-                <w:szCs w:val="24"/>
-                <w:color w:val="000000"/>
-              </w:rPr>
-              <w:br/>
-            </w:r>
-            <w:r>
-              <w:rPr>
-                <w:rFonts w:ascii="DejaVu Sans" w:hAnsi="DejaVu Sans" w:eastAsia="DejaVu Sans" w:cs="DejaVu Sans"/>
-                <w:i w:val="false"/>
-                <w:b w:val="false"/>
-                <w:u w:val="none"/>
-                <w:strike w:val="false"/>
-                <w:sz w:val="24"/>
-                <w:szCs w:val="24"/>
-                <w:color w:val="000000"/>
-              </w:rPr>
-              <w:br/>
-            </w:r>
-            <w:r>
-              <w:rPr>
-                <w:rFonts w:ascii="DejaVu Sans" w:hAnsi="DejaVu Sans" w:eastAsia="DejaVu Sans" w:cs="DejaVu Sans"/>
-                <w:i w:val="false"/>
-                <w:b w:val="false"/>
-                <w:u w:val="none"/>
-                <w:strike w:val="false"/>
-                <w:sz w:val="24"/>
-                <w:szCs w:val="24"/>
+                <w:sz w:val="20"/>
+                <w:szCs w:val="20"/>
+                <w:color w:val="000000"/>
+              </w:rPr>
+              <w:t xml:space="preserve">**Healthy sleep**:</w:t>
+            </w:r>
+            <w:r>
+              <w:rPr>
+                <w:rFonts w:ascii="DejaVu Sans" w:hAnsi="DejaVu Sans" w:eastAsia="DejaVu Sans" w:cs="DejaVu Sans"/>
+                <w:i w:val="false"/>
+                <w:b w:val="false"/>
+                <w:u w:val="none"/>
+                <w:strike w:val="false"/>
+                <w:sz w:val="20"/>
+                <w:szCs w:val="20"/>
+                <w:color w:val="000000"/>
+              </w:rPr>
+              <w:br/>
+            </w:r>
+            <w:r>
+              <w:rPr>
+                <w:rFonts w:ascii="DejaVu Sans" w:hAnsi="DejaVu Sans" w:eastAsia="DejaVu Sans" w:cs="DejaVu Sans"/>
+                <w:i w:val="false"/>
+                <w:b w:val="false"/>
+                <w:u w:val="none"/>
+                <w:strike w:val="false"/>
+                <w:sz w:val="20"/>
+                <w:szCs w:val="20"/>
+                <w:color w:val="000000"/>
+              </w:rPr>
+              <w:br/>
+            </w:r>
+            <w:r>
+              <w:rPr>
+                <w:rFonts w:ascii="DejaVu Sans" w:hAnsi="DejaVu Sans" w:eastAsia="DejaVu Sans" w:cs="DejaVu Sans"/>
+                <w:i w:val="false"/>
+                <w:b w:val="false"/>
+                <w:u w:val="none"/>
+                <w:strike w:val="false"/>
+                <w:sz w:val="20"/>
+                <w:szCs w:val="20"/>
+                <w:color w:val="000000"/>
+              </w:rPr>
+              <w:t xml:space="preserve">- Psycho-education promotes that sleep quality directly influences emotional regulation, cognitive function, and physical health, addressing impulsivity and emotional dysregulation that undermine sleep hygiene.</w:t>
+            </w:r>
+            <w:r>
+              <w:rPr>
+                <w:rFonts w:ascii="DejaVu Sans" w:hAnsi="DejaVu Sans" w:eastAsia="DejaVu Sans" w:cs="DejaVu Sans"/>
+                <w:i w:val="false"/>
+                <w:b w:val="false"/>
+                <w:u w:val="none"/>
+                <w:strike w:val="false"/>
+                <w:sz w:val="20"/>
+                <w:szCs w:val="20"/>
+                <w:color w:val="000000"/>
+              </w:rPr>
+              <w:br/>
+            </w:r>
+            <w:r>
+              <w:rPr>
+                <w:rFonts w:ascii="DejaVu Sans" w:hAnsi="DejaVu Sans" w:eastAsia="DejaVu Sans" w:cs="DejaVu Sans"/>
+                <w:i w:val="false"/>
+                <w:b w:val="false"/>
+                <w:u w:val="none"/>
+                <w:strike w:val="false"/>
+                <w:sz w:val="20"/>
+                <w:szCs w:val="20"/>
+                <w:color w:val="000000"/>
+              </w:rPr>
+              <w:br/>
+            </w:r>
+            <w:r>
+              <w:rPr>
+                <w:rFonts w:ascii="DejaVu Sans" w:hAnsi="DejaVu Sans" w:eastAsia="DejaVu Sans" w:cs="DejaVu Sans"/>
+                <w:i w:val="false"/>
+                <w:b w:val="false"/>
+                <w:u w:val="none"/>
+                <w:strike w:val="false"/>
+                <w:sz w:val="20"/>
+                <w:szCs w:val="20"/>
                 <w:color w:val="000000"/>
               </w:rPr>
               <w:t xml:space="preserve">- Understanding sleep cycles and physiological restoration helps link poor sleep to heightened stress, supporting those with external or sexualized coping patterns in developing healthier responses.</w:t>
@@ -1158,34 +1392,34 @@
                 <w:b w:val="false"/>
                 <w:u w:val="none"/>
                 <w:strike w:val="false"/>
-                <w:sz w:val="24"/>
-                <w:szCs w:val="24"/>
-                <w:color w:val="000000"/>
-              </w:rPr>
-              <w:br/>
-            </w:r>
-            <w:r>
-              <w:rPr>
-                <w:rFonts w:ascii="DejaVu Sans" w:hAnsi="DejaVu Sans" w:eastAsia="DejaVu Sans" w:cs="DejaVu Sans"/>
-                <w:i w:val="false"/>
-                <w:b w:val="false"/>
-                <w:u w:val="none"/>
-                <w:strike w:val="false"/>
-                <w:sz w:val="24"/>
-                <w:szCs w:val="24"/>
-                <w:color w:val="000000"/>
-              </w:rPr>
-              <w:br/>
-            </w:r>
-            <w:r>
-              <w:rPr>
-                <w:rFonts w:ascii="DejaVu Sans" w:hAnsi="DejaVu Sans" w:eastAsia="DejaVu Sans" w:cs="DejaVu Sans"/>
-                <w:i w:val="false"/>
-                <w:b w:val="false"/>
-                <w:u w:val="none"/>
-                <w:strike w:val="false"/>
-                <w:sz w:val="24"/>
-                <w:szCs w:val="24"/>
+                <w:sz w:val="20"/>
+                <w:szCs w:val="20"/>
+                <w:color w:val="000000"/>
+              </w:rPr>
+              <w:br/>
+            </w:r>
+            <w:r>
+              <w:rPr>
+                <w:rFonts w:ascii="DejaVu Sans" w:hAnsi="DejaVu Sans" w:eastAsia="DejaVu Sans" w:cs="DejaVu Sans"/>
+                <w:i w:val="false"/>
+                <w:b w:val="false"/>
+                <w:u w:val="none"/>
+                <w:strike w:val="false"/>
+                <w:sz w:val="20"/>
+                <w:szCs w:val="20"/>
+                <w:color w:val="000000"/>
+              </w:rPr>
+              <w:br/>
+            </w:r>
+            <w:r>
+              <w:rPr>
+                <w:rFonts w:ascii="DejaVu Sans" w:hAnsi="DejaVu Sans" w:eastAsia="DejaVu Sans" w:cs="DejaVu Sans"/>
+                <w:i w:val="false"/>
+                <w:b w:val="false"/>
+                <w:u w:val="none"/>
+                <w:strike w:val="false"/>
+                <w:sz w:val="20"/>
+                <w:szCs w:val="20"/>
                 <w:color w:val="000000"/>
               </w:rPr>
               <w:t xml:space="preserve">- Practical, non-drug strategies are taught in exercises to manage shift work and jetlag, promoting consistent routines and environmental adjustments that support long-term sleep stability.</w:t>
@@ -1195,7 +1429,7 @@
       </w:tr>
       <w:tr>
         <w:trPr>
-          <w:trHeight w:val="1214" w:hRule="auto"/>
+          <w:trHeight w:val="1254" w:hRule="auto"/>
         </w:trPr>
         body4
         <w:tc>
@@ -1232,8 +1466,8 @@
                 <w:b w:val="false"/>
                 <w:u w:val="none"/>
                 <w:strike w:val="false"/>
-                <w:sz w:val="24"/>
-                <w:szCs w:val="24"/>
+                <w:sz w:val="20"/>
+                <w:szCs w:val="20"/>
                 <w:color w:val="000000"/>
               </w:rPr>
             </w:pPr>
@@ -1244,11 +1478,11 @@
                 <w:b w:val="false"/>
                 <w:u w:val="none"/>
                 <w:strike w:val="false"/>
-                <w:sz w:val="24"/>
-                <w:szCs w:val="24"/>
-                <w:color w:val="000000"/>
-              </w:rPr>
-              <w:t xml:space="preserve">Module 4</w:t>
+                <w:sz w:val="20"/>
+                <w:szCs w:val="20"/>
+                <w:color w:val="000000"/>
+              </w:rPr>
+              <w:t xml:space="preserve">**Module 4**</w:t>
             </w:r>
           </w:p>
         </w:tc>
@@ -1286,8 +1520,8 @@
                 <w:b w:val="false"/>
                 <w:u w:val="none"/>
                 <w:strike w:val="false"/>
-                <w:sz w:val="24"/>
-                <w:szCs w:val="24"/>
+                <w:sz w:val="20"/>
+                <w:szCs w:val="20"/>
                 <w:color w:val="000000"/>
               </w:rPr>
             </w:pPr>
@@ -1298,47 +1532,86 @@
                 <w:b w:val="false"/>
                 <w:u w:val="none"/>
                 <w:strike w:val="false"/>
-                <w:sz w:val="24"/>
-                <w:szCs w:val="24"/>
-                <w:color w:val="000000"/>
-              </w:rPr>
-              <w:t xml:space="preserve">- Psychoeducation on problem-solving deficits as a core component of self-regulation difficulties, understanding that challenges are manageable through structured, cognitive-behavioral approaches.</w:t>
-            </w:r>
-            <w:r>
-              <w:rPr>
-                <w:rFonts w:ascii="DejaVu Sans" w:hAnsi="DejaVu Sans" w:eastAsia="DejaVu Sans" w:cs="DejaVu Sans"/>
-                <w:i w:val="false"/>
-                <w:b w:val="false"/>
-                <w:u w:val="none"/>
-                <w:strike w:val="false"/>
-                <w:sz w:val="24"/>
-                <w:szCs w:val="24"/>
-                <w:color w:val="000000"/>
-              </w:rPr>
-              <w:br/>
-            </w:r>
-            <w:r>
-              <w:rPr>
-                <w:rFonts w:ascii="DejaVu Sans" w:hAnsi="DejaVu Sans" w:eastAsia="DejaVu Sans" w:cs="DejaVu Sans"/>
-                <w:i w:val="false"/>
-                <w:b w:val="false"/>
-                <w:u w:val="none"/>
-                <w:strike w:val="false"/>
-                <w:sz w:val="24"/>
-                <w:szCs w:val="24"/>
-                <w:color w:val="000000"/>
-              </w:rPr>
-              <w:br/>
-            </w:r>
-            <w:r>
-              <w:rPr>
-                <w:rFonts w:ascii="DejaVu Sans" w:hAnsi="DejaVu Sans" w:eastAsia="DejaVu Sans" w:cs="DejaVu Sans"/>
-                <w:i w:val="false"/>
-                <w:b w:val="false"/>
-                <w:u w:val="none"/>
-                <w:strike w:val="false"/>
-                <w:sz w:val="24"/>
-                <w:szCs w:val="24"/>
+                <w:sz w:val="20"/>
+                <w:szCs w:val="20"/>
+                <w:color w:val="000000"/>
+              </w:rPr>
+              <w:t xml:space="preserve">**Problem solving**:</w:t>
+            </w:r>
+            <w:r>
+              <w:rPr>
+                <w:rFonts w:ascii="DejaVu Sans" w:hAnsi="DejaVu Sans" w:eastAsia="DejaVu Sans" w:cs="DejaVu Sans"/>
+                <w:i w:val="false"/>
+                <w:b w:val="false"/>
+                <w:u w:val="none"/>
+                <w:strike w:val="false"/>
+                <w:sz w:val="20"/>
+                <w:szCs w:val="20"/>
+                <w:color w:val="000000"/>
+              </w:rPr>
+              <w:br/>
+            </w:r>
+            <w:r>
+              <w:rPr>
+                <w:rFonts w:ascii="DejaVu Sans" w:hAnsi="DejaVu Sans" w:eastAsia="DejaVu Sans" w:cs="DejaVu Sans"/>
+                <w:i w:val="false"/>
+                <w:b w:val="false"/>
+                <w:u w:val="none"/>
+                <w:strike w:val="false"/>
+                <w:sz w:val="20"/>
+                <w:szCs w:val="20"/>
+                <w:color w:val="000000"/>
+              </w:rPr>
+              <w:br/>
+            </w:r>
+            <w:r>
+              <w:rPr>
+                <w:rFonts w:ascii="DejaVu Sans" w:hAnsi="DejaVu Sans" w:eastAsia="DejaVu Sans" w:cs="DejaVu Sans"/>
+                <w:i w:val="false"/>
+                <w:b w:val="false"/>
+                <w:u w:val="none"/>
+                <w:strike w:val="false"/>
+                <w:sz w:val="20"/>
+                <w:szCs w:val="20"/>
+                <w:color w:val="000000"/>
+              </w:rPr>
+              <w:t xml:space="preserve">- Psycho-education on problem-solving deficits as a core component of self-regulation difficulties, understanding that challenges are manageable through structured, cognitive-behavioral approaches.</w:t>
+            </w:r>
+            <w:r>
+              <w:rPr>
+                <w:rFonts w:ascii="DejaVu Sans" w:hAnsi="DejaVu Sans" w:eastAsia="DejaVu Sans" w:cs="DejaVu Sans"/>
+                <w:i w:val="false"/>
+                <w:b w:val="false"/>
+                <w:u w:val="none"/>
+                <w:strike w:val="false"/>
+                <w:sz w:val="20"/>
+                <w:szCs w:val="20"/>
+                <w:color w:val="000000"/>
+              </w:rPr>
+              <w:br/>
+            </w:r>
+            <w:r>
+              <w:rPr>
+                <w:rFonts w:ascii="DejaVu Sans" w:hAnsi="DejaVu Sans" w:eastAsia="DejaVu Sans" w:cs="DejaVu Sans"/>
+                <w:i w:val="false"/>
+                <w:b w:val="false"/>
+                <w:u w:val="none"/>
+                <w:strike w:val="false"/>
+                <w:sz w:val="20"/>
+                <w:szCs w:val="20"/>
+                <w:color w:val="000000"/>
+              </w:rPr>
+              <w:br/>
+            </w:r>
+            <w:r>
+              <w:rPr>
+                <w:rFonts w:ascii="DejaVu Sans" w:hAnsi="DejaVu Sans" w:eastAsia="DejaVu Sans" w:cs="DejaVu Sans"/>
+                <w:i w:val="false"/>
+                <w:b w:val="false"/>
+                <w:u w:val="none"/>
+                <w:strike w:val="false"/>
+                <w:sz w:val="20"/>
+                <w:szCs w:val="20"/>
                 <w:color w:val="000000"/>
               </w:rPr>
               <w:t xml:space="preserve">- Guided exercises following the 7-Step Problem-Solving Plan to systematically identify, define, and address problems, enhancing decision-making and reducing impulsive or avoidant reactions.</w:t>
@@ -1350,34 +1623,34 @@
                 <w:b w:val="false"/>
                 <w:u w:val="none"/>
                 <w:strike w:val="false"/>
-                <w:sz w:val="24"/>
-                <w:szCs w:val="24"/>
-                <w:color w:val="000000"/>
-              </w:rPr>
-              <w:br/>
-            </w:r>
-            <w:r>
-              <w:rPr>
-                <w:rFonts w:ascii="DejaVu Sans" w:hAnsi="DejaVu Sans" w:eastAsia="DejaVu Sans" w:cs="DejaVu Sans"/>
-                <w:i w:val="false"/>
-                <w:b w:val="false"/>
-                <w:u w:val="none"/>
-                <w:strike w:val="false"/>
-                <w:sz w:val="24"/>
-                <w:szCs w:val="24"/>
-                <w:color w:val="000000"/>
-              </w:rPr>
-              <w:br/>
-            </w:r>
-            <w:r>
-              <w:rPr>
-                <w:rFonts w:ascii="DejaVu Sans" w:hAnsi="DejaVu Sans" w:eastAsia="DejaVu Sans" w:cs="DejaVu Sans"/>
-                <w:i w:val="false"/>
-                <w:b w:val="false"/>
-                <w:u w:val="none"/>
-                <w:strike w:val="false"/>
-                <w:sz w:val="24"/>
-                <w:szCs w:val="24"/>
+                <w:sz w:val="20"/>
+                <w:szCs w:val="20"/>
+                <w:color w:val="000000"/>
+              </w:rPr>
+              <w:br/>
+            </w:r>
+            <w:r>
+              <w:rPr>
+                <w:rFonts w:ascii="DejaVu Sans" w:hAnsi="DejaVu Sans" w:eastAsia="DejaVu Sans" w:cs="DejaVu Sans"/>
+                <w:i w:val="false"/>
+                <w:b w:val="false"/>
+                <w:u w:val="none"/>
+                <w:strike w:val="false"/>
+                <w:sz w:val="20"/>
+                <w:szCs w:val="20"/>
+                <w:color w:val="000000"/>
+              </w:rPr>
+              <w:br/>
+            </w:r>
+            <w:r>
+              <w:rPr>
+                <w:rFonts w:ascii="DejaVu Sans" w:hAnsi="DejaVu Sans" w:eastAsia="DejaVu Sans" w:cs="DejaVu Sans"/>
+                <w:i w:val="false"/>
+                <w:b w:val="false"/>
+                <w:u w:val="none"/>
+                <w:strike w:val="false"/>
+                <w:sz w:val="20"/>
+                <w:szCs w:val="20"/>
                 <w:color w:val="000000"/>
               </w:rPr>
               <w:t xml:space="preserve">- Through video examples and case studies, participants practice distinguishing between changeable and unchangeable issues, generating realistic solutions, and evaluating outcomes.</w:t>
@@ -1418,8 +1691,8 @@
                 <w:b w:val="false"/>
                 <w:u w:val="none"/>
                 <w:strike w:val="false"/>
-                <w:sz w:val="24"/>
-                <w:szCs w:val="24"/>
+                <w:sz w:val="20"/>
+                <w:szCs w:val="20"/>
                 <w:color w:val="000000"/>
               </w:rPr>
             </w:pPr>
@@ -1430,47 +1703,86 @@
                 <w:b w:val="false"/>
                 <w:u w:val="none"/>
                 <w:strike w:val="false"/>
-                <w:sz w:val="24"/>
-                <w:szCs w:val="24"/>
-                <w:color w:val="000000"/>
-              </w:rPr>
-              <w:t xml:space="preserve">- Psychoeducational content focus on the neuroscience of dreaming, including REM and non-REM sleep stages.</w:t>
-            </w:r>
-            <w:r>
-              <w:rPr>
-                <w:rFonts w:ascii="DejaVu Sans" w:hAnsi="DejaVu Sans" w:eastAsia="DejaVu Sans" w:cs="DejaVu Sans"/>
-                <w:i w:val="false"/>
-                <w:b w:val="false"/>
-                <w:u w:val="none"/>
-                <w:strike w:val="false"/>
-                <w:sz w:val="24"/>
-                <w:szCs w:val="24"/>
-                <w:color w:val="000000"/>
-              </w:rPr>
-              <w:br/>
-            </w:r>
-            <w:r>
-              <w:rPr>
-                <w:rFonts w:ascii="DejaVu Sans" w:hAnsi="DejaVu Sans" w:eastAsia="DejaVu Sans" w:cs="DejaVu Sans"/>
-                <w:i w:val="false"/>
-                <w:b w:val="false"/>
-                <w:u w:val="none"/>
-                <w:strike w:val="false"/>
-                <w:sz w:val="24"/>
-                <w:szCs w:val="24"/>
-                <w:color w:val="000000"/>
-              </w:rPr>
-              <w:br/>
-            </w:r>
-            <w:r>
-              <w:rPr>
-                <w:rFonts w:ascii="DejaVu Sans" w:hAnsi="DejaVu Sans" w:eastAsia="DejaVu Sans" w:cs="DejaVu Sans"/>
-                <w:i w:val="false"/>
-                <w:b w:val="false"/>
-                <w:u w:val="none"/>
-                <w:strike w:val="false"/>
-                <w:sz w:val="24"/>
-                <w:szCs w:val="24"/>
+                <w:sz w:val="20"/>
+                <w:szCs w:val="20"/>
+                <w:color w:val="000000"/>
+              </w:rPr>
+              <w:t xml:space="preserve">**Dreaming**:</w:t>
+            </w:r>
+            <w:r>
+              <w:rPr>
+                <w:rFonts w:ascii="DejaVu Sans" w:hAnsi="DejaVu Sans" w:eastAsia="DejaVu Sans" w:cs="DejaVu Sans"/>
+                <w:i w:val="false"/>
+                <w:b w:val="false"/>
+                <w:u w:val="none"/>
+                <w:strike w:val="false"/>
+                <w:sz w:val="20"/>
+                <w:szCs w:val="20"/>
+                <w:color w:val="000000"/>
+              </w:rPr>
+              <w:br/>
+            </w:r>
+            <w:r>
+              <w:rPr>
+                <w:rFonts w:ascii="DejaVu Sans" w:hAnsi="DejaVu Sans" w:eastAsia="DejaVu Sans" w:cs="DejaVu Sans"/>
+                <w:i w:val="false"/>
+                <w:b w:val="false"/>
+                <w:u w:val="none"/>
+                <w:strike w:val="false"/>
+                <w:sz w:val="20"/>
+                <w:szCs w:val="20"/>
+                <w:color w:val="000000"/>
+              </w:rPr>
+              <w:br/>
+            </w:r>
+            <w:r>
+              <w:rPr>
+                <w:rFonts w:ascii="DejaVu Sans" w:hAnsi="DejaVu Sans" w:eastAsia="DejaVu Sans" w:cs="DejaVu Sans"/>
+                <w:i w:val="false"/>
+                <w:b w:val="false"/>
+                <w:u w:val="none"/>
+                <w:strike w:val="false"/>
+                <w:sz w:val="20"/>
+                <w:szCs w:val="20"/>
+                <w:color w:val="000000"/>
+              </w:rPr>
+              <w:t xml:space="preserve">- Psycho-educational content focus on the neuroscience of dreaming, including REM and non-REM sleep stages.</w:t>
+            </w:r>
+            <w:r>
+              <w:rPr>
+                <w:rFonts w:ascii="DejaVu Sans" w:hAnsi="DejaVu Sans" w:eastAsia="DejaVu Sans" w:cs="DejaVu Sans"/>
+                <w:i w:val="false"/>
+                <w:b w:val="false"/>
+                <w:u w:val="none"/>
+                <w:strike w:val="false"/>
+                <w:sz w:val="20"/>
+                <w:szCs w:val="20"/>
+                <w:color w:val="000000"/>
+              </w:rPr>
+              <w:br/>
+            </w:r>
+            <w:r>
+              <w:rPr>
+                <w:rFonts w:ascii="DejaVu Sans" w:hAnsi="DejaVu Sans" w:eastAsia="DejaVu Sans" w:cs="DejaVu Sans"/>
+                <w:i w:val="false"/>
+                <w:b w:val="false"/>
+                <w:u w:val="none"/>
+                <w:strike w:val="false"/>
+                <w:sz w:val="20"/>
+                <w:szCs w:val="20"/>
+                <w:color w:val="000000"/>
+              </w:rPr>
+              <w:br/>
+            </w:r>
+            <w:r>
+              <w:rPr>
+                <w:rFonts w:ascii="DejaVu Sans" w:hAnsi="DejaVu Sans" w:eastAsia="DejaVu Sans" w:cs="DejaVu Sans"/>
+                <w:i w:val="false"/>
+                <w:b w:val="false"/>
+                <w:u w:val="none"/>
+                <w:strike w:val="false"/>
+                <w:sz w:val="20"/>
+                <w:szCs w:val="20"/>
                 <w:color w:val="000000"/>
               </w:rPr>
               <w:t xml:space="preserve">- Through exercises like dream journaling, and symbolic interpretation, participants develop reflective practices that enhance awareness of dreams.</w:t>
@@ -1482,34 +1794,34 @@
                 <w:b w:val="false"/>
                 <w:u w:val="none"/>
                 <w:strike w:val="false"/>
-                <w:sz w:val="24"/>
-                <w:szCs w:val="24"/>
-                <w:color w:val="000000"/>
-              </w:rPr>
-              <w:br/>
-            </w:r>
-            <w:r>
-              <w:rPr>
-                <w:rFonts w:ascii="DejaVu Sans" w:hAnsi="DejaVu Sans" w:eastAsia="DejaVu Sans" w:cs="DejaVu Sans"/>
-                <w:i w:val="false"/>
-                <w:b w:val="false"/>
-                <w:u w:val="none"/>
-                <w:strike w:val="false"/>
-                <w:sz w:val="24"/>
-                <w:szCs w:val="24"/>
-                <w:color w:val="000000"/>
-              </w:rPr>
-              <w:br/>
-            </w:r>
-            <w:r>
-              <w:rPr>
-                <w:rFonts w:ascii="DejaVu Sans" w:hAnsi="DejaVu Sans" w:eastAsia="DejaVu Sans" w:cs="DejaVu Sans"/>
-                <w:i w:val="false"/>
-                <w:b w:val="false"/>
-                <w:u w:val="none"/>
-                <w:strike w:val="false"/>
-                <w:sz w:val="24"/>
-                <w:szCs w:val="24"/>
+                <w:sz w:val="20"/>
+                <w:szCs w:val="20"/>
+                <w:color w:val="000000"/>
+              </w:rPr>
+              <w:br/>
+            </w:r>
+            <w:r>
+              <w:rPr>
+                <w:rFonts w:ascii="DejaVu Sans" w:hAnsi="DejaVu Sans" w:eastAsia="DejaVu Sans" w:cs="DejaVu Sans"/>
+                <w:i w:val="false"/>
+                <w:b w:val="false"/>
+                <w:u w:val="none"/>
+                <w:strike w:val="false"/>
+                <w:sz w:val="20"/>
+                <w:szCs w:val="20"/>
+                <w:color w:val="000000"/>
+              </w:rPr>
+              <w:br/>
+            </w:r>
+            <w:r>
+              <w:rPr>
+                <w:rFonts w:ascii="DejaVu Sans" w:hAnsi="DejaVu Sans" w:eastAsia="DejaVu Sans" w:cs="DejaVu Sans"/>
+                <w:i w:val="false"/>
+                <w:b w:val="false"/>
+                <w:u w:val="none"/>
+                <w:strike w:val="false"/>
+                <w:sz w:val="20"/>
+                <w:szCs w:val="20"/>
                 <w:color w:val="000000"/>
               </w:rPr>
               <w:t xml:space="preserve">- The module links stress, sleep disruption, and dream content, illustrating how chronic stress undermines executive function and exacerbates difficulties in structured thinking and solution generation.</w:t>
@@ -1521,34 +1833,34 @@
                 <w:b w:val="false"/>
                 <w:u w:val="none"/>
                 <w:strike w:val="false"/>
-                <w:sz w:val="24"/>
-                <w:szCs w:val="24"/>
-                <w:color w:val="000000"/>
-              </w:rPr>
-              <w:br/>
-            </w:r>
-            <w:r>
-              <w:rPr>
-                <w:rFonts w:ascii="DejaVu Sans" w:hAnsi="DejaVu Sans" w:eastAsia="DejaVu Sans" w:cs="DejaVu Sans"/>
-                <w:i w:val="false"/>
-                <w:b w:val="false"/>
-                <w:u w:val="none"/>
-                <w:strike w:val="false"/>
-                <w:sz w:val="24"/>
-                <w:szCs w:val="24"/>
-                <w:color w:val="000000"/>
-              </w:rPr>
-              <w:br/>
-            </w:r>
-            <w:r>
-              <w:rPr>
-                <w:rFonts w:ascii="DejaVu Sans" w:hAnsi="DejaVu Sans" w:eastAsia="DejaVu Sans" w:cs="DejaVu Sans"/>
-                <w:i w:val="false"/>
-                <w:b w:val="false"/>
-                <w:u w:val="none"/>
-                <w:strike w:val="false"/>
-                <w:sz w:val="24"/>
-                <w:szCs w:val="24"/>
+                <w:sz w:val="20"/>
+                <w:szCs w:val="20"/>
+                <w:color w:val="000000"/>
+              </w:rPr>
+              <w:br/>
+            </w:r>
+            <w:r>
+              <w:rPr>
+                <w:rFonts w:ascii="DejaVu Sans" w:hAnsi="DejaVu Sans" w:eastAsia="DejaVu Sans" w:cs="DejaVu Sans"/>
+                <w:i w:val="false"/>
+                <w:b w:val="false"/>
+                <w:u w:val="none"/>
+                <w:strike w:val="false"/>
+                <w:sz w:val="20"/>
+                <w:szCs w:val="20"/>
+                <w:color w:val="000000"/>
+              </w:rPr>
+              <w:br/>
+            </w:r>
+            <w:r>
+              <w:rPr>
+                <w:rFonts w:ascii="DejaVu Sans" w:hAnsi="DejaVu Sans" w:eastAsia="DejaVu Sans" w:cs="DejaVu Sans"/>
+                <w:i w:val="false"/>
+                <w:b w:val="false"/>
+                <w:u w:val="none"/>
+                <w:strike w:val="false"/>
+                <w:sz w:val="20"/>
+                <w:szCs w:val="20"/>
                 <w:color w:val="000000"/>
               </w:rPr>
               <w:t xml:space="preserve">- Case studies highlight trauma-related dream patterns, showing how unresolved psychological distress and poor sleep hinder insight and cognitive restoration.</w:t>
@@ -1558,7 +1870,7 @@
       </w:tr>
       <w:tr>
         <w:trPr>
-          <w:trHeight w:val="1215" w:hRule="auto"/>
+          <w:trHeight w:val="1256" w:hRule="auto"/>
         </w:trPr>
         body5
         <w:tc>
@@ -1595,8 +1907,8 @@
                 <w:b w:val="false"/>
                 <w:u w:val="none"/>
                 <w:strike w:val="false"/>
-                <w:sz w:val="24"/>
-                <w:szCs w:val="24"/>
+                <w:sz w:val="20"/>
+                <w:szCs w:val="20"/>
                 <w:color w:val="000000"/>
               </w:rPr>
             </w:pPr>
@@ -1607,11 +1919,11 @@
                 <w:b w:val="false"/>
                 <w:u w:val="none"/>
                 <w:strike w:val="false"/>
-                <w:sz w:val="24"/>
-                <w:szCs w:val="24"/>
-                <w:color w:val="000000"/>
-              </w:rPr>
-              <w:t xml:space="preserve">Module 5</w:t>
+                <w:sz w:val="20"/>
+                <w:szCs w:val="20"/>
+                <w:color w:val="000000"/>
+              </w:rPr>
+              <w:t xml:space="preserve">**Module 5**</w:t>
             </w:r>
           </w:p>
         </w:tc>
@@ -1649,8 +1961,8 @@
                 <w:b w:val="false"/>
                 <w:u w:val="none"/>
                 <w:strike w:val="false"/>
-                <w:sz w:val="24"/>
-                <w:szCs w:val="24"/>
+                <w:sz w:val="20"/>
+                <w:szCs w:val="20"/>
                 <w:color w:val="000000"/>
               </w:rPr>
             </w:pPr>
@@ -1661,86 +1973,125 @@
                 <w:b w:val="false"/>
                 <w:u w:val="none"/>
                 <w:strike w:val="false"/>
-                <w:sz w:val="24"/>
-                <w:szCs w:val="24"/>
-                <w:color w:val="000000"/>
-              </w:rPr>
-              <w:t xml:space="preserve">- Identifaction of three offense-supportive cognitive distortions, such as rationalizations that minimize harm, which perpetuate antisocial thinking and increase reoffending risk (overall 16 pre-defined offense-supportive cognitions).</w:t>
-            </w:r>
-            <w:r>
-              <w:rPr>
-                <w:rFonts w:ascii="DejaVu Sans" w:hAnsi="DejaVu Sans" w:eastAsia="DejaVu Sans" w:cs="DejaVu Sans"/>
-                <w:i w:val="false"/>
-                <w:b w:val="false"/>
-                <w:u w:val="none"/>
-                <w:strike w:val="false"/>
-                <w:sz w:val="24"/>
-                <w:szCs w:val="24"/>
-                <w:color w:val="000000"/>
-              </w:rPr>
-              <w:br/>
-            </w:r>
-            <w:r>
-              <w:rPr>
-                <w:rFonts w:ascii="DejaVu Sans" w:hAnsi="DejaVu Sans" w:eastAsia="DejaVu Sans" w:cs="DejaVu Sans"/>
-                <w:i w:val="false"/>
-                <w:b w:val="false"/>
-                <w:u w:val="none"/>
-                <w:strike w:val="false"/>
-                <w:sz w:val="24"/>
-                <w:szCs w:val="24"/>
-                <w:color w:val="000000"/>
-              </w:rPr>
-              <w:br/>
-            </w:r>
-            <w:r>
-              <w:rPr>
-                <w:rFonts w:ascii="DejaVu Sans" w:hAnsi="DejaVu Sans" w:eastAsia="DejaVu Sans" w:cs="DejaVu Sans"/>
-                <w:i w:val="false"/>
-                <w:b w:val="false"/>
-                <w:u w:val="none"/>
-                <w:strike w:val="false"/>
-                <w:sz w:val="24"/>
-                <w:szCs w:val="24"/>
-                <w:color w:val="000000"/>
-              </w:rPr>
-              <w:t xml:space="preserve">- Psychoeducation on how offense-supportive cognitions arise from selective attention to partial truths, reinforcing denial and minimizing consequences through psychological defense mechanisms.</w:t>
-            </w:r>
-            <w:r>
-              <w:rPr>
-                <w:rFonts w:ascii="DejaVu Sans" w:hAnsi="DejaVu Sans" w:eastAsia="DejaVu Sans" w:cs="DejaVu Sans"/>
-                <w:i w:val="false"/>
-                <w:b w:val="false"/>
-                <w:u w:val="none"/>
-                <w:strike w:val="false"/>
-                <w:sz w:val="24"/>
-                <w:szCs w:val="24"/>
-                <w:color w:val="000000"/>
-              </w:rPr>
-              <w:br/>
-            </w:r>
-            <w:r>
-              <w:rPr>
-                <w:rFonts w:ascii="DejaVu Sans" w:hAnsi="DejaVu Sans" w:eastAsia="DejaVu Sans" w:cs="DejaVu Sans"/>
-                <w:i w:val="false"/>
-                <w:b w:val="false"/>
-                <w:u w:val="none"/>
-                <w:strike w:val="false"/>
-                <w:sz w:val="24"/>
-                <w:szCs w:val="24"/>
-                <w:color w:val="000000"/>
-              </w:rPr>
-              <w:br/>
-            </w:r>
-            <w:r>
-              <w:rPr>
-                <w:rFonts w:ascii="DejaVu Sans" w:hAnsi="DejaVu Sans" w:eastAsia="DejaVu Sans" w:cs="DejaVu Sans"/>
-                <w:i w:val="false"/>
-                <w:b w:val="false"/>
-                <w:u w:val="none"/>
-                <w:strike w:val="false"/>
-                <w:sz w:val="24"/>
-                <w:szCs w:val="24"/>
+                <w:sz w:val="20"/>
+                <w:szCs w:val="20"/>
+                <w:color w:val="000000"/>
+              </w:rPr>
+              <w:t xml:space="preserve">**Offense-supportive attitudes**:</w:t>
+            </w:r>
+            <w:r>
+              <w:rPr>
+                <w:rFonts w:ascii="DejaVu Sans" w:hAnsi="DejaVu Sans" w:eastAsia="DejaVu Sans" w:cs="DejaVu Sans"/>
+                <w:i w:val="false"/>
+                <w:b w:val="false"/>
+                <w:u w:val="none"/>
+                <w:strike w:val="false"/>
+                <w:sz w:val="20"/>
+                <w:szCs w:val="20"/>
+                <w:color w:val="000000"/>
+              </w:rPr>
+              <w:br/>
+            </w:r>
+            <w:r>
+              <w:rPr>
+                <w:rFonts w:ascii="DejaVu Sans" w:hAnsi="DejaVu Sans" w:eastAsia="DejaVu Sans" w:cs="DejaVu Sans"/>
+                <w:i w:val="false"/>
+                <w:b w:val="false"/>
+                <w:u w:val="none"/>
+                <w:strike w:val="false"/>
+                <w:sz w:val="20"/>
+                <w:szCs w:val="20"/>
+                <w:color w:val="000000"/>
+              </w:rPr>
+              <w:br/>
+            </w:r>
+            <w:r>
+              <w:rPr>
+                <w:rFonts w:ascii="DejaVu Sans" w:hAnsi="DejaVu Sans" w:eastAsia="DejaVu Sans" w:cs="DejaVu Sans"/>
+                <w:i w:val="false"/>
+                <w:b w:val="false"/>
+                <w:u w:val="none"/>
+                <w:strike w:val="false"/>
+                <w:sz w:val="20"/>
+                <w:szCs w:val="20"/>
+                <w:color w:val="000000"/>
+              </w:rPr>
+              <w:t xml:space="preserve">- Need-principle: Identification of three offense-supportive cognitions; the participant must choose three out of 16 pre-defined offense-supportive cognitions.</w:t>
+            </w:r>
+            <w:r>
+              <w:rPr>
+                <w:rFonts w:ascii="DejaVu Sans" w:hAnsi="DejaVu Sans" w:eastAsia="DejaVu Sans" w:cs="DejaVu Sans"/>
+                <w:i w:val="false"/>
+                <w:b w:val="false"/>
+                <w:u w:val="none"/>
+                <w:strike w:val="false"/>
+                <w:sz w:val="20"/>
+                <w:szCs w:val="20"/>
+                <w:color w:val="000000"/>
+              </w:rPr>
+              <w:br/>
+            </w:r>
+            <w:r>
+              <w:rPr>
+                <w:rFonts w:ascii="DejaVu Sans" w:hAnsi="DejaVu Sans" w:eastAsia="DejaVu Sans" w:cs="DejaVu Sans"/>
+                <w:i w:val="false"/>
+                <w:b w:val="false"/>
+                <w:u w:val="none"/>
+                <w:strike w:val="false"/>
+                <w:sz w:val="20"/>
+                <w:szCs w:val="20"/>
+                <w:color w:val="000000"/>
+              </w:rPr>
+              <w:br/>
+            </w:r>
+            <w:r>
+              <w:rPr>
+                <w:rFonts w:ascii="DejaVu Sans" w:hAnsi="DejaVu Sans" w:eastAsia="DejaVu Sans" w:cs="DejaVu Sans"/>
+                <w:i w:val="false"/>
+                <w:b w:val="false"/>
+                <w:u w:val="none"/>
+                <w:strike w:val="false"/>
+                <w:sz w:val="20"/>
+                <w:szCs w:val="20"/>
+                <w:color w:val="000000"/>
+              </w:rPr>
+              <w:t xml:space="preserve">- Psycho-education on how offense-supportive cognitions arise from selective attention to partial truths, reinforcing denial and minimizing consequences through psychological defense mechanisms.</w:t>
+            </w:r>
+            <w:r>
+              <w:rPr>
+                <w:rFonts w:ascii="DejaVu Sans" w:hAnsi="DejaVu Sans" w:eastAsia="DejaVu Sans" w:cs="DejaVu Sans"/>
+                <w:i w:val="false"/>
+                <w:b w:val="false"/>
+                <w:u w:val="none"/>
+                <w:strike w:val="false"/>
+                <w:sz w:val="20"/>
+                <w:szCs w:val="20"/>
+                <w:color w:val="000000"/>
+              </w:rPr>
+              <w:br/>
+            </w:r>
+            <w:r>
+              <w:rPr>
+                <w:rFonts w:ascii="DejaVu Sans" w:hAnsi="DejaVu Sans" w:eastAsia="DejaVu Sans" w:cs="DejaVu Sans"/>
+                <w:i w:val="false"/>
+                <w:b w:val="false"/>
+                <w:u w:val="none"/>
+                <w:strike w:val="false"/>
+                <w:sz w:val="20"/>
+                <w:szCs w:val="20"/>
+                <w:color w:val="000000"/>
+              </w:rPr>
+              <w:br/>
+            </w:r>
+            <w:r>
+              <w:rPr>
+                <w:rFonts w:ascii="DejaVu Sans" w:hAnsi="DejaVu Sans" w:eastAsia="DejaVu Sans" w:cs="DejaVu Sans"/>
+                <w:i w:val="false"/>
+                <w:b w:val="false"/>
+                <w:u w:val="none"/>
+                <w:strike w:val="false"/>
+                <w:sz w:val="20"/>
+                <w:szCs w:val="20"/>
                 <w:color w:val="000000"/>
               </w:rPr>
               <w:t xml:space="preserve">- Through cognitive restructuring, participants challenge distorted beliefs and promoting critical evaluation of harmful thought patterns in guided exercises.</w:t>
@@ -1752,34 +2103,34 @@
                 <w:b w:val="false"/>
                 <w:u w:val="none"/>
                 <w:strike w:val="false"/>
-                <w:sz w:val="24"/>
-                <w:szCs w:val="24"/>
-                <w:color w:val="000000"/>
-              </w:rPr>
-              <w:br/>
-            </w:r>
-            <w:r>
-              <w:rPr>
-                <w:rFonts w:ascii="DejaVu Sans" w:hAnsi="DejaVu Sans" w:eastAsia="DejaVu Sans" w:cs="DejaVu Sans"/>
-                <w:i w:val="false"/>
-                <w:b w:val="false"/>
-                <w:u w:val="none"/>
-                <w:strike w:val="false"/>
-                <w:sz w:val="24"/>
-                <w:szCs w:val="24"/>
-                <w:color w:val="000000"/>
-              </w:rPr>
-              <w:br/>
-            </w:r>
-            <w:r>
-              <w:rPr>
-                <w:rFonts w:ascii="DejaVu Sans" w:hAnsi="DejaVu Sans" w:eastAsia="DejaVu Sans" w:cs="DejaVu Sans"/>
-                <w:i w:val="false"/>
-                <w:b w:val="false"/>
-                <w:u w:val="none"/>
-                <w:strike w:val="false"/>
-                <w:sz w:val="24"/>
-                <w:szCs w:val="24"/>
+                <w:sz w:val="20"/>
+                <w:szCs w:val="20"/>
+                <w:color w:val="000000"/>
+              </w:rPr>
+              <w:br/>
+            </w:r>
+            <w:r>
+              <w:rPr>
+                <w:rFonts w:ascii="DejaVu Sans" w:hAnsi="DejaVu Sans" w:eastAsia="DejaVu Sans" w:cs="DejaVu Sans"/>
+                <w:i w:val="false"/>
+                <w:b w:val="false"/>
+                <w:u w:val="none"/>
+                <w:strike w:val="false"/>
+                <w:sz w:val="20"/>
+                <w:szCs w:val="20"/>
+                <w:color w:val="000000"/>
+              </w:rPr>
+              <w:br/>
+            </w:r>
+            <w:r>
+              <w:rPr>
+                <w:rFonts w:ascii="DejaVu Sans" w:hAnsi="DejaVu Sans" w:eastAsia="DejaVu Sans" w:cs="DejaVu Sans"/>
+                <w:i w:val="false"/>
+                <w:b w:val="false"/>
+                <w:u w:val="none"/>
+                <w:strike w:val="false"/>
+                <w:sz w:val="20"/>
+                <w:szCs w:val="20"/>
                 <w:color w:val="000000"/>
               </w:rPr>
               <w:t xml:space="preserve">- Case studies and video examples illustrate real-world consequences of distorted thinking, bridging the gap between perceived justification and actual harm.</w:t>
@@ -1820,8 +2171,8 @@
                 <w:b w:val="false"/>
                 <w:u w:val="none"/>
                 <w:strike w:val="false"/>
-                <w:sz w:val="24"/>
-                <w:szCs w:val="24"/>
+                <w:sz w:val="20"/>
+                <w:szCs w:val="20"/>
                 <w:color w:val="000000"/>
               </w:rPr>
             </w:pPr>
@@ -1832,47 +2183,86 @@
                 <w:b w:val="false"/>
                 <w:u w:val="none"/>
                 <w:strike w:val="false"/>
-                <w:sz w:val="24"/>
-                <w:szCs w:val="24"/>
-                <w:color w:val="000000"/>
-              </w:rPr>
-              <w:t xml:space="preserve">- Psychoeducation provides foundational knowledge of nutrition, digestion, and the mind-body connection.</w:t>
-            </w:r>
-            <w:r>
-              <w:rPr>
-                <w:rFonts w:ascii="DejaVu Sans" w:hAnsi="DejaVu Sans" w:eastAsia="DejaVu Sans" w:cs="DejaVu Sans"/>
-                <w:i w:val="false"/>
-                <w:b w:val="false"/>
-                <w:u w:val="none"/>
-                <w:strike w:val="false"/>
-                <w:sz w:val="24"/>
-                <w:szCs w:val="24"/>
-                <w:color w:val="000000"/>
-              </w:rPr>
-              <w:br/>
-            </w:r>
-            <w:r>
-              <w:rPr>
-                <w:rFonts w:ascii="DejaVu Sans" w:hAnsi="DejaVu Sans" w:eastAsia="DejaVu Sans" w:cs="DejaVu Sans"/>
-                <w:i w:val="false"/>
-                <w:b w:val="false"/>
-                <w:u w:val="none"/>
-                <w:strike w:val="false"/>
-                <w:sz w:val="24"/>
-                <w:szCs w:val="24"/>
-                <w:color w:val="000000"/>
-              </w:rPr>
-              <w:br/>
-            </w:r>
-            <w:r>
-              <w:rPr>
-                <w:rFonts w:ascii="DejaVu Sans" w:hAnsi="DejaVu Sans" w:eastAsia="DejaVu Sans" w:cs="DejaVu Sans"/>
-                <w:i w:val="false"/>
-                <w:b w:val="false"/>
-                <w:u w:val="none"/>
-                <w:strike w:val="false"/>
-                <w:sz w:val="24"/>
-                <w:szCs w:val="24"/>
+                <w:sz w:val="20"/>
+                <w:szCs w:val="20"/>
+                <w:color w:val="000000"/>
+              </w:rPr>
+              <w:t xml:space="preserve">**Nutrition**:</w:t>
+            </w:r>
+            <w:r>
+              <w:rPr>
+                <w:rFonts w:ascii="DejaVu Sans" w:hAnsi="DejaVu Sans" w:eastAsia="DejaVu Sans" w:cs="DejaVu Sans"/>
+                <w:i w:val="false"/>
+                <w:b w:val="false"/>
+                <w:u w:val="none"/>
+                <w:strike w:val="false"/>
+                <w:sz w:val="20"/>
+                <w:szCs w:val="20"/>
+                <w:color w:val="000000"/>
+              </w:rPr>
+              <w:br/>
+            </w:r>
+            <w:r>
+              <w:rPr>
+                <w:rFonts w:ascii="DejaVu Sans" w:hAnsi="DejaVu Sans" w:eastAsia="DejaVu Sans" w:cs="DejaVu Sans"/>
+                <w:i w:val="false"/>
+                <w:b w:val="false"/>
+                <w:u w:val="none"/>
+                <w:strike w:val="false"/>
+                <w:sz w:val="20"/>
+                <w:szCs w:val="20"/>
+                <w:color w:val="000000"/>
+              </w:rPr>
+              <w:br/>
+            </w:r>
+            <w:r>
+              <w:rPr>
+                <w:rFonts w:ascii="DejaVu Sans" w:hAnsi="DejaVu Sans" w:eastAsia="DejaVu Sans" w:cs="DejaVu Sans"/>
+                <w:i w:val="false"/>
+                <w:b w:val="false"/>
+                <w:u w:val="none"/>
+                <w:strike w:val="false"/>
+                <w:sz w:val="20"/>
+                <w:szCs w:val="20"/>
+                <w:color w:val="000000"/>
+              </w:rPr>
+              <w:t xml:space="preserve">- Adaptive: Psycho-education provides foundational knowledge on nutrition, digestion; the participant mus choose three out of six nutrition styles.</w:t>
+            </w:r>
+            <w:r>
+              <w:rPr>
+                <w:rFonts w:ascii="DejaVu Sans" w:hAnsi="DejaVu Sans" w:eastAsia="DejaVu Sans" w:cs="DejaVu Sans"/>
+                <w:i w:val="false"/>
+                <w:b w:val="false"/>
+                <w:u w:val="none"/>
+                <w:strike w:val="false"/>
+                <w:sz w:val="20"/>
+                <w:szCs w:val="20"/>
+                <w:color w:val="000000"/>
+              </w:rPr>
+              <w:br/>
+            </w:r>
+            <w:r>
+              <w:rPr>
+                <w:rFonts w:ascii="DejaVu Sans" w:hAnsi="DejaVu Sans" w:eastAsia="DejaVu Sans" w:cs="DejaVu Sans"/>
+                <w:i w:val="false"/>
+                <w:b w:val="false"/>
+                <w:u w:val="none"/>
+                <w:strike w:val="false"/>
+                <w:sz w:val="20"/>
+                <w:szCs w:val="20"/>
+                <w:color w:val="000000"/>
+              </w:rPr>
+              <w:br/>
+            </w:r>
+            <w:r>
+              <w:rPr>
+                <w:rFonts w:ascii="DejaVu Sans" w:hAnsi="DejaVu Sans" w:eastAsia="DejaVu Sans" w:cs="DejaVu Sans"/>
+                <w:i w:val="false"/>
+                <w:b w:val="false"/>
+                <w:u w:val="none"/>
+                <w:strike w:val="false"/>
+                <w:sz w:val="20"/>
+                <w:szCs w:val="20"/>
                 <w:color w:val="000000"/>
               </w:rPr>
               <w:t xml:space="preserve">- Through guided exercises, participants explore ethical, health, and environmental motivations for three out of 6 different nutrition types (e.g. plant-based diets, fostering empathy and prosocial decision-making).</w:t>
@@ -1884,34 +2274,34 @@
                 <w:b w:val="false"/>
                 <w:u w:val="none"/>
                 <w:strike w:val="false"/>
-                <w:sz w:val="24"/>
-                <w:szCs w:val="24"/>
-                <w:color w:val="000000"/>
-              </w:rPr>
-              <w:br/>
-            </w:r>
-            <w:r>
-              <w:rPr>
-                <w:rFonts w:ascii="DejaVu Sans" w:hAnsi="DejaVu Sans" w:eastAsia="DejaVu Sans" w:cs="DejaVu Sans"/>
-                <w:i w:val="false"/>
-                <w:b w:val="false"/>
-                <w:u w:val="none"/>
-                <w:strike w:val="false"/>
-                <w:sz w:val="24"/>
-                <w:szCs w:val="24"/>
-                <w:color w:val="000000"/>
-              </w:rPr>
-              <w:br/>
-            </w:r>
-            <w:r>
-              <w:rPr>
-                <w:rFonts w:ascii="DejaVu Sans" w:hAnsi="DejaVu Sans" w:eastAsia="DejaVu Sans" w:cs="DejaVu Sans"/>
-                <w:i w:val="false"/>
-                <w:b w:val="false"/>
-                <w:u w:val="none"/>
-                <w:strike w:val="false"/>
-                <w:sz w:val="24"/>
-                <w:szCs w:val="24"/>
+                <w:sz w:val="20"/>
+                <w:szCs w:val="20"/>
+                <w:color w:val="000000"/>
+              </w:rPr>
+              <w:br/>
+            </w:r>
+            <w:r>
+              <w:rPr>
+                <w:rFonts w:ascii="DejaVu Sans" w:hAnsi="DejaVu Sans" w:eastAsia="DejaVu Sans" w:cs="DejaVu Sans"/>
+                <w:i w:val="false"/>
+                <w:b w:val="false"/>
+                <w:u w:val="none"/>
+                <w:strike w:val="false"/>
+                <w:sz w:val="20"/>
+                <w:szCs w:val="20"/>
+                <w:color w:val="000000"/>
+              </w:rPr>
+              <w:br/>
+            </w:r>
+            <w:r>
+              <w:rPr>
+                <w:rFonts w:ascii="DejaVu Sans" w:hAnsi="DejaVu Sans" w:eastAsia="DejaVu Sans" w:cs="DejaVu Sans"/>
+                <w:i w:val="false"/>
+                <w:b w:val="false"/>
+                <w:u w:val="none"/>
+                <w:strike w:val="false"/>
+                <w:sz w:val="20"/>
+                <w:szCs w:val="20"/>
                 <w:color w:val="000000"/>
               </w:rPr>
               <w:t xml:space="preserve">- Practical skills in meal planning and grocery shopping build confidence and sustainability, empowering lasting dietary changes that enhance psychological health and reduce behavioral risk.</w:t>
@@ -1921,7 +2311,7 @@
       </w:tr>
       <w:tr>
         <w:trPr>
-          <w:trHeight w:val="1215" w:hRule="auto"/>
+          <w:trHeight w:val="1255" w:hRule="auto"/>
         </w:trPr>
         body6
         <w:tc>
@@ -1958,8 +2348,8 @@
                 <w:b w:val="false"/>
                 <w:u w:val="none"/>
                 <w:strike w:val="false"/>
-                <w:sz w:val="24"/>
-                <w:szCs w:val="24"/>
+                <w:sz w:val="20"/>
+                <w:szCs w:val="20"/>
                 <w:color w:val="000000"/>
               </w:rPr>
             </w:pPr>
@@ -1970,11 +2360,11 @@
                 <w:b w:val="false"/>
                 <w:u w:val="none"/>
                 <w:strike w:val="false"/>
-                <w:sz w:val="24"/>
-                <w:szCs w:val="24"/>
-                <w:color w:val="000000"/>
-              </w:rPr>
-              <w:t xml:space="preserve">Module 6</w:t>
+                <w:sz w:val="20"/>
+                <w:szCs w:val="20"/>
+                <w:color w:val="000000"/>
+              </w:rPr>
+              <w:t xml:space="preserve">**Module 6**</w:t>
             </w:r>
           </w:p>
         </w:tc>
@@ -2012,8 +2402,8 @@
                 <w:b w:val="false"/>
                 <w:u w:val="none"/>
                 <w:strike w:val="false"/>
-                <w:sz w:val="24"/>
-                <w:szCs w:val="24"/>
+                <w:sz w:val="20"/>
+                <w:szCs w:val="20"/>
                 <w:color w:val="000000"/>
               </w:rPr>
             </w:pPr>
@@ -2024,86 +2414,125 @@
                 <w:b w:val="false"/>
                 <w:u w:val="none"/>
                 <w:strike w:val="false"/>
-                <w:sz w:val="24"/>
-                <w:szCs w:val="24"/>
-                <w:color w:val="000000"/>
-              </w:rPr>
-              <w:t xml:space="preserve">- Psychoeducation focus on the differentiation between healthy and problematic sexual interests and on how sexual preoccupation can increase reoffending risk.</w:t>
-            </w:r>
-            <w:r>
-              <w:rPr>
-                <w:rFonts w:ascii="DejaVu Sans" w:hAnsi="DejaVu Sans" w:eastAsia="DejaVu Sans" w:cs="DejaVu Sans"/>
-                <w:i w:val="false"/>
-                <w:b w:val="false"/>
-                <w:u w:val="none"/>
-                <w:strike w:val="false"/>
-                <w:sz w:val="24"/>
-                <w:szCs w:val="24"/>
-                <w:color w:val="000000"/>
-              </w:rPr>
-              <w:br/>
-            </w:r>
-            <w:r>
-              <w:rPr>
-                <w:rFonts w:ascii="DejaVu Sans" w:hAnsi="DejaVu Sans" w:eastAsia="DejaVu Sans" w:cs="DejaVu Sans"/>
-                <w:i w:val="false"/>
-                <w:b w:val="false"/>
-                <w:u w:val="none"/>
-                <w:strike w:val="false"/>
-                <w:sz w:val="24"/>
-                <w:szCs w:val="24"/>
-                <w:color w:val="000000"/>
-              </w:rPr>
-              <w:br/>
-            </w:r>
-            <w:r>
-              <w:rPr>
-                <w:rFonts w:ascii="DejaVu Sans" w:hAnsi="DejaVu Sans" w:eastAsia="DejaVu Sans" w:cs="DejaVu Sans"/>
-                <w:i w:val="false"/>
-                <w:b w:val="false"/>
-                <w:u w:val="none"/>
-                <w:strike w:val="false"/>
-                <w:sz w:val="24"/>
-                <w:szCs w:val="24"/>
-                <w:color w:val="000000"/>
-              </w:rPr>
-              <w:t xml:space="preserve">- The module addresses emotional congruence with children as a potential risk factor, emphasizing the importance of maintaining emotional and physical boundaries between oneself and children to reduce relapse potential (relapse prevention).</w:t>
-            </w:r>
-            <w:r>
-              <w:rPr>
-                <w:rFonts w:ascii="DejaVu Sans" w:hAnsi="DejaVu Sans" w:eastAsia="DejaVu Sans" w:cs="DejaVu Sans"/>
-                <w:i w:val="false"/>
-                <w:b w:val="false"/>
-                <w:u w:val="none"/>
-                <w:strike w:val="false"/>
-                <w:sz w:val="24"/>
-                <w:szCs w:val="24"/>
-                <w:color w:val="000000"/>
-              </w:rPr>
-              <w:br/>
-            </w:r>
-            <w:r>
-              <w:rPr>
-                <w:rFonts w:ascii="DejaVu Sans" w:hAnsi="DejaVu Sans" w:eastAsia="DejaVu Sans" w:cs="DejaVu Sans"/>
-                <w:i w:val="false"/>
-                <w:b w:val="false"/>
-                <w:u w:val="none"/>
-                <w:strike w:val="false"/>
-                <w:sz w:val="24"/>
-                <w:szCs w:val="24"/>
-                <w:color w:val="000000"/>
-              </w:rPr>
-              <w:br/>
-            </w:r>
-            <w:r>
-              <w:rPr>
-                <w:rFonts w:ascii="DejaVu Sans" w:hAnsi="DejaVu Sans" w:eastAsia="DejaVu Sans" w:cs="DejaVu Sans"/>
-                <w:i w:val="false"/>
-                <w:b w:val="false"/>
-                <w:u w:val="none"/>
-                <w:strike w:val="false"/>
-                <w:sz w:val="24"/>
-                <w:szCs w:val="24"/>
+                <w:sz w:val="20"/>
+                <w:szCs w:val="20"/>
+                <w:color w:val="000000"/>
+              </w:rPr>
+              <w:t xml:space="preserve">**Sexuality**:</w:t>
+            </w:r>
+            <w:r>
+              <w:rPr>
+                <w:rFonts w:ascii="DejaVu Sans" w:hAnsi="DejaVu Sans" w:eastAsia="DejaVu Sans" w:cs="DejaVu Sans"/>
+                <w:i w:val="false"/>
+                <w:b w:val="false"/>
+                <w:u w:val="none"/>
+                <w:strike w:val="false"/>
+                <w:sz w:val="20"/>
+                <w:szCs w:val="20"/>
+                <w:color w:val="000000"/>
+              </w:rPr>
+              <w:br/>
+            </w:r>
+            <w:r>
+              <w:rPr>
+                <w:rFonts w:ascii="DejaVu Sans" w:hAnsi="DejaVu Sans" w:eastAsia="DejaVu Sans" w:cs="DejaVu Sans"/>
+                <w:i w:val="false"/>
+                <w:b w:val="false"/>
+                <w:u w:val="none"/>
+                <w:strike w:val="false"/>
+                <w:sz w:val="20"/>
+                <w:szCs w:val="20"/>
+                <w:color w:val="000000"/>
+              </w:rPr>
+              <w:br/>
+            </w:r>
+            <w:r>
+              <w:rPr>
+                <w:rFonts w:ascii="DejaVu Sans" w:hAnsi="DejaVu Sans" w:eastAsia="DejaVu Sans" w:cs="DejaVu Sans"/>
+                <w:i w:val="false"/>
+                <w:b w:val="false"/>
+                <w:u w:val="none"/>
+                <w:strike w:val="false"/>
+                <w:sz w:val="20"/>
+                <w:szCs w:val="20"/>
+                <w:color w:val="000000"/>
+              </w:rPr>
+              <w:t xml:space="preserve">- Psycho-education focus on the differentiation between healthy and problematic sexual interests and on how sexual preoccupation can increase reoffending risk.</w:t>
+            </w:r>
+            <w:r>
+              <w:rPr>
+                <w:rFonts w:ascii="DejaVu Sans" w:hAnsi="DejaVu Sans" w:eastAsia="DejaVu Sans" w:cs="DejaVu Sans"/>
+                <w:i w:val="false"/>
+                <w:b w:val="false"/>
+                <w:u w:val="none"/>
+                <w:strike w:val="false"/>
+                <w:sz w:val="20"/>
+                <w:szCs w:val="20"/>
+                <w:color w:val="000000"/>
+              </w:rPr>
+              <w:br/>
+            </w:r>
+            <w:r>
+              <w:rPr>
+                <w:rFonts w:ascii="DejaVu Sans" w:hAnsi="DejaVu Sans" w:eastAsia="DejaVu Sans" w:cs="DejaVu Sans"/>
+                <w:i w:val="false"/>
+                <w:b w:val="false"/>
+                <w:u w:val="none"/>
+                <w:strike w:val="false"/>
+                <w:sz w:val="20"/>
+                <w:szCs w:val="20"/>
+                <w:color w:val="000000"/>
+              </w:rPr>
+              <w:br/>
+            </w:r>
+            <w:r>
+              <w:rPr>
+                <w:rFonts w:ascii="DejaVu Sans" w:hAnsi="DejaVu Sans" w:eastAsia="DejaVu Sans" w:cs="DejaVu Sans"/>
+                <w:i w:val="false"/>
+                <w:b w:val="false"/>
+                <w:u w:val="none"/>
+                <w:strike w:val="false"/>
+                <w:sz w:val="20"/>
+                <w:szCs w:val="20"/>
+                <w:color w:val="000000"/>
+              </w:rPr>
+              <w:t xml:space="preserve">- The module addresses emotional congruence with children as a potential risk-factor, emphasizing the importance of maintaining emotional and physical boundaries between oneself and children to reduce relapse potential (relapse prevention).</w:t>
+            </w:r>
+            <w:r>
+              <w:rPr>
+                <w:rFonts w:ascii="DejaVu Sans" w:hAnsi="DejaVu Sans" w:eastAsia="DejaVu Sans" w:cs="DejaVu Sans"/>
+                <w:i w:val="false"/>
+                <w:b w:val="false"/>
+                <w:u w:val="none"/>
+                <w:strike w:val="false"/>
+                <w:sz w:val="20"/>
+                <w:szCs w:val="20"/>
+                <w:color w:val="000000"/>
+              </w:rPr>
+              <w:br/>
+            </w:r>
+            <w:r>
+              <w:rPr>
+                <w:rFonts w:ascii="DejaVu Sans" w:hAnsi="DejaVu Sans" w:eastAsia="DejaVu Sans" w:cs="DejaVu Sans"/>
+                <w:i w:val="false"/>
+                <w:b w:val="false"/>
+                <w:u w:val="none"/>
+                <w:strike w:val="false"/>
+                <w:sz w:val="20"/>
+                <w:szCs w:val="20"/>
+                <w:color w:val="000000"/>
+              </w:rPr>
+              <w:br/>
+            </w:r>
+            <w:r>
+              <w:rPr>
+                <w:rFonts w:ascii="DejaVu Sans" w:hAnsi="DejaVu Sans" w:eastAsia="DejaVu Sans" w:cs="DejaVu Sans"/>
+                <w:i w:val="false"/>
+                <w:b w:val="false"/>
+                <w:u w:val="none"/>
+                <w:strike w:val="false"/>
+                <w:sz w:val="20"/>
+                <w:szCs w:val="20"/>
                 <w:color w:val="000000"/>
               </w:rPr>
               <w:t xml:space="preserve">- Cognitive restructuring techniques are used to challenge distorted beliefs about sexual behavior, fostering insight and promoting adaptive, non-harmful thought patterns.</w:t>
@@ -2115,34 +2544,34 @@
                 <w:b w:val="false"/>
                 <w:u w:val="none"/>
                 <w:strike w:val="false"/>
-                <w:sz w:val="24"/>
-                <w:szCs w:val="24"/>
-                <w:color w:val="000000"/>
-              </w:rPr>
-              <w:br/>
-            </w:r>
-            <w:r>
-              <w:rPr>
-                <w:rFonts w:ascii="DejaVu Sans" w:hAnsi="DejaVu Sans" w:eastAsia="DejaVu Sans" w:cs="DejaVu Sans"/>
-                <w:i w:val="false"/>
-                <w:b w:val="false"/>
-                <w:u w:val="none"/>
-                <w:strike w:val="false"/>
-                <w:sz w:val="24"/>
-                <w:szCs w:val="24"/>
-                <w:color w:val="000000"/>
-              </w:rPr>
-              <w:br/>
-            </w:r>
-            <w:r>
-              <w:rPr>
-                <w:rFonts w:ascii="DejaVu Sans" w:hAnsi="DejaVu Sans" w:eastAsia="DejaVu Sans" w:cs="DejaVu Sans"/>
-                <w:i w:val="false"/>
-                <w:b w:val="false"/>
-                <w:u w:val="none"/>
-                <w:strike w:val="false"/>
-                <w:sz w:val="24"/>
-                <w:szCs w:val="24"/>
+                <w:sz w:val="20"/>
+                <w:szCs w:val="20"/>
+                <w:color w:val="000000"/>
+              </w:rPr>
+              <w:br/>
+            </w:r>
+            <w:r>
+              <w:rPr>
+                <w:rFonts w:ascii="DejaVu Sans" w:hAnsi="DejaVu Sans" w:eastAsia="DejaVu Sans" w:cs="DejaVu Sans"/>
+                <w:i w:val="false"/>
+                <w:b w:val="false"/>
+                <w:u w:val="none"/>
+                <w:strike w:val="false"/>
+                <w:sz w:val="20"/>
+                <w:szCs w:val="20"/>
+                <w:color w:val="000000"/>
+              </w:rPr>
+              <w:br/>
+            </w:r>
+            <w:r>
+              <w:rPr>
+                <w:rFonts w:ascii="DejaVu Sans" w:hAnsi="DejaVu Sans" w:eastAsia="DejaVu Sans" w:cs="DejaVu Sans"/>
+                <w:i w:val="false"/>
+                <w:b w:val="false"/>
+                <w:u w:val="none"/>
+                <w:strike w:val="false"/>
+                <w:sz w:val="20"/>
+                <w:szCs w:val="20"/>
                 <w:color w:val="000000"/>
               </w:rPr>
               <w:t xml:space="preserve">- Through identification of high-risk triggers and personalized coping strategies, the self-regulation, self-efficacy, and control over problematic sexual urges and fantasies will be focused.</w:t>
@@ -2183,8 +2612,8 @@
                 <w:b w:val="false"/>
                 <w:u w:val="none"/>
                 <w:strike w:val="false"/>
-                <w:sz w:val="24"/>
-                <w:szCs w:val="24"/>
+                <w:sz w:val="20"/>
+                <w:szCs w:val="20"/>
                 <w:color w:val="000000"/>
               </w:rPr>
             </w:pPr>
@@ -2195,8 +2624,47 @@
                 <w:b w:val="false"/>
                 <w:u w:val="none"/>
                 <w:strike w:val="false"/>
-                <w:sz w:val="24"/>
-                <w:szCs w:val="24"/>
+                <w:sz w:val="20"/>
+                <w:szCs w:val="20"/>
+                <w:color w:val="000000"/>
+              </w:rPr>
+              <w:t xml:space="preserve">**Well-being**:</w:t>
+            </w:r>
+            <w:r>
+              <w:rPr>
+                <w:rFonts w:ascii="DejaVu Sans" w:hAnsi="DejaVu Sans" w:eastAsia="DejaVu Sans" w:cs="DejaVu Sans"/>
+                <w:i w:val="false"/>
+                <w:b w:val="false"/>
+                <w:u w:val="none"/>
+                <w:strike w:val="false"/>
+                <w:sz w:val="20"/>
+                <w:szCs w:val="20"/>
+                <w:color w:val="000000"/>
+              </w:rPr>
+              <w:br/>
+            </w:r>
+            <w:r>
+              <w:rPr>
+                <w:rFonts w:ascii="DejaVu Sans" w:hAnsi="DejaVu Sans" w:eastAsia="DejaVu Sans" w:cs="DejaVu Sans"/>
+                <w:i w:val="false"/>
+                <w:b w:val="false"/>
+                <w:u w:val="none"/>
+                <w:strike w:val="false"/>
+                <w:sz w:val="20"/>
+                <w:szCs w:val="20"/>
+                <w:color w:val="000000"/>
+              </w:rPr>
+              <w:br/>
+            </w:r>
+            <w:r>
+              <w:rPr>
+                <w:rFonts w:ascii="DejaVu Sans" w:hAnsi="DejaVu Sans" w:eastAsia="DejaVu Sans" w:cs="DejaVu Sans"/>
+                <w:i w:val="false"/>
+                <w:b w:val="false"/>
+                <w:u w:val="none"/>
+                <w:strike w:val="false"/>
+                <w:sz w:val="20"/>
+                <w:szCs w:val="20"/>
                 <w:color w:val="000000"/>
               </w:rPr>
               <w:t xml:space="preserve">- Psychological well-being is distinguished from happiness, focusing on meaning, inner balance, and personal growth, explored through reflections on identity, nature, music, and laughter.</w:t>
@@ -2208,34 +2676,34 @@
                 <w:b w:val="false"/>
                 <w:u w:val="none"/>
                 <w:strike w:val="false"/>
-                <w:sz w:val="24"/>
-                <w:szCs w:val="24"/>
-                <w:color w:val="000000"/>
-              </w:rPr>
-              <w:br/>
-            </w:r>
-            <w:r>
-              <w:rPr>
-                <w:rFonts w:ascii="DejaVu Sans" w:hAnsi="DejaVu Sans" w:eastAsia="DejaVu Sans" w:cs="DejaVu Sans"/>
-                <w:i w:val="false"/>
-                <w:b w:val="false"/>
-                <w:u w:val="none"/>
-                <w:strike w:val="false"/>
-                <w:sz w:val="24"/>
-                <w:szCs w:val="24"/>
-                <w:color w:val="000000"/>
-              </w:rPr>
-              <w:br/>
-            </w:r>
-            <w:r>
-              <w:rPr>
-                <w:rFonts w:ascii="DejaVu Sans" w:hAnsi="DejaVu Sans" w:eastAsia="DejaVu Sans" w:cs="DejaVu Sans"/>
-                <w:i w:val="false"/>
-                <w:b w:val="false"/>
-                <w:u w:val="none"/>
-                <w:strike w:val="false"/>
-                <w:sz w:val="24"/>
-                <w:szCs w:val="24"/>
+                <w:sz w:val="20"/>
+                <w:szCs w:val="20"/>
+                <w:color w:val="000000"/>
+              </w:rPr>
+              <w:br/>
+            </w:r>
+            <w:r>
+              <w:rPr>
+                <w:rFonts w:ascii="DejaVu Sans" w:hAnsi="DejaVu Sans" w:eastAsia="DejaVu Sans" w:cs="DejaVu Sans"/>
+                <w:i w:val="false"/>
+                <w:b w:val="false"/>
+                <w:u w:val="none"/>
+                <w:strike w:val="false"/>
+                <w:sz w:val="20"/>
+                <w:szCs w:val="20"/>
+                <w:color w:val="000000"/>
+              </w:rPr>
+              <w:br/>
+            </w:r>
+            <w:r>
+              <w:rPr>
+                <w:rFonts w:ascii="DejaVu Sans" w:hAnsi="DejaVu Sans" w:eastAsia="DejaVu Sans" w:cs="DejaVu Sans"/>
+                <w:i w:val="false"/>
+                <w:b w:val="false"/>
+                <w:u w:val="none"/>
+                <w:strike w:val="false"/>
+                <w:sz w:val="20"/>
+                <w:szCs w:val="20"/>
                 <w:color w:val="000000"/>
               </w:rPr>
               <w:t xml:space="preserve">- Participants challenge the myth of universal well-being, recognizing its subjective nature and the importance of personal values, identity, and life context in shaping health and satisfaction.</w:t>
@@ -2247,34 +2715,34 @@
                 <w:b w:val="false"/>
                 <w:u w:val="none"/>
                 <w:strike w:val="false"/>
-                <w:sz w:val="24"/>
-                <w:szCs w:val="24"/>
-                <w:color w:val="000000"/>
-              </w:rPr>
-              <w:br/>
-            </w:r>
-            <w:r>
-              <w:rPr>
-                <w:rFonts w:ascii="DejaVu Sans" w:hAnsi="DejaVu Sans" w:eastAsia="DejaVu Sans" w:cs="DejaVu Sans"/>
-                <w:i w:val="false"/>
-                <w:b w:val="false"/>
-                <w:u w:val="none"/>
-                <w:strike w:val="false"/>
-                <w:sz w:val="24"/>
-                <w:szCs w:val="24"/>
-                <w:color w:val="000000"/>
-              </w:rPr>
-              <w:br/>
-            </w:r>
-            <w:r>
-              <w:rPr>
-                <w:rFonts w:ascii="DejaVu Sans" w:hAnsi="DejaVu Sans" w:eastAsia="DejaVu Sans" w:cs="DejaVu Sans"/>
-                <w:i w:val="false"/>
-                <w:b w:val="false"/>
-                <w:u w:val="none"/>
-                <w:strike w:val="false"/>
-                <w:sz w:val="24"/>
-                <w:szCs w:val="24"/>
+                <w:sz w:val="20"/>
+                <w:szCs w:val="20"/>
+                <w:color w:val="000000"/>
+              </w:rPr>
+              <w:br/>
+            </w:r>
+            <w:r>
+              <w:rPr>
+                <w:rFonts w:ascii="DejaVu Sans" w:hAnsi="DejaVu Sans" w:eastAsia="DejaVu Sans" w:cs="DejaVu Sans"/>
+                <w:i w:val="false"/>
+                <w:b w:val="false"/>
+                <w:u w:val="none"/>
+                <w:strike w:val="false"/>
+                <w:sz w:val="20"/>
+                <w:szCs w:val="20"/>
+                <w:color w:val="000000"/>
+              </w:rPr>
+              <w:br/>
+            </w:r>
+            <w:r>
+              <w:rPr>
+                <w:rFonts w:ascii="DejaVu Sans" w:hAnsi="DejaVu Sans" w:eastAsia="DejaVu Sans" w:cs="DejaVu Sans"/>
+                <w:i w:val="false"/>
+                <w:b w:val="false"/>
+                <w:u w:val="none"/>
+                <w:strike w:val="false"/>
+                <w:sz w:val="20"/>
+                <w:szCs w:val="20"/>
                 <w:color w:val="000000"/>
               </w:rPr>
               <w:t xml:space="preserve">- Through exercises, participants explore the gut-brain axis, mindful eating, and hygiene practices, linking nutrition, self-care, and bodily awareness to mental clarity and psychological stability.</w:t>

--- a/_tables/tbl-module-content.docx
+++ b/_tables/tbl-module-content.docx
@@ -317,19 +317,6 @@
                 <w:szCs w:val="20"/>
                 <w:color w:val="000000"/>
               </w:rPr>
-              <w:br/>
-            </w:r>
-            <w:r>
-              <w:rPr>
-                <w:rFonts w:ascii="DejaVu Sans" w:hAnsi="DejaVu Sans" w:eastAsia="DejaVu Sans" w:cs="DejaVu Sans"/>
-                <w:i w:val="false"/>
-                <w:b w:val="false"/>
-                <w:u w:val="none"/>
-                <w:strike w:val="false"/>
-                <w:sz w:val="20"/>
-                <w:szCs w:val="20"/>
-                <w:color w:val="000000"/>
-              </w:rPr>
               <w:t xml:space="preserve">- Exercises on identifying personal values and future aspirations in order to enhance treatment readiness and reduce resistance to change.</w:t>
             </w:r>
             <w:r>
@@ -356,33 +343,7 @@
                 <w:szCs w:val="20"/>
                 <w:color w:val="000000"/>
               </w:rPr>
-              <w:br/>
-            </w:r>
-            <w:r>
-              <w:rPr>
-                <w:rFonts w:ascii="DejaVu Sans" w:hAnsi="DejaVu Sans" w:eastAsia="DejaVu Sans" w:cs="DejaVu Sans"/>
-                <w:i w:val="false"/>
-                <w:b w:val="false"/>
-                <w:u w:val="none"/>
-                <w:strike w:val="false"/>
-                <w:sz w:val="20"/>
-                <w:szCs w:val="20"/>
-                <w:color w:val="000000"/>
-              </w:rPr>
               <w:t xml:space="preserve">- Psycho-education on improving decision-making by weighting long-term consequences over immediate rewards.</w:t>
-            </w:r>
-            <w:r>
-              <w:rPr>
-                <w:rFonts w:ascii="DejaVu Sans" w:hAnsi="DejaVu Sans" w:eastAsia="DejaVu Sans" w:cs="DejaVu Sans"/>
-                <w:i w:val="false"/>
-                <w:b w:val="false"/>
-                <w:u w:val="none"/>
-                <w:strike w:val="false"/>
-                <w:sz w:val="20"/>
-                <w:szCs w:val="20"/>
-                <w:color w:val="000000"/>
-              </w:rPr>
-              <w:br/>
             </w:r>
             <w:r>
               <w:rPr>
@@ -488,19 +449,6 @@
                 <w:szCs w:val="20"/>
                 <w:color w:val="000000"/>
               </w:rPr>
-              <w:br/>
-            </w:r>
-            <w:r>
-              <w:rPr>
-                <w:rFonts w:ascii="DejaVu Sans" w:hAnsi="DejaVu Sans" w:eastAsia="DejaVu Sans" w:cs="DejaVu Sans"/>
-                <w:i w:val="false"/>
-                <w:b w:val="false"/>
-                <w:u w:val="none"/>
-                <w:strike w:val="false"/>
-                <w:sz w:val="20"/>
-                <w:szCs w:val="20"/>
-                <w:color w:val="000000"/>
-              </w:rPr>
               <w:t xml:space="preserve">- Psycho-educational content promotes the benefits of physical activity, identifies personal barriers, and set achievable goals to build motivation for physical activity.</w:t>
             </w:r>
             <w:r>
@@ -527,33 +475,7 @@
                 <w:szCs w:val="20"/>
                 <w:color w:val="000000"/>
               </w:rPr>
-              <w:br/>
-            </w:r>
-            <w:r>
-              <w:rPr>
-                <w:rFonts w:ascii="DejaVu Sans" w:hAnsi="DejaVu Sans" w:eastAsia="DejaVu Sans" w:cs="DejaVu Sans"/>
-                <w:i w:val="false"/>
-                <w:b w:val="false"/>
-                <w:u w:val="none"/>
-                <w:strike w:val="false"/>
-                <w:sz w:val="20"/>
-                <w:szCs w:val="20"/>
-                <w:color w:val="000000"/>
-              </w:rPr>
               <w:t xml:space="preserve">- The importance of motor skills, coordination, and balance, enhancing physical confidence and improving participation in daily and therapeutic activities is highlighted.</w:t>
-            </w:r>
-            <w:r>
-              <w:rPr>
-                <w:rFonts w:ascii="DejaVu Sans" w:hAnsi="DejaVu Sans" w:eastAsia="DejaVu Sans" w:cs="DejaVu Sans"/>
-                <w:i w:val="false"/>
-                <w:b w:val="false"/>
-                <w:u w:val="none"/>
-                <w:strike w:val="false"/>
-                <w:sz w:val="20"/>
-                <w:szCs w:val="20"/>
-                <w:color w:val="000000"/>
-              </w:rPr>
-              <w:br/>
             </w:r>
             <w:r>
               <w:rPr>
@@ -719,19 +641,6 @@
                 <w:szCs w:val="20"/>
                 <w:color w:val="000000"/>
               </w:rPr>
-              <w:br/>
-            </w:r>
-            <w:r>
-              <w:rPr>
-                <w:rFonts w:ascii="DejaVu Sans" w:hAnsi="DejaVu Sans" w:eastAsia="DejaVu Sans" w:cs="DejaVu Sans"/>
-                <w:i w:val="false"/>
-                <w:b w:val="false"/>
-                <w:u w:val="none"/>
-                <w:strike w:val="false"/>
-                <w:sz w:val="20"/>
-                <w:szCs w:val="20"/>
-                <w:color w:val="000000"/>
-              </w:rPr>
               <w:t xml:space="preserve">- Development of skills to build trust and collaborative working relationships with supervision officers, reducing resistance against community supervision and improving adherence to supervision mandates.</w:t>
             </w:r>
             <w:r>
@@ -758,33 +667,7 @@
                 <w:szCs w:val="20"/>
                 <w:color w:val="000000"/>
               </w:rPr>
-              <w:br/>
-            </w:r>
-            <w:r>
-              <w:rPr>
-                <w:rFonts w:ascii="DejaVu Sans" w:hAnsi="DejaVu Sans" w:eastAsia="DejaVu Sans" w:cs="DejaVu Sans"/>
-                <w:i w:val="false"/>
-                <w:b w:val="false"/>
-                <w:u w:val="none"/>
-                <w:strike w:val="false"/>
-                <w:sz w:val="20"/>
-                <w:szCs w:val="20"/>
-                <w:color w:val="000000"/>
-              </w:rPr>
               <w:t xml:space="preserve">- Identification of avoidance patterns that interfere with engagement in community supervision, using cognitive-behavioral strategies to enhance compliance with structured interventions.</w:t>
-            </w:r>
-            <w:r>
-              <w:rPr>
-                <w:rFonts w:ascii="DejaVu Sans" w:hAnsi="DejaVu Sans" w:eastAsia="DejaVu Sans" w:cs="DejaVu Sans"/>
-                <w:i w:val="false"/>
-                <w:b w:val="false"/>
-                <w:u w:val="none"/>
-                <w:strike w:val="false"/>
-                <w:sz w:val="20"/>
-                <w:szCs w:val="20"/>
-                <w:color w:val="000000"/>
-              </w:rPr>
-              <w:br/>
             </w:r>
             <w:r>
               <w:rPr>
@@ -890,19 +773,6 @@
                 <w:szCs w:val="20"/>
                 <w:color w:val="000000"/>
               </w:rPr>
-              <w:br/>
-            </w:r>
-            <w:r>
-              <w:rPr>
-                <w:rFonts w:ascii="DejaVu Sans" w:hAnsi="DejaVu Sans" w:eastAsia="DejaVu Sans" w:cs="DejaVu Sans"/>
-                <w:i w:val="false"/>
-                <w:b w:val="false"/>
-                <w:u w:val="none"/>
-                <w:strike w:val="false"/>
-                <w:sz w:val="20"/>
-                <w:szCs w:val="20"/>
-                <w:color w:val="000000"/>
-              </w:rPr>
               <w:t xml:space="preserve">- Psycho-education provides the basics of muscle structure and function, increasing self-awareness of physical capabilities and enhancing motivation to engage in structured physical routines.</w:t>
             </w:r>
             <w:r>
@@ -929,33 +799,7 @@
                 <w:szCs w:val="20"/>
                 <w:color w:val="000000"/>
               </w:rPr>
-              <w:br/>
-            </w:r>
-            <w:r>
-              <w:rPr>
-                <w:rFonts w:ascii="DejaVu Sans" w:hAnsi="DejaVu Sans" w:eastAsia="DejaVu Sans" w:cs="DejaVu Sans"/>
-                <w:i w:val="false"/>
-                <w:b w:val="false"/>
-                <w:u w:val="none"/>
-                <w:strike w:val="false"/>
-                <w:sz w:val="20"/>
-                <w:szCs w:val="20"/>
-                <w:color w:val="000000"/>
-              </w:rPr>
               <w:t xml:space="preserve">- in guided exercises, intrinsic and extrinsic motivators are identified as well as barriers like low confidence or time constraints that affect adherence on personal training plans.</w:t>
-            </w:r>
-            <w:r>
-              <w:rPr>
-                <w:rFonts w:ascii="DejaVu Sans" w:hAnsi="DejaVu Sans" w:eastAsia="DejaVu Sans" w:cs="DejaVu Sans"/>
-                <w:i w:val="false"/>
-                <w:b w:val="false"/>
-                <w:u w:val="none"/>
-                <w:strike w:val="false"/>
-                <w:sz w:val="20"/>
-                <w:szCs w:val="20"/>
-                <w:color w:val="000000"/>
-              </w:rPr>
-              <w:br/>
             </w:r>
             <w:r>
               <w:rPr>
@@ -1121,19 +965,6 @@
                 <w:szCs w:val="20"/>
                 <w:color w:val="000000"/>
               </w:rPr>
-              <w:br/>
-            </w:r>
-            <w:r>
-              <w:rPr>
-                <w:rFonts w:ascii="DejaVu Sans" w:hAnsi="DejaVu Sans" w:eastAsia="DejaVu Sans" w:cs="DejaVu Sans"/>
-                <w:i w:val="false"/>
-                <w:b w:val="false"/>
-                <w:u w:val="none"/>
-                <w:strike w:val="false"/>
-                <w:sz w:val="20"/>
-                <w:szCs w:val="20"/>
-                <w:color w:val="000000"/>
-              </w:rPr>
               <w:t xml:space="preserve">- Identification of emotions as indicators of unmet personal needs, reducing impulsive reactions by linking affective states to underlying psychological demands.</w:t>
             </w:r>
             <w:r>
@@ -1160,19 +991,6 @@
                 <w:szCs w:val="20"/>
                 <w:color w:val="000000"/>
               </w:rPr>
-              <w:br/>
-            </w:r>
-            <w:r>
-              <w:rPr>
-                <w:rFonts w:ascii="DejaVu Sans" w:hAnsi="DejaVu Sans" w:eastAsia="DejaVu Sans" w:cs="DejaVu Sans"/>
-                <w:i w:val="false"/>
-                <w:b w:val="false"/>
-                <w:u w:val="none"/>
-                <w:strike w:val="false"/>
-                <w:sz w:val="20"/>
-                <w:szCs w:val="20"/>
-                <w:color w:val="000000"/>
-              </w:rPr>
               <w:t xml:space="preserve">- Through mindfulness exercises and case examples, participants learn the importance of non-reactive awareness of emotions and connected bodily sensations, improving impulse control and reducing maladaptive coping.</w:t>
             </w:r>
             <w:r>
@@ -1199,33 +1017,7 @@
                 <w:szCs w:val="20"/>
                 <w:color w:val="000000"/>
               </w:rPr>
-              <w:br/>
-            </w:r>
-            <w:r>
-              <w:rPr>
-                <w:rFonts w:ascii="DejaVu Sans" w:hAnsi="DejaVu Sans" w:eastAsia="DejaVu Sans" w:cs="DejaVu Sans"/>
-                <w:i w:val="false"/>
-                <w:b w:val="false"/>
-                <w:u w:val="none"/>
-                <w:strike w:val="false"/>
-                <w:sz w:val="20"/>
-                <w:szCs w:val="20"/>
-                <w:color w:val="000000"/>
-              </w:rPr>
               <w:t xml:space="preserve">- Differentiation of emotional experiences and action urges using tools like the tension scale, fostering pause-and-reflect strategies to interrupt impulsive behaviors.</w:t>
-            </w:r>
-            <w:r>
-              <w:rPr>
-                <w:rFonts w:ascii="DejaVu Sans" w:hAnsi="DejaVu Sans" w:eastAsia="DejaVu Sans" w:cs="DejaVu Sans"/>
-                <w:i w:val="false"/>
-                <w:b w:val="false"/>
-                <w:u w:val="none"/>
-                <w:strike w:val="false"/>
-                <w:sz w:val="20"/>
-                <w:szCs w:val="20"/>
-                <w:color w:val="000000"/>
-              </w:rPr>
-              <w:br/>
             </w:r>
             <w:r>
               <w:rPr>
@@ -1331,19 +1123,6 @@
                 <w:szCs w:val="20"/>
                 <w:color w:val="000000"/>
               </w:rPr>
-              <w:br/>
-            </w:r>
-            <w:r>
-              <w:rPr>
-                <w:rFonts w:ascii="DejaVu Sans" w:hAnsi="DejaVu Sans" w:eastAsia="DejaVu Sans" w:cs="DejaVu Sans"/>
-                <w:i w:val="false"/>
-                <w:b w:val="false"/>
-                <w:u w:val="none"/>
-                <w:strike w:val="false"/>
-                <w:sz w:val="20"/>
-                <w:szCs w:val="20"/>
-                <w:color w:val="000000"/>
-              </w:rPr>
               <w:t xml:space="preserve">- Psycho-education promotes that sleep quality directly influences emotional regulation, cognitive function, and physical health, addressing impulsivity and emotional dysregulation that undermine sleep hygiene.</w:t>
             </w:r>
             <w:r>
@@ -1370,33 +1149,7 @@
                 <w:szCs w:val="20"/>
                 <w:color w:val="000000"/>
               </w:rPr>
-              <w:br/>
-            </w:r>
-            <w:r>
-              <w:rPr>
-                <w:rFonts w:ascii="DejaVu Sans" w:hAnsi="DejaVu Sans" w:eastAsia="DejaVu Sans" w:cs="DejaVu Sans"/>
-                <w:i w:val="false"/>
-                <w:b w:val="false"/>
-                <w:u w:val="none"/>
-                <w:strike w:val="false"/>
-                <w:sz w:val="20"/>
-                <w:szCs w:val="20"/>
-                <w:color w:val="000000"/>
-              </w:rPr>
               <w:t xml:space="preserve">- Understanding sleep cycles and physiological restoration helps link poor sleep to heightened stress, supporting those with external or sexualized coping patterns in developing healthier responses.</w:t>
-            </w:r>
-            <w:r>
-              <w:rPr>
-                <w:rFonts w:ascii="DejaVu Sans" w:hAnsi="DejaVu Sans" w:eastAsia="DejaVu Sans" w:cs="DejaVu Sans"/>
-                <w:i w:val="false"/>
-                <w:b w:val="false"/>
-                <w:u w:val="none"/>
-                <w:strike w:val="false"/>
-                <w:sz w:val="20"/>
-                <w:szCs w:val="20"/>
-                <w:color w:val="000000"/>
-              </w:rPr>
-              <w:br/>
             </w:r>
             <w:r>
               <w:rPr>
@@ -1562,19 +1315,6 @@
                 <w:szCs w:val="20"/>
                 <w:color w:val="000000"/>
               </w:rPr>
-              <w:br/>
-            </w:r>
-            <w:r>
-              <w:rPr>
-                <w:rFonts w:ascii="DejaVu Sans" w:hAnsi="DejaVu Sans" w:eastAsia="DejaVu Sans" w:cs="DejaVu Sans"/>
-                <w:i w:val="false"/>
-                <w:b w:val="false"/>
-                <w:u w:val="none"/>
-                <w:strike w:val="false"/>
-                <w:sz w:val="20"/>
-                <w:szCs w:val="20"/>
-                <w:color w:val="000000"/>
-              </w:rPr>
               <w:t xml:space="preserve">- Psycho-education on problem-solving deficits as a core component of self-regulation difficulties, understanding that challenges are manageable through structured, cognitive-behavioral approaches.</w:t>
             </w:r>
             <w:r>
@@ -1601,33 +1341,7 @@
                 <w:szCs w:val="20"/>
                 <w:color w:val="000000"/>
               </w:rPr>
-              <w:br/>
-            </w:r>
-            <w:r>
-              <w:rPr>
-                <w:rFonts w:ascii="DejaVu Sans" w:hAnsi="DejaVu Sans" w:eastAsia="DejaVu Sans" w:cs="DejaVu Sans"/>
-                <w:i w:val="false"/>
-                <w:b w:val="false"/>
-                <w:u w:val="none"/>
-                <w:strike w:val="false"/>
-                <w:sz w:val="20"/>
-                <w:szCs w:val="20"/>
-                <w:color w:val="000000"/>
-              </w:rPr>
               <w:t xml:space="preserve">- Guided exercises following the 7-Step Problem-Solving Plan to systematically identify, define, and address problems, enhancing decision-making and reducing impulsive or avoidant reactions.</w:t>
-            </w:r>
-            <w:r>
-              <w:rPr>
-                <w:rFonts w:ascii="DejaVu Sans" w:hAnsi="DejaVu Sans" w:eastAsia="DejaVu Sans" w:cs="DejaVu Sans"/>
-                <w:i w:val="false"/>
-                <w:b w:val="false"/>
-                <w:u w:val="none"/>
-                <w:strike w:val="false"/>
-                <w:sz w:val="20"/>
-                <w:szCs w:val="20"/>
-                <w:color w:val="000000"/>
-              </w:rPr>
-              <w:br/>
             </w:r>
             <w:r>
               <w:rPr>
@@ -1733,19 +1447,6 @@
                 <w:szCs w:val="20"/>
                 <w:color w:val="000000"/>
               </w:rPr>
-              <w:br/>
-            </w:r>
-            <w:r>
-              <w:rPr>
-                <w:rFonts w:ascii="DejaVu Sans" w:hAnsi="DejaVu Sans" w:eastAsia="DejaVu Sans" w:cs="DejaVu Sans"/>
-                <w:i w:val="false"/>
-                <w:b w:val="false"/>
-                <w:u w:val="none"/>
-                <w:strike w:val="false"/>
-                <w:sz w:val="20"/>
-                <w:szCs w:val="20"/>
-                <w:color w:val="000000"/>
-              </w:rPr>
               <w:t xml:space="preserve">- Psycho-educational content focus on the neuroscience of dreaming, including REM and non-REM sleep stages.</w:t>
             </w:r>
             <w:r>
@@ -1772,19 +1473,6 @@
                 <w:szCs w:val="20"/>
                 <w:color w:val="000000"/>
               </w:rPr>
-              <w:br/>
-            </w:r>
-            <w:r>
-              <w:rPr>
-                <w:rFonts w:ascii="DejaVu Sans" w:hAnsi="DejaVu Sans" w:eastAsia="DejaVu Sans" w:cs="DejaVu Sans"/>
-                <w:i w:val="false"/>
-                <w:b w:val="false"/>
-                <w:u w:val="none"/>
-                <w:strike w:val="false"/>
-                <w:sz w:val="20"/>
-                <w:szCs w:val="20"/>
-                <w:color w:val="000000"/>
-              </w:rPr>
               <w:t xml:space="preserve">- Through exercises like dream journaling, and symbolic interpretation, participants develop reflective practices that enhance awareness of dreams.</w:t>
             </w:r>
             <w:r>
@@ -1811,33 +1499,7 @@
                 <w:szCs w:val="20"/>
                 <w:color w:val="000000"/>
               </w:rPr>
-              <w:br/>
-            </w:r>
-            <w:r>
-              <w:rPr>
-                <w:rFonts w:ascii="DejaVu Sans" w:hAnsi="DejaVu Sans" w:eastAsia="DejaVu Sans" w:cs="DejaVu Sans"/>
-                <w:i w:val="false"/>
-                <w:b w:val="false"/>
-                <w:u w:val="none"/>
-                <w:strike w:val="false"/>
-                <w:sz w:val="20"/>
-                <w:szCs w:val="20"/>
-                <w:color w:val="000000"/>
-              </w:rPr>
               <w:t xml:space="preserve">- The module links stress, sleep disruption, and dream content, illustrating how chronic stress undermines executive function and exacerbates difficulties in structured thinking and solution generation.</w:t>
-            </w:r>
-            <w:r>
-              <w:rPr>
-                <w:rFonts w:ascii="DejaVu Sans" w:hAnsi="DejaVu Sans" w:eastAsia="DejaVu Sans" w:cs="DejaVu Sans"/>
-                <w:i w:val="false"/>
-                <w:b w:val="false"/>
-                <w:u w:val="none"/>
-                <w:strike w:val="false"/>
-                <w:sz w:val="20"/>
-                <w:szCs w:val="20"/>
-                <w:color w:val="000000"/>
-              </w:rPr>
-              <w:br/>
             </w:r>
             <w:r>
               <w:rPr>
@@ -2003,19 +1665,6 @@
                 <w:szCs w:val="20"/>
                 <w:color w:val="000000"/>
               </w:rPr>
-              <w:br/>
-            </w:r>
-            <w:r>
-              <w:rPr>
-                <w:rFonts w:ascii="DejaVu Sans" w:hAnsi="DejaVu Sans" w:eastAsia="DejaVu Sans" w:cs="DejaVu Sans"/>
-                <w:i w:val="false"/>
-                <w:b w:val="false"/>
-                <w:u w:val="none"/>
-                <w:strike w:val="false"/>
-                <w:sz w:val="20"/>
-                <w:szCs w:val="20"/>
-                <w:color w:val="000000"/>
-              </w:rPr>
               <w:t xml:space="preserve">- Need-principle: Identification of three offense-supportive cognitions; the participant must choose three out of 16 pre-defined offense-supportive cognitions.</w:t>
             </w:r>
             <w:r>
@@ -2042,19 +1691,6 @@
                 <w:szCs w:val="20"/>
                 <w:color w:val="000000"/>
               </w:rPr>
-              <w:br/>
-            </w:r>
-            <w:r>
-              <w:rPr>
-                <w:rFonts w:ascii="DejaVu Sans" w:hAnsi="DejaVu Sans" w:eastAsia="DejaVu Sans" w:cs="DejaVu Sans"/>
-                <w:i w:val="false"/>
-                <w:b w:val="false"/>
-                <w:u w:val="none"/>
-                <w:strike w:val="false"/>
-                <w:sz w:val="20"/>
-                <w:szCs w:val="20"/>
-                <w:color w:val="000000"/>
-              </w:rPr>
               <w:t xml:space="preserve">- Psycho-education on how offense-supportive cognitions arise from selective attention to partial truths, reinforcing denial and minimizing consequences through psychological defense mechanisms.</w:t>
             </w:r>
             <w:r>
@@ -2081,59 +1717,33 @@
                 <w:szCs w:val="20"/>
                 <w:color w:val="000000"/>
               </w:rPr>
-              <w:br/>
-            </w:r>
-            <w:r>
-              <w:rPr>
-                <w:rFonts w:ascii="DejaVu Sans" w:hAnsi="DejaVu Sans" w:eastAsia="DejaVu Sans" w:cs="DejaVu Sans"/>
-                <w:i w:val="false"/>
-                <w:b w:val="false"/>
-                <w:u w:val="none"/>
-                <w:strike w:val="false"/>
-                <w:sz w:val="20"/>
-                <w:szCs w:val="20"/>
-                <w:color w:val="000000"/>
-              </w:rPr>
-              <w:t xml:space="preserve">- Through cognitive restructuring, participants challenge distorted beliefs and promoting critical evaluation of harmful thought patterns in guided exercises.</w:t>
-            </w:r>
-            <w:r>
-              <w:rPr>
-                <w:rFonts w:ascii="DejaVu Sans" w:hAnsi="DejaVu Sans" w:eastAsia="DejaVu Sans" w:cs="DejaVu Sans"/>
-                <w:i w:val="false"/>
-                <w:b w:val="false"/>
-                <w:u w:val="none"/>
-                <w:strike w:val="false"/>
-                <w:sz w:val="20"/>
-                <w:szCs w:val="20"/>
-                <w:color w:val="000000"/>
-              </w:rPr>
-              <w:br/>
-            </w:r>
-            <w:r>
-              <w:rPr>
-                <w:rFonts w:ascii="DejaVu Sans" w:hAnsi="DejaVu Sans" w:eastAsia="DejaVu Sans" w:cs="DejaVu Sans"/>
-                <w:i w:val="false"/>
-                <w:b w:val="false"/>
-                <w:u w:val="none"/>
-                <w:strike w:val="false"/>
-                <w:sz w:val="20"/>
-                <w:szCs w:val="20"/>
-                <w:color w:val="000000"/>
-              </w:rPr>
-              <w:br/>
-            </w:r>
-            <w:r>
-              <w:rPr>
-                <w:rFonts w:ascii="DejaVu Sans" w:hAnsi="DejaVu Sans" w:eastAsia="DejaVu Sans" w:cs="DejaVu Sans"/>
-                <w:i w:val="false"/>
-                <w:b w:val="false"/>
-                <w:u w:val="none"/>
-                <w:strike w:val="false"/>
-                <w:sz w:val="20"/>
-                <w:szCs w:val="20"/>
-                <w:color w:val="000000"/>
-              </w:rPr>
-              <w:t xml:space="preserve">- Case studies and video examples illustrate real-world consequences of distorted thinking, bridging the gap between perceived justification and actual harm.</w:t>
+              <w:t xml:space="preserve">- Through cognitive restructuring, participants challenge offense-supportive cognitions and promoting critical evaluation of harmful thought patterns in guided exercises.</w:t>
+            </w:r>
+            <w:r>
+              <w:rPr>
+                <w:rFonts w:ascii="DejaVu Sans" w:hAnsi="DejaVu Sans" w:eastAsia="DejaVu Sans" w:cs="DejaVu Sans"/>
+                <w:i w:val="false"/>
+                <w:b w:val="false"/>
+                <w:u w:val="none"/>
+                <w:strike w:val="false"/>
+                <w:sz w:val="20"/>
+                <w:szCs w:val="20"/>
+                <w:color w:val="000000"/>
+              </w:rPr>
+              <w:br/>
+            </w:r>
+            <w:r>
+              <w:rPr>
+                <w:rFonts w:ascii="DejaVu Sans" w:hAnsi="DejaVu Sans" w:eastAsia="DejaVu Sans" w:cs="DejaVu Sans"/>
+                <w:i w:val="false"/>
+                <w:b w:val="false"/>
+                <w:u w:val="none"/>
+                <w:strike w:val="false"/>
+                <w:sz w:val="20"/>
+                <w:szCs w:val="20"/>
+                <w:color w:val="000000"/>
+              </w:rPr>
+              <w:t xml:space="preserve">- Case studies and video examples illustrate real-world consequences of offense-supportive cognitions, bridging the gap between perceived justification and actual harm.</w:t>
             </w:r>
           </w:p>
         </w:tc>
@@ -2213,19 +1823,6 @@
                 <w:szCs w:val="20"/>
                 <w:color w:val="000000"/>
               </w:rPr>
-              <w:br/>
-            </w:r>
-            <w:r>
-              <w:rPr>
-                <w:rFonts w:ascii="DejaVu Sans" w:hAnsi="DejaVu Sans" w:eastAsia="DejaVu Sans" w:cs="DejaVu Sans"/>
-                <w:i w:val="false"/>
-                <w:b w:val="false"/>
-                <w:u w:val="none"/>
-                <w:strike w:val="false"/>
-                <w:sz w:val="20"/>
-                <w:szCs w:val="20"/>
-                <w:color w:val="000000"/>
-              </w:rPr>
               <w:t xml:space="preserve">- Adaptive: Psycho-education provides foundational knowledge on nutrition, digestion; the participant mus choose three out of six nutrition styles.</w:t>
             </w:r>
             <w:r>
@@ -2252,33 +1849,7 @@
                 <w:szCs w:val="20"/>
                 <w:color w:val="000000"/>
               </w:rPr>
-              <w:br/>
-            </w:r>
-            <w:r>
-              <w:rPr>
-                <w:rFonts w:ascii="DejaVu Sans" w:hAnsi="DejaVu Sans" w:eastAsia="DejaVu Sans" w:cs="DejaVu Sans"/>
-                <w:i w:val="false"/>
-                <w:b w:val="false"/>
-                <w:u w:val="none"/>
-                <w:strike w:val="false"/>
-                <w:sz w:val="20"/>
-                <w:szCs w:val="20"/>
-                <w:color w:val="000000"/>
-              </w:rPr>
               <w:t xml:space="preserve">- Through guided exercises, participants explore ethical, health, and environmental motivations for three out of 6 different nutrition types (e.g. plant-based diets, fostering empathy and prosocial decision-making).</w:t>
-            </w:r>
-            <w:r>
-              <w:rPr>
-                <w:rFonts w:ascii="DejaVu Sans" w:hAnsi="DejaVu Sans" w:eastAsia="DejaVu Sans" w:cs="DejaVu Sans"/>
-                <w:i w:val="false"/>
-                <w:b w:val="false"/>
-                <w:u w:val="none"/>
-                <w:strike w:val="false"/>
-                <w:sz w:val="20"/>
-                <w:szCs w:val="20"/>
-                <w:color w:val="000000"/>
-              </w:rPr>
-              <w:br/>
             </w:r>
             <w:r>
               <w:rPr>
@@ -2444,19 +2015,6 @@
                 <w:szCs w:val="20"/>
                 <w:color w:val="000000"/>
               </w:rPr>
-              <w:br/>
-            </w:r>
-            <w:r>
-              <w:rPr>
-                <w:rFonts w:ascii="DejaVu Sans" w:hAnsi="DejaVu Sans" w:eastAsia="DejaVu Sans" w:cs="DejaVu Sans"/>
-                <w:i w:val="false"/>
-                <w:b w:val="false"/>
-                <w:u w:val="none"/>
-                <w:strike w:val="false"/>
-                <w:sz w:val="20"/>
-                <w:szCs w:val="20"/>
-                <w:color w:val="000000"/>
-              </w:rPr>
               <w:t xml:space="preserve">- Psycho-education focus on the differentiation between healthy and problematic sexual interests and on how sexual preoccupation can increase reoffending risk.</w:t>
             </w:r>
             <w:r>
@@ -2483,19 +2041,6 @@
                 <w:szCs w:val="20"/>
                 <w:color w:val="000000"/>
               </w:rPr>
-              <w:br/>
-            </w:r>
-            <w:r>
-              <w:rPr>
-                <w:rFonts w:ascii="DejaVu Sans" w:hAnsi="DejaVu Sans" w:eastAsia="DejaVu Sans" w:cs="DejaVu Sans"/>
-                <w:i w:val="false"/>
-                <w:b w:val="false"/>
-                <w:u w:val="none"/>
-                <w:strike w:val="false"/>
-                <w:sz w:val="20"/>
-                <w:szCs w:val="20"/>
-                <w:color w:val="000000"/>
-              </w:rPr>
               <w:t xml:space="preserve">- The module addresses emotional congruence with children as a potential risk-factor, emphasizing the importance of maintaining emotional and physical boundaries between oneself and children to reduce relapse potential (relapse prevention).</w:t>
             </w:r>
             <w:r>
@@ -2522,33 +2067,7 @@
                 <w:szCs w:val="20"/>
                 <w:color w:val="000000"/>
               </w:rPr>
-              <w:br/>
-            </w:r>
-            <w:r>
-              <w:rPr>
-                <w:rFonts w:ascii="DejaVu Sans" w:hAnsi="DejaVu Sans" w:eastAsia="DejaVu Sans" w:cs="DejaVu Sans"/>
-                <w:i w:val="false"/>
-                <w:b w:val="false"/>
-                <w:u w:val="none"/>
-                <w:strike w:val="false"/>
-                <w:sz w:val="20"/>
-                <w:szCs w:val="20"/>
-                <w:color w:val="000000"/>
-              </w:rPr>
-              <w:t xml:space="preserve">- Cognitive restructuring techniques are used to challenge distorted beliefs about sexual behavior, fostering insight and promoting adaptive, non-harmful thought patterns.</w:t>
-            </w:r>
-            <w:r>
-              <w:rPr>
-                <w:rFonts w:ascii="DejaVu Sans" w:hAnsi="DejaVu Sans" w:eastAsia="DejaVu Sans" w:cs="DejaVu Sans"/>
-                <w:i w:val="false"/>
-                <w:b w:val="false"/>
-                <w:u w:val="none"/>
-                <w:strike w:val="false"/>
-                <w:sz w:val="20"/>
-                <w:szCs w:val="20"/>
-                <w:color w:val="000000"/>
-              </w:rPr>
-              <w:br/>
+              <w:t xml:space="preserve">- Cognitive restructuring techniques are used to challenge offense-supportive cognitions about sexual behavior, fostering insight and promoting adaptive, non-harmful thought patterns.</w:t>
             </w:r>
             <w:r>
               <w:rPr>
@@ -2654,19 +2173,6 @@
                 <w:szCs w:val="20"/>
                 <w:color w:val="000000"/>
               </w:rPr>
-              <w:br/>
-            </w:r>
-            <w:r>
-              <w:rPr>
-                <w:rFonts w:ascii="DejaVu Sans" w:hAnsi="DejaVu Sans" w:eastAsia="DejaVu Sans" w:cs="DejaVu Sans"/>
-                <w:i w:val="false"/>
-                <w:b w:val="false"/>
-                <w:u w:val="none"/>
-                <w:strike w:val="false"/>
-                <w:sz w:val="20"/>
-                <w:szCs w:val="20"/>
-                <w:color w:val="000000"/>
-              </w:rPr>
               <w:t xml:space="preserve">- Psychological well-being is distinguished from happiness, focusing on meaning, inner balance, and personal growth, explored through reflections on identity, nature, music, and laughter.</w:t>
             </w:r>
             <w:r>
@@ -2693,33 +2199,7 @@
                 <w:szCs w:val="20"/>
                 <w:color w:val="000000"/>
               </w:rPr>
-              <w:br/>
-            </w:r>
-            <w:r>
-              <w:rPr>
-                <w:rFonts w:ascii="DejaVu Sans" w:hAnsi="DejaVu Sans" w:eastAsia="DejaVu Sans" w:cs="DejaVu Sans"/>
-                <w:i w:val="false"/>
-                <w:b w:val="false"/>
-                <w:u w:val="none"/>
-                <w:strike w:val="false"/>
-                <w:sz w:val="20"/>
-                <w:szCs w:val="20"/>
-                <w:color w:val="000000"/>
-              </w:rPr>
               <w:t xml:space="preserve">- Participants challenge the myth of universal well-being, recognizing its subjective nature and the importance of personal values, identity, and life context in shaping health and satisfaction.</w:t>
-            </w:r>
-            <w:r>
-              <w:rPr>
-                <w:rFonts w:ascii="DejaVu Sans" w:hAnsi="DejaVu Sans" w:eastAsia="DejaVu Sans" w:cs="DejaVu Sans"/>
-                <w:i w:val="false"/>
-                <w:b w:val="false"/>
-                <w:u w:val="none"/>
-                <w:strike w:val="false"/>
-                <w:sz w:val="20"/>
-                <w:szCs w:val="20"/>
-                <w:color w:val="000000"/>
-              </w:rPr>
-              <w:br/>
             </w:r>
             <w:r>
               <w:rPr>
